--- a/xiquimvargasmanuais/06_Matriz_Acessos_Responsabilidades_AutonomIA_ERP_2.2.1.docx
+++ b/xiquimvargasmanuais/06_Matriz_Acessos_Responsabilidades_AutonomIA_ERP_2.2.1.docx
@@ -1,5 +1,70 @@
 
-<file path=word/document.xml><?xml version="1.0" encoding="utf-8"?>
+<file path=customXml\item1.xml><?xml version="1.0" encoding="utf-8"?>
+<b:Sources xmlns:b="http://schemas.openxmlformats.org/officeDocument/2006/bibliography" xmlns="http://schemas.openxmlformats.org/officeDocument/2006/bibliography" SelectedStyle="/APA.XSL" StyleName="APA"/>
+</file>
+
+<file path=customXml\itemProps1.xml><?xml version="1.0" encoding="utf-8"?>
+<ds:datastoreItem xmlns:ds="http://schemas.openxmlformats.org/officeDocument/2006/customXml" ds:itemID="{EF278816-EC6F-A645-907D-7F25AECB1D4A}">
+  <ds:schemaRefs>
+    <ds:schemaRef ds:uri="http://schemas.openxmlformats.org/officeDocument/2006/bibliography"/>
+  </ds:schemaRefs>
+</ds:datastoreItem>
+</file>
+
+<file path=docProps\app.xml><?xml version="1.0" encoding="utf-8"?>
+<Properties xmlns="http://schemas.openxmlformats.org/officeDocument/2006/extended-properties" xmlns:vt="http://schemas.openxmlformats.org/officeDocument/2006/docPropsVTypes">
+  <Template>Normal.dotm</Template>
+  <TotalTime>0</TotalTime>
+  <Pages>1</Pages>
+  <Words>0</Words>
+  <Characters>0</Characters>
+  <Application>Microsoft Macintosh Word</Application>
+  <DocSecurity>0</DocSecurity>
+  <Lines>0</Lines>
+  <Paragraphs>0</Paragraphs>
+  <ScaleCrop>false</ScaleCrop>
+  <HeadingPairs>
+    <vt:vector size="2" baseType="variant">
+      <vt:variant>
+        <vt:lpstr>Title</vt:lpstr>
+      </vt:variant>
+      <vt:variant>
+        <vt:i4>1</vt:i4>
+      </vt:variant>
+    </vt:vector>
+  </HeadingPairs>
+  <TitlesOfParts>
+    <vt:vector size="1" baseType="lpstr">
+      <vt:lpstr/>
+    </vt:vector>
+  </TitlesOfParts>
+  <Manager/>
+  <Company/>
+  <LinksUpToDate>false</LinksUpToDate>
+  <CharactersWithSpaces>0</CharactersWithSpaces>
+  <SharedDoc>false</SharedDoc>
+  <HyperlinkBase/>
+  <HyperlinksChanged>false</HyperlinksChanged>
+  <AppVersion>14.0000</AppVersion>
+</Properties>
+</file>
+
+<file path=docProps\core.xml><?xml version="1.0" encoding="utf-8"?>
+<cp:coreProperties xmlns:cp="http://schemas.openxmlformats.org/package/2006/metadata/core-properties" xmlns:dc="http://purl.org/dc/elements/1.1/" xmlns:dcterms="http://purl.org/dc/terms/" xmlns:dcmitype="http://purl.org/dc/dcmitype/" xmlns:xsi="http://www.w3.org/2001/XMLSchema-instance">
+  <dc:title/>
+  <dc:subject/>
+  <dc:creator>python-docx</dc:creator>
+  <cp:keywords/>
+  <dc:description>generated by python-docx</dc:description>
+  <cp:lastModifiedBy/>
+  <cp:revision>1</cp:revision>
+  <dcterms:created xsi:type="dcterms:W3CDTF">2013-12-23T23:15:00Z</dcterms:created>
+  <dcterms:modified xsi:type="dcterms:W3CDTF">2013-12-23T23:15:00Z</dcterms:modified>
+  <cp:category/>
+</cp:coreProperties>
+</file>
+
+<file path=word\document.xml><?xml version="1.0" encoding="utf-8"?>
 <w:document xmlns:wpc="http://schemas.microsoft.com/office/word/2010/wordprocessingCanvas" xmlns:mo="http://schemas.microsoft.com/office/mac/office/2008/main" xmlns:mc="http://schemas.openxmlformats.org/markup-compatibility/2006" xmlns:mv="urn:schemas-microsoft-com:mac:vml" xmlns:o="urn:schemas-microsoft-com:office:office" xmlns:r="http://schemas.openxmlformats.org/officeDocument/2006/relationships" xmlns:m="http://schemas.openxmlformats.org/math" xmlns:v="urn:schemas-microsoft-com:vml" xmlns:wp14="http://schemas.microsoft.com/office/word/2010/wordprocessingDrawing" xmlns:wp="http://schemas.openxmlformats.org/drawingml/2006/wordprocessingDrawing" xmlns:w10="urn:schemas-microsoft-com:office:word" xmlns:w="http://schemas.openxmlformats.org/wordprocessingml/2006/main" xmlns:w14="http://schemas.microsoft.com/office/word/2010/wordml" xmlns:wpg="http://schemas.microsoft.com/office/word/2010/wordprocessingGroup" xmlns:wpi="http://schemas.microsoft.com/office/word/2010/wordprocessingInk" xmlns:wne="http://schemas.microsoft.com/office/word/2006/wordml" xmlns:wps="http://schemas.microsoft.com/office/word/2010/wordprocessingShape" mc:Ignorable="w14 wp14">
   <w:body>
     <w:p>
@@ -3891,7 +3956,70 @@
 </w:document>
 </file>
 
-<file path=word/footer1.xml><?xml version="1.0" encoding="utf-8"?>
+<file path=word\fontTable.xml><?xml version="1.0" encoding="utf-8"?>
+<w:fonts xmlns:mc="http://schemas.openxmlformats.org/markup-compatibility/2006" xmlns:r="http://schemas.openxmlformats.org/officeDocument/2006/relationships" xmlns:w="http://schemas.openxmlformats.org/wordprocessingml/2006/main" xmlns:w14="http://schemas.microsoft.com/office/word/2010/wordml" mc:Ignorable="w14">
+  <w:font w:name="Symbol">
+    <w:panose1 w:val="00000000000000000000"/>
+    <w:charset w:val="02"/>
+    <w:family w:val="auto"/>
+    <w:pitch w:val="variable"/>
+    <w:sig w:usb0="00000000" w:usb1="10000000" w:usb2="00000000" w:usb3="00000000" w:csb0="80000000" w:csb1="00000000"/>
+  </w:font>
+  <w:font w:name="Times New Roman">
+    <w:panose1 w:val="02020603050405020304"/>
+    <w:charset w:val="00"/>
+    <w:family w:val="auto"/>
+    <w:pitch w:val="variable"/>
+    <w:sig w:usb0="E0002AFF" w:usb1="C0007841" w:usb2="00000009" w:usb3="00000000" w:csb0="000001FF" w:csb1="00000000"/>
+  </w:font>
+  <w:font w:name="Cambria">
+    <w:panose1 w:val="02040503050406030204"/>
+    <w:charset w:val="00"/>
+    <w:family w:val="auto"/>
+    <w:pitch w:val="variable"/>
+    <w:sig w:usb0="E00002FF" w:usb1="400004FF" w:usb2="00000000" w:usb3="00000000" w:csb0="0000019F" w:csb1="00000000"/>
+  </w:font>
+  <w:font w:name="ＭＳ 明朝">
+    <w:panose1 w:val="00000000000000000000"/>
+    <w:charset w:val="80"/>
+    <w:family w:val="roman"/>
+    <w:notTrueType/>
+    <w:pitch w:val="fixed"/>
+    <w:sig w:usb0="00000001" w:usb1="08070000" w:usb2="00000010" w:usb3="00000000" w:csb0="00020000" w:csb1="00000000"/>
+  </w:font>
+  <w:font w:name="Calibri">
+    <w:panose1 w:val="020F0502020204030204"/>
+    <w:charset w:val="00"/>
+    <w:family w:val="auto"/>
+    <w:pitch w:val="variable"/>
+    <w:sig w:usb0="E10002FF" w:usb1="4000ACFF" w:usb2="00000009" w:usb3="00000000" w:csb0="0000019F" w:csb1="00000000"/>
+  </w:font>
+  <w:font w:name="ＭＳ ゴシック">
+    <w:panose1 w:val="00000000000000000000"/>
+    <w:charset w:val="80"/>
+    <w:family w:val="modern"/>
+    <w:notTrueType/>
+    <w:pitch w:val="fixed"/>
+    <w:sig w:usb0="00000001" w:usb1="08070000" w:usb2="00000010" w:usb3="00000000" w:csb0="00020000" w:csb1="00000000"/>
+  </w:font>
+  <w:font w:name="Courier">
+    <w:panose1 w:val="02000500000000000000"/>
+    <w:charset w:val="00"/>
+    <w:family w:val="auto"/>
+    <w:pitch w:val="variable"/>
+    <w:sig w:usb0="00000003" w:usb1="00000000" w:usb2="00000000" w:usb3="00000000" w:csb0="00000001" w:csb1="00000000"/>
+  </w:font>
+  <w:font w:name="Arial">
+    <w:panose1 w:val="020B0604020202020204"/>
+    <w:charset w:val="00"/>
+    <w:family w:val="auto"/>
+    <w:pitch w:val="variable"/>
+    <w:sig w:usb0="E0002AFF" w:usb1="C0007843" w:usb2="00000009" w:usb3="00000000" w:csb0="000001FF" w:csb1="00000000"/>
+  </w:font>
+</w:fonts>
+</file>
+
+<file path=word\footer1.xml><?xml version="1.0" encoding="utf-8"?>
 <w:ftr xmlns:m="http://schemas.openxmlformats.org/officeDocument/2006/math" xmlns:mc="http://schemas.openxmlformats.org/markup-compatibility/2006" xmlns:mo="http://schemas.microsoft.com/office/mac/office/2008/main" xmlns:mv="urn:schemas-microsoft-com:mac:vml" xmlns:o="urn:schemas-microsoft-com:office:office" xmlns:r="http://schemas.openxmlformats.org/officeDocument/2006/relationships" xmlns:v="urn:schemas-microsoft-com:vml" xmlns:w10="urn:schemas-microsoft-com:office:word" xmlns:w14="http://schemas.microsoft.com/office/word/2010/wordml" xmlns:w="http://schemas.openxmlformats.org/wordprocessingml/2006/main" xmlns:wne="http://schemas.microsoft.com/office/word/2006/wordml" xmlns:wp14="http://schemas.microsoft.com/office/word/2010/wordprocessingDrawing" xmlns:wp="http://schemas.openxmlformats.org/drawingml/2006/wordprocessingDrawing" xmlns:wpc="http://schemas.microsoft.com/office/word/2010/wordprocessingCanvas" xmlns:wpg="http://schemas.microsoft.com/office/word/2010/wordprocessingGroup" xmlns:wpi="http://schemas.microsoft.com/office/word/2010/wordprocessingInk" xmlns:wps="http://schemas.microsoft.com/office/word/2010/wordprocessingShape" mc:Ignorable="w14 wp14">
   <w:p>
     <w:pPr>
@@ -3911,7 +4039,7 @@
 </w:ftr>
 </file>
 
-<file path=word/header1.xml><?xml version="1.0" encoding="utf-8"?>
+<file path=word\header1.xml><?xml version="1.0" encoding="utf-8"?>
 <w:hdr xmlns:m="http://schemas.openxmlformats.org/officeDocument/2006/math" xmlns:mc="http://schemas.openxmlformats.org/markup-compatibility/2006" xmlns:mo="http://schemas.microsoft.com/office/mac/office/2008/main" xmlns:mv="urn:schemas-microsoft-com:mac:vml" xmlns:o="urn:schemas-microsoft-com:office:office" xmlns:r="http://schemas.openxmlformats.org/officeDocument/2006/relationships" xmlns:v="urn:schemas-microsoft-com:vml" xmlns:w10="urn:schemas-microsoft-com:office:word" xmlns:w14="http://schemas.microsoft.com/office/word/2010/wordml" xmlns:w="http://schemas.openxmlformats.org/wordprocessingml/2006/main" xmlns:wne="http://schemas.microsoft.com/office/word/2006/wordml" xmlns:wp14="http://schemas.microsoft.com/office/word/2010/wordprocessingDrawing" xmlns:wp="http://schemas.openxmlformats.org/drawingml/2006/wordprocessingDrawing" xmlns:wpc="http://schemas.microsoft.com/office/word/2010/wordprocessingCanvas" xmlns:wpg="http://schemas.microsoft.com/office/word/2010/wordprocessingGroup" xmlns:wpi="http://schemas.microsoft.com/office/word/2010/wordprocessingInk" xmlns:wps="http://schemas.microsoft.com/office/word/2010/wordprocessingShape" mc:Ignorable="w14 wp14">
   <w:p>
     <w:pPr>
@@ -3976,7 +4104,7 @@
 </w:hdr>
 </file>
 
-<file path=word/numbering.xml><?xml version="1.0" encoding="utf-8"?>
+<file path=word\numbering.xml><?xml version="1.0" encoding="utf-8"?>
 <w:numbering xmlns:wpc="http://schemas.microsoft.com/office/word/2010/wordprocessingCanvas" xmlns:mo="http://schemas.microsoft.com/office/mac/office/2008/main" xmlns:mc="http://schemas.openxmlformats.org/markup-compatibility/2006" xmlns:mv="urn:schemas-microsoft-com:mac:vml" xmlns:o="urn:schemas-microsoft-com:office:office" xmlns:r="http://schemas.openxmlformats.org/officeDocument/2006/relationships" xmlns:m="http://schemas.openxmlformats.org/officeDocument/2006/math" xmlns:v="urn:schemas-microsoft-com:vml" xmlns:wp14="http://schemas.microsoft.com/office/word/2010/wordprocessingDrawing" xmlns:wp="http://schemas.openxmlformats.org/drawingml/2006/wordprocessingDrawing" xmlns:w10="urn:schemas-microsoft-com:office:word" xmlns:w="http://schemas.openxmlformats.org/wordprocessingml/2006/main" xmlns:w14="http://schemas.microsoft.com/office/word/2010/wordml" xmlns:wpg="http://schemas.microsoft.com/office/word/2010/wordprocessingGroup" xmlns:wpi="http://schemas.microsoft.com/office/word/2010/wordprocessingInk" xmlns:wne="http://schemas.microsoft.com/office/word/2006/wordml" xmlns:wps="http://schemas.microsoft.com/office/word/2010/wordprocessingShape" mc:Ignorable="w14 wp14">
   <w:abstractNum w:abstractNumId="0">
     <w:nsid w:val="FFFFFF7C"/>
@@ -4179,7 +4307,62 @@
 </w:numbering>
 </file>
 
-<file path=word/styles.xml><?xml version="1.0" encoding="utf-8"?>
+<file path=word\settings.xml><?xml version="1.0" encoding="utf-8"?>
+<w:settings xmlns:mc="http://schemas.openxmlformats.org/markup-compatibility/2006" xmlns:o="urn:schemas-microsoft-com:office:office" xmlns:r="http://schemas.openxmlformats.org/officeDocument/2006/relationships" xmlns:m="http://schemas.openxmlformats.org/officeDocument/2006/math" xmlns:v="urn:schemas-microsoft-com:vml" xmlns:w10="urn:schemas-microsoft-com:office:word" xmlns:w="http://schemas.openxmlformats.org/wordprocessingml/2006/main" xmlns:w14="http://schemas.microsoft.com/office/word/2010/wordml" xmlns:sl="http://schemas.openxmlformats.org/schemaLibrary/2006/main" mc:Ignorable="w14">
+  <w:zoom w:val="bestFit"/>
+  <w:proofState w:spelling="clean" w:grammar="clean"/>
+  <w:defaultTabStop w:val="720"/>
+  <w:characterSpacingControl w:val="doNotCompress"/>
+  <w:savePreviewPicture/>
+  <w:compat>
+    <w:useFELayout/>
+    <w:compatSetting w:name="compatibilityMode" w:uri="http://schemas.microsoft.com/office/word" w:val="14"/>
+    <w:compatSetting w:name="overrideTableStyleFontSizeAndJustification" w:uri="http://schemas.microsoft.com/office/word" w:val="1"/>
+    <w:compatSetting w:name="enableOpenTypeFeatures" w:uri="http://schemas.microsoft.com/office/word" w:val="1"/>
+    <w:compatSetting w:name="doNotFlipMirrorIndents" w:uri="http://schemas.microsoft.com/office/word" w:val="1"/>
+  </w:compat>
+  <w:rsids>
+    <w:rsidRoot w:val="00B47730"/>
+    <w:rsid w:val="00034616"/>
+    <w:rsid w:val="0006063C"/>
+    <w:rsid w:val="0015074B"/>
+    <w:rsid w:val="0029639D"/>
+    <w:rsid w:val="00326F90"/>
+    <w:rsid w:val="00AA1D8D"/>
+    <w:rsid w:val="00B47730"/>
+    <w:rsid w:val="00CB0664"/>
+    <w:rsid w:val="00FC693F"/>
+  </w:rsids>
+  <m:mathPr>
+    <m:mathFont m:val="Cambria Math"/>
+    <m:brkBin m:val="before"/>
+    <m:brkBinSub m:val="--"/>
+    <m:smallFrac m:val="0"/>
+    <m:dispDef/>
+    <m:lMargin m:val="0"/>
+    <m:rMargin m:val="0"/>
+    <m:defJc m:val="centerGroup"/>
+    <m:wrapIndent m:val="1440"/>
+    <m:intLim m:val="subSup"/>
+    <m:naryLim m:val="undOvr"/>
+  </m:mathPr>
+  <w:themeFontLang w:val="en-US" w:eastAsia="ja-JP"/>
+  <w:clrSchemeMapping w:bg1="light1" w:t1="dark1" w:bg2="light2" w:t2="dark2" w:accent1="accent1" w:accent2="accent2" w:accent3="accent3" w:accent4="accent4" w:accent5="accent5" w:accent6="accent6" w:hyperlink="hyperlink" w:followedHyperlink="followedHyperlink"/>
+  <w:doNotAutoCompressPictures/>
+  <w:shapeDefaults>
+    <o:shapedefaults v:ext="edit" spidmax="1027"/>
+    <o:shapelayout v:ext="edit">
+      <o:idmap v:ext="edit" data="1"/>
+    </o:shapelayout>
+  </w:shapeDefaults>
+  <w:decimalSymbol w:val="."/>
+  <w:listSeparator w:val=","/>
+  <w14:docId w14:val="24062061"/>
+  <w14:defaultImageDpi w14:val="300"/>
+</w:settings>
+</file>
+
+<file path=word\styles.xml><?xml version="1.0" encoding="utf-8"?>
 <w:styles xmlns:mc="http://schemas.openxmlformats.org/markup-compatibility/2006" xmlns:r="http://schemas.openxmlformats.org/officeDocument/2006/relationships" xmlns:w="http://schemas.openxmlformats.org/wordprocessingml/2006/main" xmlns:w14="http://schemas.microsoft.com/office/word/2010/wordml" mc:Ignorable="w14">
   <w:docDefaults>
     <w:rPrDefault>
@@ -16029,7 +16212,7 @@
 </w:styles>
 </file>
 
-<file path=word/stylesWithEffects.xml><?xml version="1.0" encoding="utf-8"?>
+<file path=word\stylesWithEffects.xml><?xml version="1.0" encoding="utf-8"?>
 <w:styles xmlns:wpc="http://schemas.microsoft.com/office/word/2010/wordprocessingCanvas" xmlns:mo="http://schemas.microsoft.com/office/mac/office/2008/main" xmlns:mc="http://schemas.openxmlformats.org/markup-compatibility/2006" xmlns:mv="urn:schemas-microsoft-com:mac:vml" xmlns:o="urn:schemas-microsoft-com:office:office" xmlns:r="http://schemas.openxmlformats.org/officeDocument/2006/relationships" xmlns:m="http://schemas.openxmlformats.org/officeDocument/2006/math" xmlns:v="urn:schemas-microsoft-com:vml" xmlns:wp14="http://schemas.microsoft.com/office/word/2010/wordprocessingDrawing" xmlns:wp="http://schemas.openxmlformats.org/drawingml/2006/wordprocessingDrawing" xmlns:w10="urn:schemas-microsoft-com:office:word" xmlns:w="http://schemas.openxmlformats.org/wordprocessingml/2006/main" xmlns:w14="http://schemas.microsoft.com/office/word/2010/wordml" xmlns:wpg="http://schemas.microsoft.com/office/word/2010/wordprocessingGroup" xmlns:wpi="http://schemas.microsoft.com/office/word/2010/wordprocessingInk" xmlns:wne="http://schemas.microsoft.com/office/word/2006/wordml" xmlns:wps="http://schemas.microsoft.com/office/word/2010/wordprocessingShape" mc:Ignorable="w14 wp14">
   <w:docDefaults>
     <w:rPrDefault>
@@ -27831,7 +28014,7 @@
 </w:styles>
 </file>
 
-<file path=word/theme/theme1.xml><?xml version="1.0" encoding="utf-8"?>
+<file path=word\theme\theme1.xml><?xml version="1.0" encoding="utf-8"?>
 <a:theme xmlns:a="http://schemas.openxmlformats.org/drawingml/2006/main" name="Office Theme">
   <a:themeElements>
     <a:clrScheme name="Office">
@@ -28151,14 +28334,9 @@
 </a:theme>
 </file>
 
-<file path=customXml/item1.xml><?xml version="1.0" encoding="utf-8"?>
-<b:Sources xmlns:b="http://schemas.openxmlformats.org/officeDocument/2006/bibliography" xmlns="http://schemas.openxmlformats.org/officeDocument/2006/bibliography" SelectedStyle="/APA.XSL" StyleName="APA"/>
-</file>
-
-<file path=customXml/itemProps1.xml><?xml version="1.0" encoding="utf-8"?>
-<ds:datastoreItem xmlns:ds="http://schemas.openxmlformats.org/officeDocument/2006/customXml" ds:itemID="{EF278816-EC6F-A645-907D-7F25AECB1D4A}">
-  <ds:schemaRefs>
-    <ds:schemaRef ds:uri="http://schemas.openxmlformats.org/officeDocument/2006/bibliography"/>
-  </ds:schemaRefs>
-</ds:datastoreItem>
+<file path=word\webSettings.xml><?xml version="1.0" encoding="utf-8"?>
+<w:webSettings xmlns:mc="http://schemas.openxmlformats.org/markup-compatibility/2006" xmlns:r="http://schemas.openxmlformats.org/officeDocument/2006/relationships" xmlns:w="http://schemas.openxmlformats.org/wordprocessingml/2006/main" xmlns:w14="http://schemas.microsoft.com/office/word/2010/wordml" mc:Ignorable="w14">
+  <w:allowPNG/>
+  <w:doNotSaveAsSingleFile/>
+</w:webSettings>
 </file>
--- a/xiquimvargasmanuais/06_Matriz_Acessos_Responsabilidades_AutonomIA_ERP_2.2.1.docx
+++ b/xiquimvargasmanuais/06_Matriz_Acessos_Responsabilidades_AutonomIA_ERP_2.2.1.docx
@@ -108,276 +108,192 @@
     </w:p>
     <w:p>
       <w:pPr>
-        <w:jc w:val="center"/>
+        <w:pStyle w:val="Heading1"/>
+        <w:spacing w:before="280" w:after="120"/>
       </w:pPr>
       <w:r>
         <w:rPr>
-          <w:rFonts w:ascii="Calibri" w:hAnsi="Calibri" w:eastAsia="Calibri"/>
           <w:b/>
           <w:color w:val="061A4F"/>
-          <w:sz w:val="28"/>
+          <w:sz w:val="32"/>
         </w:rPr>
-        <w:t>AUTONOMIA SYSTEMS</w:t>
+        <w:t xml:space="preserve">AUTONOMIA SYSTEMS — MATRIZ DE ACESSOS E RESPONSABILIDADES</w:t>
       </w:r>
     </w:p>
     <w:p>
       <w:pPr>
-        <w:jc w:val="center"/>
+        <w:spacing w:after="120" w:line="260" w:lineRule="auto"/>
       </w:pPr>
       <w:r>
         <w:rPr>
-          <w:rFonts w:ascii="Calibri" w:hAnsi="Calibri" w:eastAsia="Calibri"/>
           <w:b/>
           <w:color w:val="061A4F"/>
-          <w:sz w:val="44"/>
+          <w:sz w:val="22"/>
         </w:rPr>
-        <w:t>Matriz de Acessos e Responsabilidades</w:t>
+        <w:t xml:space="preserve">Governança de Perfis, Controle Granular de Permissões (RBAC) e Matriz RACI</w:t>
       </w:r>
     </w:p>
     <w:p>
       <w:pPr>
-        <w:jc w:val="center"/>
+        <w:spacing w:after="120" w:line="260" w:lineRule="auto"/>
       </w:pPr>
       <w:r>
         <w:rPr>
-          <w:rFonts w:ascii="Calibri" w:hAnsi="Calibri" w:eastAsia="Calibri"/>
-          <w:b w:val="0"/>
-          <w:color w:val="555555"/>
-          <w:sz w:val="24"/>
+          <w:b/>
+          <w:color w:val="061A4F"/>
+          <w:sz w:val="22"/>
         </w:rPr>
-        <w:t>GovernanÃ§a de perfis, controle granular de permissÃµes e matriz RACI</w:t>
+        <w:t xml:space="preserve">Versão:</w:t>
+      </w:r>
+      <w:r>
+        <w:rPr>
+          <w:color w:val="333333"/>
+          <w:sz w:val="22"/>
+        </w:rPr>
+        <w:t xml:space="preserve"> 2.2.1 / 1.8.2 Delivery Hardened | </w:t>
+      </w:r>
+      <w:r>
+        <w:rPr>
+          <w:b/>
+          <w:color w:val="061A4F"/>
+          <w:sz w:val="22"/>
+        </w:rPr>
+        <w:t xml:space="preserve">Data:</w:t>
+      </w:r>
+      <w:r>
+        <w:rPr>
+          <w:color w:val="333333"/>
+          <w:sz w:val="22"/>
+        </w:rPr>
+        <w:t xml:space="preserve"> Outubro de 2026</w:t>
       </w:r>
     </w:p>
     <w:p>
       <w:pPr>
-        <w:jc w:val="center"/>
+        <w:pStyle w:val="Heading2"/>
+        <w:spacing w:before="220" w:after="100"/>
       </w:pPr>
       <w:r>
         <w:rPr>
-          <w:rFonts w:ascii="Calibri" w:hAnsi="Calibri" w:eastAsia="Calibri"/>
           <w:b/>
-          <w:color w:val="0B3D91"/>
-          <w:sz w:val="22"/>
+          <w:color w:val="FD5E02"/>
+          <w:sz w:val="26"/>
         </w:rPr>
-        <w:t>VersÃ£o 2.2.1  Â·  Outubro de 2026</w:t>
+        <w:t xml:space="preserve">1. MAPEAMENTO DE PERFIS E APLICATIVOS DEDICADOS</w:t>
       </w:r>
     </w:p>
     <w:p>
       <w:pPr>
-        <w:jc w:val="center"/>
+        <w:spacing w:after="120" w:line="260" w:lineRule="auto"/>
       </w:pPr>
       <w:r>
         <w:rPr>
-          <w:rFonts w:ascii="Calibri" w:hAnsi="Calibri" w:eastAsia="Calibri"/>
-          <w:b w:val="0"/>
-          <w:color w:val="555555"/>
-          <w:sz w:val="20"/>
-        </w:rPr>
-        <w:t>Documento oficial de entrega de software</w:t>
-      </w:r>
-    </w:p>
-    <w:p>
-      <w:r>
-        <w:br w:type="page"/>
-      </w:r>
-    </w:p>
-    <w:p>
-      <w:pPr>
-        <w:spacing w:before="240" w:after="160"/>
-      </w:pPr>
-      <w:r>
-        <w:rPr>
-          <w:rFonts w:ascii="Calibri" w:hAnsi="Calibri" w:eastAsia="Calibri"/>
-          <w:b/>
-          <w:color w:val="061A4F"/>
-          <w:sz w:val="36"/>
-        </w:rPr>
-        <w:t>1. PrincÃ­pios de GovernanÃ§a e SeguranÃ§a</w:t>
-      </w:r>
-    </w:p>
-    <w:p>
-      <w:pPr>
-        <w:spacing w:after="120" w:line="276" w:lineRule="auto"/>
-      </w:pPr>
-      <w:r>
-        <w:rPr>
-          <w:rFonts w:ascii="Calibri" w:hAnsi="Calibri" w:eastAsia="Calibri"/>
-          <w:b w:val="0"/>
           <w:color w:val="333333"/>
           <w:sz w:val="22"/>
         </w:rPr>
-        <w:t xml:space="preserve">A seguranÃ§a da informaÃ§Ã£o e a governanÃ§a operacional do ERP AutonomIA baseiam-se em rigorosos controles de autenticaÃ§Ã£o, autorizaÃ§Ã£o e segregaÃ§Ã£o de funÃ§Ãµes (SoD - Segregation of Duties), assegurando que cada colaborador atue exclusivamente dentro de sua esfera de competÃªncia:</w:t>
+        <w:t xml:space="preserve">O sistema adota o modelo de Controle de Acesso Baseado em Papéis (RBAC - Role-Based Access Control) estritamente integrado aos 4 aplicativos nativos e interfaces web. Cada colaborador atua sob um perfil delimitado, sem interferência em dados fora de sua alçada operacional:</w:t>
       </w:r>
     </w:p>
-    <w:p>
-      <w:pPr>
-        <w:pStyle w:val="ListBullet"/>
-        <w:spacing w:after="80" w:line="260" w:lineRule="auto"/>
-      </w:pPr>
-      <w:r>
-        <w:rPr>
-          <w:rFonts w:ascii="Calibri" w:hAnsi="Calibri" w:eastAsia="Calibri"/>
-          <w:b/>
-          <w:color w:val="061A4F"/>
-          <w:sz w:val="22"/>
-        </w:rPr>
-        <w:t xml:space="preserve">â€¢ PrincÃ­pio do Menor PrivilÃ©gio: </w:t>
-      </w:r>
-      <w:r>
-        <w:rPr>
-          <w:rFonts w:ascii="Calibri" w:hAnsi="Calibri" w:eastAsia="Calibri"/>
-          <w:b w:val="0"/>
-          <w:color w:val="333333"/>
-          <w:sz w:val="22"/>
-        </w:rPr>
-        <w:t xml:space="preserve">Cada perfil de usuÃ¡rio possui concessÃ£o estrita para as rotas e interfaces estritamente necessÃ¡rias ao exercÃ­cio de suas funÃ§Ãµes diÃ¡rias.</w:t>
-      </w:r>
-    </w:p>
-    <w:p>
-      <w:pPr>
-        <w:pStyle w:val="ListBullet"/>
-        <w:spacing w:after="80" w:line="260" w:lineRule="auto"/>
-      </w:pPr>
-      <w:r>
-        <w:rPr>
-          <w:rFonts w:ascii="Calibri" w:hAnsi="Calibri" w:eastAsia="Calibri"/>
-          <w:b/>
-          <w:color w:val="061A4F"/>
-          <w:sz w:val="22"/>
-        </w:rPr>
-        <w:t xml:space="preserve">â€¢ RevalidaÃ§Ã£o ContÃ­nua de SessÃ£o: </w:t>
-      </w:r>
-      <w:r>
-        <w:rPr>
-          <w:rFonts w:ascii="Calibri" w:hAnsi="Calibri" w:eastAsia="Calibri"/>
-          <w:b w:val="0"/>
-          <w:color w:val="333333"/>
-          <w:sz w:val="22"/>
-        </w:rPr>
-        <w:t xml:space="preserve">A cada requisiÃ§Ã£o Ã  API, o servidor verifica no banco de dados se a credencial do usuÃ¡rio permanece ativa e se o papel atribuÃ­do possui escopo para a operaÃ§Ã£o solicitada.</w:t>
-      </w:r>
-    </w:p>
-    <w:p>
-      <w:pPr>
-        <w:pStyle w:val="ListBullet"/>
-        <w:spacing w:after="80" w:line="260" w:lineRule="auto"/>
-      </w:pPr>
-      <w:r>
-        <w:rPr>
-          <w:rFonts w:ascii="Calibri" w:hAnsi="Calibri" w:eastAsia="Calibri"/>
-          <w:b/>
-          <w:color w:val="061A4F"/>
-          <w:sz w:val="22"/>
-        </w:rPr>
-        <w:t xml:space="preserve">â€¢ Rastreabilidade CriptogrÃ¡fica Nominal: </w:t>
-      </w:r>
-      <w:r>
-        <w:rPr>
-          <w:rFonts w:ascii="Calibri" w:hAnsi="Calibri" w:eastAsia="Calibri"/>
-          <w:b w:val="0"/>
-          <w:color w:val="333333"/>
-          <w:sz w:val="22"/>
-        </w:rPr>
-        <w:t xml:space="preserve">Todas as transaÃ§Ãµes crÃ­ticas (alteraÃ§Ãµes de preÃ§os, ajustes manuais de estoque, cancelamentos de pedidos, registros de devoluÃ§Ãµes e sangrias de caixa) sÃ£o vinculadas ao ID do usuÃ¡rio na trilha audit_logs com hash SHA-256.</w:t>
-      </w:r>
-    </w:p>
-    <w:p>
-      <w:pPr>
-        <w:spacing w:before="240" w:after="160"/>
-      </w:pPr>
-      <w:r>
-        <w:rPr>
-          <w:rFonts w:ascii="Calibri" w:hAnsi="Calibri" w:eastAsia="Calibri"/>
-          <w:b/>
-          <w:color w:val="061A4F"/>
-          <w:sz w:val="36"/>
-        </w:rPr>
-        <w:t>2. DefiniÃ§Ã£o Detalhada dos Perfis de UsuÃ¡rio</w:t>
-      </w:r>
-    </w:p>
-    <w:p>
-      <w:pPr>
-        <w:spacing w:after="120" w:line="276" w:lineRule="auto"/>
-      </w:pPr>
-      <w:r>
-        <w:rPr>
-          <w:rFonts w:ascii="Calibri" w:hAnsi="Calibri" w:eastAsia="Calibri"/>
-          <w:b w:val="0"/>
-          <w:color w:val="333333"/>
-          <w:sz w:val="22"/>
-        </w:rPr>
-        <w:t xml:space="preserve">O sistema implementa perfis de acesso especializados para cobrir toda a cadeia de valor da empresa:</w:t>
-      </w:r>
-    </w:p>
-    <w:tbl xmlns:w="http://schemas.openxmlformats.org/wordprocessingml/2006/main">
+    <w:tbl>
       <w:tblPr>
         <w:tblStyle w:val="TableGrid"/>
-        <w:tblW w:type="auto" w:w="0"/>
-        <w:tblLook w:firstColumn="1" w:firstRow="1" w:lastColumn="0" w:lastRow="0" w:noHBand="0" w:noVBand="1" w:val="04A0"/>
+        <w:tblW w:w="0" w:type="auto"/>
+        <w:tblLook w:val="04A0"/>
       </w:tblPr>
-      <w:tblGrid>
-        <w:gridCol w:w="2400"/>
-        <w:gridCol w:w="4572"/>
-        <w:gridCol w:w="3000"/>
-      </w:tblGrid>
       <w:tr>
         <w:tc>
           <w:tcPr>
-            <w:tcW w:type="dxa" w:w="2400"/>
-            <w:shd w:fill="0B3D91"/>
+            <w:shd w:val="clear" w:color="auto" w:fill="061A4F"/>
+            <w:tcMar>
+              <w:top w:w="120" w:type="dxa"/>
+              <w:bottom w:w="120" w:type="dxa"/>
+              <w:left w:w="160" w:type="dxa"/>
+              <w:right w:w="160" w:type="dxa"/>
+            </w:tcMar>
           </w:tcPr>
           <w:p>
             <w:pPr>
-              <w:spacing w:before="60" w:after="60"/>
+              <w:spacing w:after="40" w:line="240" w:lineRule="auto"/>
             </w:pPr>
             <w:r>
               <w:rPr>
-                <w:rFonts w:ascii="Calibri" w:hAnsi="Calibri" w:eastAsia="Calibri"/>
                 <w:b/>
                 <w:color w:val="FFFFFF"/>
                 <w:sz w:val="20"/>
               </w:rPr>
-              <w:t>Perfil</w:t>
+              <w:t xml:space="preserve">Perfil Operacional (role)</w:t>
             </w:r>
           </w:p>
         </w:tc>
         <w:tc>
           <w:tcPr>
-            <w:tcW w:type="dxa" w:w="4572"/>
-            <w:shd w:fill="0B3D91"/>
+            <w:shd w:val="clear" w:color="auto" w:fill="061A4F"/>
+            <w:tcMar>
+              <w:top w:w="120" w:type="dxa"/>
+              <w:bottom w:w="120" w:type="dxa"/>
+              <w:left w:w="160" w:type="dxa"/>
+              <w:right w:w="160" w:type="dxa"/>
+            </w:tcMar>
           </w:tcPr>
           <w:p>
             <w:pPr>
-              <w:spacing w:before="60" w:after="60"/>
+              <w:spacing w:after="40" w:line="240" w:lineRule="auto"/>
             </w:pPr>
             <w:r>
               <w:rPr>
-                <w:rFonts w:ascii="Calibri" w:hAnsi="Calibri" w:eastAsia="Calibri"/>
                 <w:b/>
                 <w:color w:val="FFFFFF"/>
                 <w:sz w:val="20"/>
               </w:rPr>
-              <w:t>Escopo de Trabalho</w:t>
+              <w:t xml:space="preserve">Interface Web Dedicada</w:t>
             </w:r>
           </w:p>
         </w:tc>
         <w:tc>
           <w:tcPr>
-            <w:tcW w:type="dxa" w:w="3000"/>
-            <w:shd w:fill="0B3D91"/>
+            <w:shd w:val="clear" w:color="auto" w:fill="061A4F"/>
+            <w:tcMar>
+              <w:top w:w="120" w:type="dxa"/>
+              <w:bottom w:w="120" w:type="dxa"/>
+              <w:left w:w="160" w:type="dxa"/>
+              <w:right w:w="160" w:type="dxa"/>
+            </w:tcMar>
           </w:tcPr>
           <w:p>
             <w:pPr>
-              <w:spacing w:before="60" w:after="60"/>
+              <w:spacing w:after="40" w:line="240" w:lineRule="auto"/>
             </w:pPr>
             <w:r>
               <w:rPr>
-                <w:rFonts w:ascii="Calibri" w:hAnsi="Calibri" w:eastAsia="Calibri"/>
                 <w:b/>
                 <w:color w:val="FFFFFF"/>
                 <w:sz w:val="20"/>
               </w:rPr>
-              <w:t>Limites e VedaÃ§Ãµes</w:t>
+              <w:t xml:space="preserve">Aplicativo Android Nativo Dedicado</w:t>
+            </w:r>
+          </w:p>
+        </w:tc>
+        <w:tc>
+          <w:tcPr>
+            <w:shd w:val="clear" w:color="auto" w:fill="061A4F"/>
+            <w:tcMar>
+              <w:top w:w="120" w:type="dxa"/>
+              <w:bottom w:w="120" w:type="dxa"/>
+              <w:left w:w="160" w:type="dxa"/>
+              <w:right w:w="160" w:type="dxa"/>
+            </w:tcMar>
+          </w:tcPr>
+          <w:p>
+            <w:pPr>
+              <w:spacing w:after="40" w:line="240" w:lineRule="auto"/>
+            </w:pPr>
+            <w:r>
+              <w:rPr>
+                <w:b/>
+                <w:color w:val="FFFFFF"/>
+                <w:sz w:val="20"/>
+              </w:rPr>
+              <w:t xml:space="preserve">Escopo e Responsabilidades Principais</w:t>
             </w:r>
           </w:p>
         </w:tc>
@@ -385,61 +301,93 @@
       <w:tr>
         <w:tc>
           <w:tcPr>
-            <w:tcW w:type="dxa" w:w="2400"/>
+            <w:shd w:val="clear" w:color="auto" w:fill="F8F9FA"/>
+            <w:tcMar>
+              <w:top w:w="120" w:type="dxa"/>
+              <w:bottom w:w="120" w:type="dxa"/>
+              <w:left w:w="160" w:type="dxa"/>
+              <w:right w:w="160" w:type="dxa"/>
+            </w:tcMar>
           </w:tcPr>
           <w:p>
             <w:pPr>
-              <w:spacing w:before="40" w:after="40"/>
-              <w:line w:line="240" w:lineRule="auto"/>
+              <w:spacing w:after="40" w:line="240" w:lineRule="auto"/>
             </w:pPr>
             <w:r>
               <w:rPr>
-                <w:rFonts w:ascii="Calibri" w:hAnsi="Calibri" w:eastAsia="Calibri"/>
-                <w:b w:val="0"/>
                 <w:color w:val="333333"/>
-                <w:sz w:val="18"/>
+                <w:sz w:val="19"/>
               </w:rPr>
-              <w:t xml:space="preserve">Administrador</w:t>
+              <w:t xml:space="preserve">Administrador (admin)</w:t>
             </w:r>
           </w:p>
         </w:tc>
         <w:tc>
           <w:tcPr>
-            <w:tcW w:type="dxa" w:w="4572"/>
+            <w:shd w:val="clear" w:color="auto" w:fill="F8F9FA"/>
+            <w:tcMar>
+              <w:top w:w="120" w:type="dxa"/>
+              <w:bottom w:w="120" w:type="dxa"/>
+              <w:left w:w="160" w:type="dxa"/>
+              <w:right w:w="160" w:type="dxa"/>
+            </w:tcMar>
           </w:tcPr>
           <w:p>
             <w:pPr>
-              <w:spacing w:before="40" w:after="40"/>
-              <w:line w:line="240" w:lineRule="auto"/>
+              <w:spacing w:after="40" w:line="240" w:lineRule="auto"/>
             </w:pPr>
             <w:r>
               <w:rPr>
-                <w:rFonts w:ascii="Calibri" w:hAnsi="Calibri" w:eastAsia="Calibri"/>
-                <w:b w:val="0"/>
                 <w:color w:val="333333"/>
-                <w:sz w:val="18"/>
+                <w:sz w:val="19"/>
               </w:rPr>
-              <w:t xml:space="preserve">GestÃ£o integral do sistema: parÃ¢metros, usuÃ¡rios, auditoria, IA, catÃ¡logo, tabelas de preÃ§o, estoque, compras, logÃ­stica e relatÃ³rios executivos.</w:t>
+              <w:t xml:space="preserve">/admin.html</w:t>
             </w:r>
           </w:p>
         </w:tc>
         <w:tc>
           <w:tcPr>
-            <w:tcW w:type="dxa" w:w="3000"/>
+            <w:shd w:val="clear" w:color="auto" w:fill="F8F9FA"/>
+            <w:tcMar>
+              <w:top w:w="120" w:type="dxa"/>
+              <w:bottom w:w="120" w:type="dxa"/>
+              <w:left w:w="160" w:type="dxa"/>
+              <w:right w:w="160" w:type="dxa"/>
+            </w:tcMar>
           </w:tcPr>
           <w:p>
             <w:pPr>
-              <w:spacing w:before="40" w:after="40"/>
-              <w:line w:line="240" w:lineRule="auto"/>
+              <w:spacing w:after="40" w:line="240" w:lineRule="auto"/>
             </w:pPr>
             <w:r>
               <w:rPr>
-                <w:rFonts w:ascii="Calibri" w:hAnsi="Calibri" w:eastAsia="Calibri"/>
-                <w:b w:val="0"/>
                 <w:color w:val="333333"/>
-                <w:sz w:val="18"/>
+                <w:sz w:val="19"/>
               </w:rPr>
-              <w:t xml:space="preserve">Acesso total irrestrito (requer uso de senhas fortes e MFA).</w:t>
+              <w:t xml:space="preserve">XiquimVargas-TorreControle-1.8.3.apk</w:t>
+            </w:r>
+          </w:p>
+        </w:tc>
+        <w:tc>
+          <w:tcPr>
+            <w:shd w:val="clear" w:color="auto" w:fill="F8F9FA"/>
+            <w:tcMar>
+              <w:top w:w="120" w:type="dxa"/>
+              <w:bottom w:w="120" w:type="dxa"/>
+              <w:left w:w="160" w:type="dxa"/>
+              <w:right w:w="160" w:type="dxa"/>
+            </w:tcMar>
+          </w:tcPr>
+          <w:p>
+            <w:pPr>
+              <w:spacing w:after="40" w:line="240" w:lineRule="auto"/>
+            </w:pPr>
+            <w:r>
+              <w:rPr>
+                <w:color w:val="333333"/>
+                <w:sz w:val="19"/>
+              </w:rPr>
+              <w:t xml:space="preserve">Gestão executiva irrestrita, auditoria, precificação, liberação de rotas, compras, usuários e IA.</w:t>
             </w:r>
           </w:p>
         </w:tc>
@@ -447,20 +395,1671 @@
       <w:tr>
         <w:tc>
           <w:tcPr>
-            <w:tcW w:type="dxa" w:w="2400"/>
-            <w:shd w:fill="F0F4F8"/>
+            <w:shd w:val="clear" w:color="auto" w:fill="F8F9FA"/>
+            <w:tcMar>
+              <w:top w:w="120" w:type="dxa"/>
+              <w:bottom w:w="120" w:type="dxa"/>
+              <w:left w:w="160" w:type="dxa"/>
+              <w:right w:w="160" w:type="dxa"/>
+            </w:tcMar>
           </w:tcPr>
           <w:p>
             <w:pPr>
-              <w:spacing w:before="40" w:after="40"/>
-              <w:line w:line="240" w:lineRule="auto"/>
+              <w:spacing w:after="40" w:line="240" w:lineRule="auto"/>
             </w:pPr>
             <w:r>
               <w:rPr>
-                <w:rFonts w:ascii="Calibri" w:hAnsi="Calibri" w:eastAsia="Calibri"/>
-                <w:b w:val="0"/>
                 <w:color w:val="333333"/>
-                <w:sz w:val="18"/>
+                <w:sz w:val="19"/>
+              </w:rPr>
+              <w:t xml:space="preserve">Vendedor Externo (seller)</w:t>
+            </w:r>
+          </w:p>
+        </w:tc>
+        <w:tc>
+          <w:tcPr>
+            <w:shd w:val="clear" w:color="auto" w:fill="F8F9FA"/>
+            <w:tcMar>
+              <w:top w:w="120" w:type="dxa"/>
+              <w:bottom w:w="120" w:type="dxa"/>
+              <w:left w:w="160" w:type="dxa"/>
+              <w:right w:w="160" w:type="dxa"/>
+            </w:tcMar>
+          </w:tcPr>
+          <w:p>
+            <w:pPr>
+              <w:spacing w:after="40" w:line="240" w:lineRule="auto"/>
+            </w:pPr>
+            <w:r>
+              <w:rPr>
+                <w:color w:val="333333"/>
+                <w:sz w:val="19"/>
+              </w:rPr>
+              <w:t xml:space="preserve">/vendedor.html</w:t>
+            </w:r>
+          </w:p>
+        </w:tc>
+        <w:tc>
+          <w:tcPr>
+            <w:shd w:val="clear" w:color="auto" w:fill="F8F9FA"/>
+            <w:tcMar>
+              <w:top w:w="120" w:type="dxa"/>
+              <w:bottom w:w="120" w:type="dxa"/>
+              <w:left w:w="160" w:type="dxa"/>
+              <w:right w:w="160" w:type="dxa"/>
+            </w:tcMar>
+          </w:tcPr>
+          <w:p>
+            <w:pPr>
+              <w:spacing w:after="40" w:line="240" w:lineRule="auto"/>
+            </w:pPr>
+            <w:r>
+              <w:rPr>
+                <w:color w:val="333333"/>
+                <w:sz w:val="19"/>
+              </w:rPr>
+              <w:t xml:space="preserve">XiquimVargas-Vendedor-1.8.3.apk</w:t>
+            </w:r>
+          </w:p>
+        </w:tc>
+        <w:tc>
+          <w:tcPr>
+            <w:shd w:val="clear" w:color="auto" w:fill="F8F9FA"/>
+            <w:tcMar>
+              <w:top w:w="120" w:type="dxa"/>
+              <w:bottom w:w="120" w:type="dxa"/>
+              <w:left w:w="160" w:type="dxa"/>
+              <w:right w:w="160" w:type="dxa"/>
+            </w:tcMar>
+          </w:tcPr>
+          <w:p>
+            <w:pPr>
+              <w:spacing w:after="40" w:line="240" w:lineRule="auto"/>
+            </w:pPr>
+            <w:r>
+              <w:rPr>
+                <w:color w:val="333333"/>
+                <w:sz w:val="19"/>
+              </w:rPr>
+              <w:t xml:space="preserve">Emissão de pedidos em campo, catálogo, metas do mês, clientes da carteira e outbox offline.</w:t>
+            </w:r>
+          </w:p>
+        </w:tc>
+      </w:tr>
+      <w:tr>
+        <w:tc>
+          <w:tcPr>
+            <w:shd w:val="clear" w:color="auto" w:fill="F8F9FA"/>
+            <w:tcMar>
+              <w:top w:w="120" w:type="dxa"/>
+              <w:bottom w:w="120" w:type="dxa"/>
+              <w:left w:w="160" w:type="dxa"/>
+              <w:right w:w="160" w:type="dxa"/>
+            </w:tcMar>
+          </w:tcPr>
+          <w:p>
+            <w:pPr>
+              <w:spacing w:after="40" w:line="240" w:lineRule="auto"/>
+            </w:pPr>
+            <w:r>
+              <w:rPr>
+                <w:color w:val="333333"/>
+                <w:sz w:val="19"/>
+              </w:rPr>
+              <w:t xml:space="preserve">Operador de Caixa (cashier)</w:t>
+            </w:r>
+          </w:p>
+        </w:tc>
+        <w:tc>
+          <w:tcPr>
+            <w:shd w:val="clear" w:color="auto" w:fill="F8F9FA"/>
+            <w:tcMar>
+              <w:top w:w="120" w:type="dxa"/>
+              <w:bottom w:w="120" w:type="dxa"/>
+              <w:left w:w="160" w:type="dxa"/>
+              <w:right w:w="160" w:type="dxa"/>
+            </w:tcMar>
+          </w:tcPr>
+          <w:p>
+            <w:pPr>
+              <w:spacing w:after="40" w:line="240" w:lineRule="auto"/>
+            </w:pPr>
+            <w:r>
+              <w:rPr>
+                <w:color w:val="333333"/>
+                <w:sz w:val="19"/>
+              </w:rPr>
+              <w:t xml:space="preserve">/pdv.html</w:t>
+            </w:r>
+          </w:p>
+        </w:tc>
+        <w:tc>
+          <w:tcPr>
+            <w:shd w:val="clear" w:color="auto" w:fill="F8F9FA"/>
+            <w:tcMar>
+              <w:top w:w="120" w:type="dxa"/>
+              <w:bottom w:w="120" w:type="dxa"/>
+              <w:left w:w="160" w:type="dxa"/>
+              <w:right w:w="160" w:type="dxa"/>
+            </w:tcMar>
+          </w:tcPr>
+          <w:p>
+            <w:pPr>
+              <w:spacing w:after="40" w:line="240" w:lineRule="auto"/>
+            </w:pPr>
+            <w:r>
+              <w:rPr>
+                <w:color w:val="333333"/>
+                <w:sz w:val="19"/>
+              </w:rPr>
+              <w:t xml:space="preserve">XiquimVargas-PDV-1.8.3.apk *(ou Caixa)*</w:t>
+            </w:r>
+          </w:p>
+        </w:tc>
+        <w:tc>
+          <w:tcPr>
+            <w:shd w:val="clear" w:color="auto" w:fill="F8F9FA"/>
+            <w:tcMar>
+              <w:top w:w="120" w:type="dxa"/>
+              <w:bottom w:w="120" w:type="dxa"/>
+              <w:left w:w="160" w:type="dxa"/>
+              <w:right w:w="160" w:type="dxa"/>
+            </w:tcMar>
+          </w:tcPr>
+          <w:p>
+            <w:pPr>
+              <w:spacing w:after="40" w:line="240" w:lineRule="auto"/>
+            </w:pPr>
+            <w:r>
+              <w:rPr>
+                <w:color w:val="333333"/>
+                <w:sz w:val="19"/>
+              </w:rPr>
+              <w:t xml:space="preserve">Venda expressa de balcão, bipagem de código de barras, múltiplos pagamentos e impressão térmica.</w:t>
+            </w:r>
+          </w:p>
+        </w:tc>
+      </w:tr>
+      <w:tr>
+        <w:tc>
+          <w:tcPr>
+            <w:shd w:val="clear" w:color="auto" w:fill="F8F9FA"/>
+            <w:tcMar>
+              <w:top w:w="120" w:type="dxa"/>
+              <w:bottom w:w="120" w:type="dxa"/>
+              <w:left w:w="160" w:type="dxa"/>
+              <w:right w:w="160" w:type="dxa"/>
+            </w:tcMar>
+          </w:tcPr>
+          <w:p>
+            <w:pPr>
+              <w:spacing w:after="40" w:line="240" w:lineRule="auto"/>
+            </w:pPr>
+            <w:r>
+              <w:rPr>
+                <w:color w:val="333333"/>
+                <w:sz w:val="19"/>
+              </w:rPr>
+              <w:t xml:space="preserve">Motorista (driver)</w:t>
+            </w:r>
+          </w:p>
+        </w:tc>
+        <w:tc>
+          <w:tcPr>
+            <w:shd w:val="clear" w:color="auto" w:fill="F8F9FA"/>
+            <w:tcMar>
+              <w:top w:w="120" w:type="dxa"/>
+              <w:bottom w:w="120" w:type="dxa"/>
+              <w:left w:w="160" w:type="dxa"/>
+              <w:right w:w="160" w:type="dxa"/>
+            </w:tcMar>
+          </w:tcPr>
+          <w:p>
+            <w:pPr>
+              <w:spacing w:after="40" w:line="240" w:lineRule="auto"/>
+            </w:pPr>
+            <w:r>
+              <w:rPr>
+                <w:color w:val="333333"/>
+                <w:sz w:val="19"/>
+              </w:rPr>
+              <w:t xml:space="preserve">/motorista.html</w:t>
+            </w:r>
+          </w:p>
+        </w:tc>
+        <w:tc>
+          <w:tcPr>
+            <w:shd w:val="clear" w:color="auto" w:fill="F8F9FA"/>
+            <w:tcMar>
+              <w:top w:w="120" w:type="dxa"/>
+              <w:bottom w:w="120" w:type="dxa"/>
+              <w:left w:w="160" w:type="dxa"/>
+              <w:right w:w="160" w:type="dxa"/>
+            </w:tcMar>
+          </w:tcPr>
+          <w:p>
+            <w:pPr>
+              <w:spacing w:after="40" w:line="240" w:lineRule="auto"/>
+            </w:pPr>
+            <w:r>
+              <w:rPr>
+                <w:color w:val="333333"/>
+                <w:sz w:val="19"/>
+              </w:rPr>
+              <w:t xml:space="preserve">XiquimVargas-Motorista-1.8.3.apk</w:t>
+            </w:r>
+          </w:p>
+        </w:tc>
+        <w:tc>
+          <w:tcPr>
+            <w:shd w:val="clear" w:color="auto" w:fill="F8F9FA"/>
+            <w:tcMar>
+              <w:top w:w="120" w:type="dxa"/>
+              <w:bottom w:w="120" w:type="dxa"/>
+              <w:left w:w="160" w:type="dxa"/>
+              <w:right w:w="160" w:type="dxa"/>
+            </w:tcMar>
+          </w:tcPr>
+          <w:p>
+            <w:pPr>
+              <w:spacing w:after="40" w:line="240" w:lineRule="auto"/>
+            </w:pPr>
+            <w:r>
+              <w:rPr>
+                <w:color w:val="333333"/>
+                <w:sz w:val="19"/>
+              </w:rPr>
+              <w:t xml:space="preserve">Fila de paradas do dia, contato direto WhatsApp/fone, registro de comprovantes e insucessos.</w:t>
+            </w:r>
+          </w:p>
+        </w:tc>
+      </w:tr>
+      <w:tr>
+        <w:tc>
+          <w:tcPr>
+            <w:shd w:val="clear" w:color="auto" w:fill="F8F9FA"/>
+            <w:tcMar>
+              <w:top w:w="120" w:type="dxa"/>
+              <w:bottom w:w="120" w:type="dxa"/>
+              <w:left w:w="160" w:type="dxa"/>
+              <w:right w:w="160" w:type="dxa"/>
+            </w:tcMar>
+          </w:tcPr>
+          <w:p>
+            <w:pPr>
+              <w:spacing w:after="40" w:line="240" w:lineRule="auto"/>
+            </w:pPr>
+            <w:r>
+              <w:rPr>
+                <w:color w:val="333333"/>
+                <w:sz w:val="19"/>
+              </w:rPr>
+              <w:t xml:space="preserve">Expedidor / Estoquista</w:t>
+            </w:r>
+          </w:p>
+        </w:tc>
+        <w:tc>
+          <w:tcPr>
+            <w:shd w:val="clear" w:color="auto" w:fill="F8F9FA"/>
+            <w:tcMar>
+              <w:top w:w="120" w:type="dxa"/>
+              <w:bottom w:w="120" w:type="dxa"/>
+              <w:left w:w="160" w:type="dxa"/>
+              <w:right w:w="160" w:type="dxa"/>
+            </w:tcMar>
+          </w:tcPr>
+          <w:p>
+            <w:pPr>
+              <w:spacing w:after="40" w:line="240" w:lineRule="auto"/>
+            </w:pPr>
+            <w:r>
+              <w:rPr>
+                <w:color w:val="333333"/>
+                <w:sz w:val="19"/>
+              </w:rPr>
+              <w:t xml:space="preserve">/admin.html (Logística)</w:t>
+            </w:r>
+          </w:p>
+        </w:tc>
+        <w:tc>
+          <w:tcPr>
+            <w:shd w:val="clear" w:color="auto" w:fill="F8F9FA"/>
+            <w:tcMar>
+              <w:top w:w="120" w:type="dxa"/>
+              <w:bottom w:w="120" w:type="dxa"/>
+              <w:left w:w="160" w:type="dxa"/>
+              <w:right w:w="160" w:type="dxa"/>
+            </w:tcMar>
+          </w:tcPr>
+          <w:p>
+            <w:pPr>
+              <w:spacing w:after="40" w:line="240" w:lineRule="auto"/>
+            </w:pPr>
+            <w:r>
+              <w:rPr>
+                <w:color w:val="333333"/>
+                <w:sz w:val="19"/>
+              </w:rPr>
+              <w:t xml:space="preserve">XiquimVargas-TorreControle-1.8.3.apk</w:t>
+            </w:r>
+          </w:p>
+        </w:tc>
+        <w:tc>
+          <w:tcPr>
+            <w:shd w:val="clear" w:color="auto" w:fill="F8F9FA"/>
+            <w:tcMar>
+              <w:top w:w="120" w:type="dxa"/>
+              <w:bottom w:w="120" w:type="dxa"/>
+              <w:left w:w="160" w:type="dxa"/>
+              <w:right w:w="160" w:type="dxa"/>
+            </w:tcMar>
+          </w:tcPr>
+          <w:p>
+            <w:pPr>
+              <w:spacing w:after="40" w:line="240" w:lineRule="auto"/>
+            </w:pPr>
+            <w:r>
+              <w:rPr>
+                <w:color w:val="333333"/>
+                <w:sz w:val="19"/>
+              </w:rPr>
+              <w:t xml:space="preserve">Separação física de mercadorias, conferência de romaneio, carregamento e conferência de doca.</w:t>
+            </w:r>
+          </w:p>
+        </w:tc>
+      </w:tr>
+      <w:tr>
+        <w:tc>
+          <w:tcPr>
+            <w:shd w:val="clear" w:color="auto" w:fill="F8F9FA"/>
+            <w:tcMar>
+              <w:top w:w="120" w:type="dxa"/>
+              <w:bottom w:w="120" w:type="dxa"/>
+              <w:left w:w="160" w:type="dxa"/>
+              <w:right w:w="160" w:type="dxa"/>
+            </w:tcMar>
+          </w:tcPr>
+          <w:p>
+            <w:pPr>
+              <w:spacing w:after="40" w:line="240" w:lineRule="auto"/>
+            </w:pPr>
+            <w:r>
+              <w:rPr>
+                <w:color w:val="333333"/>
+                <w:sz w:val="19"/>
+              </w:rPr>
+              <w:t xml:space="preserve">Cliente Web (web_client)</w:t>
+            </w:r>
+          </w:p>
+        </w:tc>
+        <w:tc>
+          <w:tcPr>
+            <w:shd w:val="clear" w:color="auto" w:fill="F8F9FA"/>
+            <w:tcMar>
+              <w:top w:w="120" w:type="dxa"/>
+              <w:bottom w:w="120" w:type="dxa"/>
+              <w:left w:w="160" w:type="dxa"/>
+              <w:right w:w="160" w:type="dxa"/>
+            </w:tcMar>
+          </w:tcPr>
+          <w:p>
+            <w:pPr>
+              <w:spacing w:after="40" w:line="240" w:lineRule="auto"/>
+            </w:pPr>
+            <w:r>
+              <w:rPr>
+                <w:color w:val="333333"/>
+                <w:sz w:val="19"/>
+              </w:rPr>
+              <w:t xml:space="preserve">/loja.html</w:t>
+            </w:r>
+          </w:p>
+        </w:tc>
+        <w:tc>
+          <w:tcPr>
+            <w:shd w:val="clear" w:color="auto" w:fill="F8F9FA"/>
+            <w:tcMar>
+              <w:top w:w="120" w:type="dxa"/>
+              <w:bottom w:w="120" w:type="dxa"/>
+              <w:left w:w="160" w:type="dxa"/>
+              <w:right w:w="160" w:type="dxa"/>
+            </w:tcMar>
+          </w:tcPr>
+          <w:p>
+            <w:pPr>
+              <w:spacing w:after="40" w:line="240" w:lineRule="auto"/>
+            </w:pPr>
+            <w:r>
+              <w:rPr>
+                <w:color w:val="333333"/>
+                <w:sz w:val="19"/>
+              </w:rPr>
+              <w:t xml:space="preserve">Navegador Mobile / PWA</w:t>
+            </w:r>
+          </w:p>
+        </w:tc>
+        <w:tc>
+          <w:tcPr>
+            <w:shd w:val="clear" w:color="auto" w:fill="F8F9FA"/>
+            <w:tcMar>
+              <w:top w:w="120" w:type="dxa"/>
+              <w:bottom w:w="120" w:type="dxa"/>
+              <w:left w:w="160" w:type="dxa"/>
+              <w:right w:w="160" w:type="dxa"/>
+            </w:tcMar>
+          </w:tcPr>
+          <w:p>
+            <w:pPr>
+              <w:spacing w:after="40" w:line="240" w:lineRule="auto"/>
+            </w:pPr>
+            <w:r>
+              <w:rPr>
+                <w:color w:val="333333"/>
+                <w:sz w:val="19"/>
+              </w:rPr>
+              <w:t xml:space="preserve">Autoatendimento para consulta de catálogo, compras digitais e acompanhamento de entregas.</w:t>
+            </w:r>
+          </w:p>
+        </w:tc>
+      </w:tr>
+    </w:tbl>
+    <w:p>
+      <w:pPr>
+        <w:spacing w:after="120"/>
+      </w:pPr>
+    </w:p>
+    <w:p>
+      <w:pPr>
+        <w:pStyle w:val="Heading3"/>
+        <w:spacing w:before="180" w:after="80"/>
+      </w:pPr>
+      <w:r>
+        <w:rPr>
+          <w:b/>
+          <w:color w:val="061A4F"/>
+          <w:sz w:val="22"/>
+        </w:rPr>
+        <w:t xml:space="preserve">1.1 Como Funciona Cada Perfil Operacional (Role) no Dia a Dia</w:t>
+      </w:r>
+    </w:p>
+    <w:p>
+      <w:pPr>
+        <w:pStyle w:val="Heading4"/>
+        <w:spacing w:before="140" w:after="60"/>
+      </w:pPr>
+      <w:r>
+        <w:rPr>
+          <w:b/>
+          <w:color w:val="333333"/>
+          <w:sz w:val="20"/>
+        </w:rPr>
+        <w:t xml:space="preserve">A. Perfil Administrador (`admin`)</w:t>
+      </w:r>
+    </w:p>
+    <w:p>
+      <w:pPr>
+        <w:pStyle w:val="ListBullet"/>
+        <w:spacing w:after="60" w:line="240" w:lineRule="auto"/>
+      </w:pPr>
+      <w:r>
+        <w:rPr>
+          <w:b/>
+          <w:color w:val="061A4F"/>
+          <w:sz w:val="22"/>
+        </w:rPr>
+        <w:t xml:space="preserve">Propósito:</w:t>
+      </w:r>
+      <w:r>
+        <w:rPr>
+          <w:color w:val="333333"/>
+          <w:sz w:val="22"/>
+        </w:rPr>
+        <w:t xml:space="preserve"> É a autoridade executiva e supervisora global do sistema.</w:t>
+      </w:r>
+    </w:p>
+    <w:p>
+      <w:pPr>
+        <w:pStyle w:val="ListBullet"/>
+        <w:spacing w:after="60" w:line="240" w:lineRule="auto"/>
+      </w:pPr>
+      <w:r>
+        <w:rPr>
+          <w:b/>
+          <w:color w:val="061A4F"/>
+          <w:sz w:val="22"/>
+        </w:rPr>
+        <w:t xml:space="preserve">Acesso &amp; Interface:</w:t>
+      </w:r>
+      <w:r>
+        <w:rPr>
+          <w:color w:val="333333"/>
+          <w:sz w:val="22"/>
+        </w:rPr>
+        <w:t xml:space="preserve"> Acessa a Torre de Controle via </w:t>
+      </w:r>
+      <w:r>
+        <w:rPr>
+          <w:rFonts w:ascii="Consolas" w:hAnsi="Consolas"/>
+          <w:color w:val="C7254E"/>
+          <w:shd w:val="clear" w:color="auto" w:fill="F9F2F4"/>
+          <w:sz w:val="20"/>
+        </w:rPr>
+        <w:t xml:space="preserve">admin.html</w:t>
+      </w:r>
+      <w:r>
+        <w:rPr>
+          <w:color w:val="333333"/>
+          <w:sz w:val="22"/>
+        </w:rPr>
+        <w:t xml:space="preserve"> ou pelo APK </w:t>
+      </w:r>
+      <w:r>
+        <w:rPr>
+          <w:rFonts w:ascii="Consolas" w:hAnsi="Consolas"/>
+          <w:color w:val="C7254E"/>
+          <w:shd w:val="clear" w:color="auto" w:fill="F9F2F4"/>
+          <w:sz w:val="20"/>
+        </w:rPr>
+        <w:t xml:space="preserve">XiquimVargas-TorreControle-1.8.3.apk</w:t>
+      </w:r>
+      <w:r>
+        <w:rPr>
+          <w:color w:val="333333"/>
+          <w:sz w:val="22"/>
+        </w:rPr>
+        <w:t xml:space="preserve">.</w:t>
+      </w:r>
+    </w:p>
+    <w:p>
+      <w:pPr>
+        <w:pStyle w:val="ListBullet"/>
+        <w:spacing w:after="60" w:line="240" w:lineRule="auto"/>
+      </w:pPr>
+      <w:r>
+        <w:rPr>
+          <w:b/>
+          <w:color w:val="061A4F"/>
+          <w:sz w:val="22"/>
+        </w:rPr>
+        <w:t xml:space="preserve">Como Opera:</w:t>
+      </w:r>
+    </w:p>
+    <w:p>
+      <w:pPr>
+        <w:pStyle w:val="ListBullet"/>
+        <w:spacing w:after="60" w:line="240" w:lineRule="auto"/>
+      </w:pPr>
+      <w:r>
+        <w:rPr>
+          <w:color w:val="333333"/>
+          <w:sz w:val="22"/>
+        </w:rPr>
+        <w:t xml:space="preserve">Gerencia o catálogo mestre de produtos, criação de categorias, subcategorias e uploads de fotos.</w:t>
+      </w:r>
+    </w:p>
+    <w:p>
+      <w:pPr>
+        <w:pStyle w:val="ListBullet"/>
+        <w:spacing w:after="60" w:line="240" w:lineRule="auto"/>
+      </w:pPr>
+      <w:r>
+        <w:rPr>
+          <w:color w:val="333333"/>
+          <w:sz w:val="22"/>
+        </w:rPr>
+        <w:t xml:space="preserve">Define políticas de precificação, margens e tabelas de preço por canal ou volume.</w:t>
+      </w:r>
+    </w:p>
+    <w:p>
+      <w:pPr>
+        <w:pStyle w:val="ListBullet"/>
+        <w:spacing w:after="60" w:line="240" w:lineRule="auto"/>
+      </w:pPr>
+      <w:r>
+        <w:rPr>
+          <w:color w:val="333333"/>
+          <w:sz w:val="22"/>
+        </w:rPr>
+        <w:t xml:space="preserve">Acompanha o Kanban de pedidos em tempo real via Server-Sent Events (SSE).</w:t>
+      </w:r>
+    </w:p>
+    <w:p>
+      <w:pPr>
+        <w:pStyle w:val="ListBullet"/>
+        <w:spacing w:after="60" w:line="240" w:lineRule="auto"/>
+      </w:pPr>
+      <w:r>
+        <w:rPr>
+          <w:color w:val="333333"/>
+          <w:sz w:val="22"/>
+        </w:rPr>
+        <w:t xml:space="preserve">Supervisiona a expedição, monta rotas logísticas e atribui motoristas às cargas do dia.</w:t>
+      </w:r>
+    </w:p>
+    <w:p>
+      <w:pPr>
+        <w:pStyle w:val="ListBullet"/>
+        <w:spacing w:after="60" w:line="240" w:lineRule="auto"/>
+      </w:pPr>
+      <w:r>
+        <w:rPr>
+          <w:color w:val="333333"/>
+          <w:sz w:val="22"/>
+        </w:rPr>
+        <w:t xml:space="preserve">Realiza compras de fornecedores (inbound) e confere entradas físicas na doca.</w:t>
+      </w:r>
+    </w:p>
+    <w:p>
+      <w:pPr>
+        <w:pStyle w:val="ListBullet"/>
+        <w:spacing w:after="60" w:line="240" w:lineRule="auto"/>
+      </w:pPr>
+      <w:r>
+        <w:rPr>
+          <w:color w:val="333333"/>
+          <w:sz w:val="22"/>
+        </w:rPr>
+        <w:t xml:space="preserve">Monitora o painel de pedidos retornados (insucessos logísticos) e decide sobre reembarque.</w:t>
+      </w:r>
+    </w:p>
+    <w:p>
+      <w:pPr>
+        <w:pStyle w:val="ListBullet"/>
+        <w:spacing w:after="60" w:line="240" w:lineRule="auto"/>
+      </w:pPr>
+      <w:r>
+        <w:rPr>
+          <w:color w:val="333333"/>
+          <w:sz w:val="22"/>
+        </w:rPr>
+        <w:t xml:space="preserve">Possui exclusividade para cancelamento de pedidos com estorno automático de estoque.</w:t>
+      </w:r>
+    </w:p>
+    <w:p>
+      <w:pPr>
+        <w:pStyle w:val="ListBullet"/>
+        <w:spacing w:after="60" w:line="240" w:lineRule="auto"/>
+      </w:pPr>
+      <w:r>
+        <w:rPr>
+          <w:color w:val="333333"/>
+          <w:sz w:val="22"/>
+        </w:rPr>
+        <w:t xml:space="preserve">Consulta logs de auditoria transacional (</w:t>
+      </w:r>
+      <w:r>
+        <w:rPr>
+          <w:rFonts w:ascii="Consolas" w:hAnsi="Consolas"/>
+          <w:color w:val="C7254E"/>
+          <w:shd w:val="clear" w:color="auto" w:fill="F9F2F4"/>
+          <w:sz w:val="20"/>
+        </w:rPr>
+        <w:t xml:space="preserve">audit_logs</w:t>
+      </w:r>
+      <w:r>
+        <w:rPr>
+          <w:color w:val="333333"/>
+          <w:sz w:val="22"/>
+        </w:rPr>
+        <w:t xml:space="preserve">) e interage com o assistente Groq AI.</w:t>
+      </w:r>
+    </w:p>
+    <w:p>
+      <w:pPr>
+        <w:pStyle w:val="Heading4"/>
+        <w:spacing w:before="140" w:after="60"/>
+      </w:pPr>
+      <w:r>
+        <w:rPr>
+          <w:b/>
+          <w:color w:val="333333"/>
+          <w:sz w:val="20"/>
+        </w:rPr>
+        <w:t xml:space="preserve">B. Perfil Vendedor Externo (`seller`)</w:t>
+      </w:r>
+    </w:p>
+    <w:p>
+      <w:pPr>
+        <w:pStyle w:val="ListBullet"/>
+        <w:spacing w:after="60" w:line="240" w:lineRule="auto"/>
+      </w:pPr>
+      <w:r>
+        <w:rPr>
+          <w:b/>
+          <w:color w:val="061A4F"/>
+          <w:sz w:val="22"/>
+        </w:rPr>
+        <w:t xml:space="preserve">Propósito:</w:t>
+      </w:r>
+      <w:r>
+        <w:rPr>
+          <w:color w:val="333333"/>
+          <w:sz w:val="22"/>
+        </w:rPr>
+        <w:t xml:space="preserve"> Força de vendas em campo (representantes comerciais e televendas).</w:t>
+      </w:r>
+    </w:p>
+    <w:p>
+      <w:pPr>
+        <w:pStyle w:val="ListBullet"/>
+        <w:spacing w:after="60" w:line="240" w:lineRule="auto"/>
+      </w:pPr>
+      <w:r>
+        <w:rPr>
+          <w:b/>
+          <w:color w:val="061A4F"/>
+          <w:sz w:val="22"/>
+        </w:rPr>
+        <w:t xml:space="preserve">Acesso &amp; Interface:</w:t>
+      </w:r>
+      <w:r>
+        <w:rPr>
+          <w:color w:val="333333"/>
+          <w:sz w:val="22"/>
+        </w:rPr>
+        <w:t xml:space="preserve"> Opera pelo aplicativo nativo </w:t>
+      </w:r>
+      <w:r>
+        <w:rPr>
+          <w:rFonts w:ascii="Consolas" w:hAnsi="Consolas"/>
+          <w:color w:val="C7254E"/>
+          <w:shd w:val="clear" w:color="auto" w:fill="F9F2F4"/>
+          <w:sz w:val="20"/>
+        </w:rPr>
+        <w:t xml:space="preserve">XiquimVargas-Vendedor-1.8.3.apk</w:t>
+      </w:r>
+      <w:r>
+        <w:rPr>
+          <w:color w:val="333333"/>
+          <w:sz w:val="22"/>
+        </w:rPr>
+        <w:t xml:space="preserve"> ou </w:t>
+      </w:r>
+      <w:r>
+        <w:rPr>
+          <w:rFonts w:ascii="Consolas" w:hAnsi="Consolas"/>
+          <w:color w:val="C7254E"/>
+          <w:shd w:val="clear" w:color="auto" w:fill="F9F2F4"/>
+          <w:sz w:val="20"/>
+        </w:rPr>
+        <w:t xml:space="preserve">vendedor.html</w:t>
+      </w:r>
+      <w:r>
+        <w:rPr>
+          <w:color w:val="333333"/>
+          <w:sz w:val="22"/>
+        </w:rPr>
+        <w:t xml:space="preserve">.</w:t>
+      </w:r>
+    </w:p>
+    <w:p>
+      <w:pPr>
+        <w:pStyle w:val="ListBullet"/>
+        <w:spacing w:after="60" w:line="240" w:lineRule="auto"/>
+      </w:pPr>
+      <w:r>
+        <w:rPr>
+          <w:b/>
+          <w:color w:val="061A4F"/>
+          <w:sz w:val="22"/>
+        </w:rPr>
+        <w:t xml:space="preserve">Como Opera:</w:t>
+      </w:r>
+    </w:p>
+    <w:p>
+      <w:pPr>
+        <w:pStyle w:val="ListBullet"/>
+        <w:spacing w:after="60" w:line="240" w:lineRule="auto"/>
+      </w:pPr>
+      <w:r>
+        <w:rPr>
+          <w:color w:val="333333"/>
+          <w:sz w:val="22"/>
+        </w:rPr>
+        <w:t xml:space="preserve">Visualiza exclusivamente os clientes vinculados à sua carteira comercial.</w:t>
+      </w:r>
+    </w:p>
+    <w:p>
+      <w:pPr>
+        <w:pStyle w:val="ListBullet"/>
+        <w:spacing w:after="60" w:line="240" w:lineRule="auto"/>
+      </w:pPr>
+      <w:r>
+        <w:rPr>
+          <w:color w:val="333333"/>
+          <w:sz w:val="22"/>
+        </w:rPr>
+        <w:t xml:space="preserve">Consulta o catálogo completo com fotos, descrições e estoque disponível em tempo real.</w:t>
+      </w:r>
+    </w:p>
+    <w:p>
+      <w:pPr>
+        <w:pStyle w:val="ListBullet"/>
+        <w:spacing w:after="60" w:line="240" w:lineRule="auto"/>
+      </w:pPr>
+      <w:r>
+        <w:rPr>
+          <w:color w:val="333333"/>
+          <w:sz w:val="22"/>
+        </w:rPr>
+        <w:t xml:space="preserve">Aplica automaticamente as tabelas de preço associadas ao cliente selecionado.</w:t>
+      </w:r>
+    </w:p>
+    <w:p>
+      <w:pPr>
+        <w:pStyle w:val="ListBullet"/>
+        <w:spacing w:after="60" w:line="240" w:lineRule="auto"/>
+      </w:pPr>
+      <w:r>
+        <w:rPr>
+          <w:color w:val="333333"/>
+          <w:sz w:val="22"/>
+        </w:rPr>
+        <w:t xml:space="preserve">Emite novos pedidos diretamente no cliente. Caso esteja em área rural ou sem sinal, o pedido é salvo na outbox local em IndexedDB (</w:t>
+      </w:r>
+      <w:r>
+        <w:rPr>
+          <w:rFonts w:ascii="Consolas" w:hAnsi="Consolas"/>
+          <w:color w:val="C7254E"/>
+          <w:shd w:val="clear" w:color="auto" w:fill="F9F2F4"/>
+          <w:sz w:val="20"/>
+        </w:rPr>
+        <w:t xml:space="preserve">xv-offline-v1-...</w:t>
+      </w:r>
+      <w:r>
+        <w:rPr>
+          <w:color w:val="333333"/>
+          <w:sz w:val="22"/>
+        </w:rPr>
+        <w:t xml:space="preserve">) e sincronizado automaticamente assim que a conexão retornar.</w:t>
+      </w:r>
+    </w:p>
+    <w:p>
+      <w:pPr>
+        <w:pStyle w:val="ListBullet"/>
+        <w:spacing w:after="60" w:line="240" w:lineRule="auto"/>
+      </w:pPr>
+      <w:r>
+        <w:rPr>
+          <w:color w:val="333333"/>
+          <w:sz w:val="22"/>
+        </w:rPr>
+        <w:t xml:space="preserve">Acompanha suas metas comerciais do mês e o volume faturado em dashboard privativo.</w:t>
+      </w:r>
+    </w:p>
+    <w:p>
+      <w:pPr>
+        <w:pStyle w:val="Heading4"/>
+        <w:spacing w:before="140" w:after="60"/>
+      </w:pPr>
+      <w:r>
+        <w:rPr>
+          <w:b/>
+          <w:color w:val="333333"/>
+          <w:sz w:val="20"/>
+        </w:rPr>
+        <w:t xml:space="preserve">C. Perfil Operador de Caixa / Frente de Loja (`cashier`)</w:t>
+      </w:r>
+    </w:p>
+    <w:p>
+      <w:pPr>
+        <w:pStyle w:val="ListBullet"/>
+        <w:spacing w:after="60" w:line="240" w:lineRule="auto"/>
+      </w:pPr>
+      <w:r>
+        <w:rPr>
+          <w:b/>
+          <w:color w:val="061A4F"/>
+          <w:sz w:val="22"/>
+        </w:rPr>
+        <w:t xml:space="preserve">Propósito:</w:t>
+      </w:r>
+      <w:r>
+        <w:rPr>
+          <w:color w:val="333333"/>
+          <w:sz w:val="22"/>
+        </w:rPr>
+        <w:t xml:space="preserve"> Atendimento presencial ágil no balcão e faturamento de loja física.</w:t>
+      </w:r>
+    </w:p>
+    <w:p>
+      <w:pPr>
+        <w:pStyle w:val="ListBullet"/>
+        <w:spacing w:after="60" w:line="240" w:lineRule="auto"/>
+      </w:pPr>
+      <w:r>
+        <w:rPr>
+          <w:b/>
+          <w:color w:val="061A4F"/>
+          <w:sz w:val="22"/>
+        </w:rPr>
+        <w:t xml:space="preserve">Acesso &amp; Interface:</w:t>
+      </w:r>
+      <w:r>
+        <w:rPr>
+          <w:color w:val="333333"/>
+          <w:sz w:val="22"/>
+        </w:rPr>
+        <w:t xml:space="preserve"> Terminal PDV em </w:t>
+      </w:r>
+      <w:r>
+        <w:rPr>
+          <w:rFonts w:ascii="Consolas" w:hAnsi="Consolas"/>
+          <w:color w:val="C7254E"/>
+          <w:shd w:val="clear" w:color="auto" w:fill="F9F2F4"/>
+          <w:sz w:val="20"/>
+        </w:rPr>
+        <w:t xml:space="preserve">pdv.html</w:t>
+      </w:r>
+      <w:r>
+        <w:rPr>
+          <w:color w:val="333333"/>
+          <w:sz w:val="22"/>
+        </w:rPr>
+        <w:t xml:space="preserve"> ou aplicativo nativo </w:t>
+      </w:r>
+      <w:r>
+        <w:rPr>
+          <w:rFonts w:ascii="Consolas" w:hAnsi="Consolas"/>
+          <w:color w:val="C7254E"/>
+          <w:shd w:val="clear" w:color="auto" w:fill="F9F2F4"/>
+          <w:sz w:val="20"/>
+        </w:rPr>
+        <w:t xml:space="preserve">XiquimVargas-PDV-1.8.3.apk</w:t>
+      </w:r>
+      <w:r>
+        <w:rPr>
+          <w:color w:val="333333"/>
+          <w:sz w:val="22"/>
+        </w:rPr>
+        <w:t xml:space="preserve"> (também distribuído como </w:t>
+      </w:r>
+      <w:r>
+        <w:rPr>
+          <w:rFonts w:ascii="Consolas" w:hAnsi="Consolas"/>
+          <w:color w:val="C7254E"/>
+          <w:shd w:val="clear" w:color="auto" w:fill="F9F2F4"/>
+          <w:sz w:val="20"/>
+        </w:rPr>
+        <w:t xml:space="preserve">XiquimVargas-Caixa-1.8.3.apk</w:t>
+      </w:r>
+      <w:r>
+        <w:rPr>
+          <w:color w:val="333333"/>
+          <w:sz w:val="22"/>
+        </w:rPr>
+        <w:t xml:space="preserve">).</w:t>
+      </w:r>
+    </w:p>
+    <w:p>
+      <w:pPr>
+        <w:pStyle w:val="ListBullet"/>
+        <w:spacing w:after="60" w:line="240" w:lineRule="auto"/>
+      </w:pPr>
+      <w:r>
+        <w:rPr>
+          <w:b/>
+          <w:color w:val="061A4F"/>
+          <w:sz w:val="22"/>
+        </w:rPr>
+        <w:t xml:space="preserve">Como Opera:</w:t>
+      </w:r>
+    </w:p>
+    <w:p>
+      <w:pPr>
+        <w:pStyle w:val="ListBullet"/>
+        <w:spacing w:after="60" w:line="240" w:lineRule="auto"/>
+      </w:pPr>
+      <w:r>
+        <w:rPr>
+          <w:color w:val="333333"/>
+          <w:sz w:val="22"/>
+        </w:rPr>
+        <w:t xml:space="preserve">Opera com foco em velocidade de atendimento, bipando códigos de barras diretamente via leitor óptico.</w:t>
+      </w:r>
+    </w:p>
+    <w:p>
+      <w:pPr>
+        <w:pStyle w:val="ListBullet"/>
+        <w:spacing w:after="60" w:line="240" w:lineRule="auto"/>
+      </w:pPr>
+      <w:r>
+        <w:rPr>
+          <w:color w:val="333333"/>
+          <w:sz w:val="22"/>
+        </w:rPr>
+        <w:t xml:space="preserve">Utiliza o cliente padrão pré-cadastrado </w:t>
+      </w:r>
+      <w:r>
+        <w:rPr>
+          <w:rFonts w:ascii="Consolas" w:hAnsi="Consolas"/>
+          <w:color w:val="C7254E"/>
+          <w:shd w:val="clear" w:color="auto" w:fill="F9F2F4"/>
+          <w:sz w:val="20"/>
+        </w:rPr>
+        <w:t xml:space="preserve">CLIENTE-BALCAO</w:t>
+      </w:r>
+      <w:r>
+        <w:rPr>
+          <w:color w:val="333333"/>
+          <w:sz w:val="22"/>
+        </w:rPr>
+        <w:t xml:space="preserve"> (Consumidor Final) para dispensar cadastros morosos em vendas de balcão.</w:t>
+      </w:r>
+    </w:p>
+    <w:p>
+      <w:pPr>
+        <w:pStyle w:val="ListBullet"/>
+        <w:spacing w:after="60" w:line="240" w:lineRule="auto"/>
+      </w:pPr>
+      <w:r>
+        <w:rPr>
+          <w:color w:val="333333"/>
+          <w:sz w:val="22"/>
+        </w:rPr>
+        <w:t xml:space="preserve">Seleciona múltiplos meios de pagamento: Dinheiro (com cálculo automático de troco em tela), Débito, Crédito (à vista ou parcelado de 2x a 12x) e PIX.</w:t>
+      </w:r>
+    </w:p>
+    <w:p>
+      <w:pPr>
+        <w:pStyle w:val="ListBullet"/>
+        <w:spacing w:after="60" w:line="240" w:lineRule="auto"/>
+      </w:pPr>
+      <w:r>
+        <w:rPr>
+          <w:color w:val="333333"/>
+          <w:sz w:val="22"/>
+        </w:rPr>
+        <w:t xml:space="preserve">Dispara a impressão de cupons térmicos diretamente para mini-impressoras térmicas conectadas.</w:t>
+      </w:r>
+    </w:p>
+    <w:p>
+      <w:pPr>
+        <w:pStyle w:val="ListBullet"/>
+        <w:spacing w:after="60" w:line="240" w:lineRule="auto"/>
+      </w:pPr>
+      <w:r>
+        <w:rPr>
+          <w:color w:val="333333"/>
+          <w:sz w:val="22"/>
+        </w:rPr>
+        <w:t xml:space="preserve">Funciona 100% offline em contingência caso haja oscilação no link de internet da loja.</w:t>
+      </w:r>
+    </w:p>
+    <w:p>
+      <w:pPr>
+        <w:pStyle w:val="Heading4"/>
+        <w:spacing w:before="140" w:after="60"/>
+      </w:pPr>
+      <w:r>
+        <w:rPr>
+          <w:b/>
+          <w:color w:val="333333"/>
+          <w:sz w:val="20"/>
+        </w:rPr>
+        <w:t xml:space="preserve">D. Perfil Motorista / Entregador (`driver`)</w:t>
+      </w:r>
+    </w:p>
+    <w:p>
+      <w:pPr>
+        <w:pStyle w:val="ListBullet"/>
+        <w:spacing w:after="60" w:line="240" w:lineRule="auto"/>
+      </w:pPr>
+      <w:r>
+        <w:rPr>
+          <w:b/>
+          <w:color w:val="061A4F"/>
+          <w:sz w:val="22"/>
+        </w:rPr>
+        <w:t xml:space="preserve">Propósito:</w:t>
+      </w:r>
+      <w:r>
+        <w:rPr>
+          <w:color w:val="333333"/>
+          <w:sz w:val="22"/>
+        </w:rPr>
+        <w:t xml:space="preserve"> Distribuição física, transporte e entrega de mercadorias aos clientes.</w:t>
+      </w:r>
+    </w:p>
+    <w:p>
+      <w:pPr>
+        <w:pStyle w:val="ListBullet"/>
+        <w:spacing w:after="60" w:line="240" w:lineRule="auto"/>
+      </w:pPr>
+      <w:r>
+        <w:rPr>
+          <w:b/>
+          <w:color w:val="061A4F"/>
+          <w:sz w:val="22"/>
+        </w:rPr>
+        <w:t xml:space="preserve">Acesso &amp; Interface:</w:t>
+      </w:r>
+      <w:r>
+        <w:rPr>
+          <w:color w:val="333333"/>
+          <w:sz w:val="22"/>
+        </w:rPr>
+        <w:t xml:space="preserve"> Aplicativo nativo móvel </w:t>
+      </w:r>
+      <w:r>
+        <w:rPr>
+          <w:rFonts w:ascii="Consolas" w:hAnsi="Consolas"/>
+          <w:color w:val="C7254E"/>
+          <w:shd w:val="clear" w:color="auto" w:fill="F9F2F4"/>
+          <w:sz w:val="20"/>
+        </w:rPr>
+        <w:t xml:space="preserve">XiquimVargas-Motorista-1.8.3.apk</w:t>
+      </w:r>
+      <w:r>
+        <w:rPr>
+          <w:color w:val="333333"/>
+          <w:sz w:val="22"/>
+        </w:rPr>
+        <w:t xml:space="preserve"> ou </w:t>
+      </w:r>
+      <w:r>
+        <w:rPr>
+          <w:rFonts w:ascii="Consolas" w:hAnsi="Consolas"/>
+          <w:color w:val="C7254E"/>
+          <w:shd w:val="clear" w:color="auto" w:fill="F9F2F4"/>
+          <w:sz w:val="20"/>
+        </w:rPr>
+        <w:t xml:space="preserve">motorista.html</w:t>
+      </w:r>
+      <w:r>
+        <w:rPr>
+          <w:color w:val="333333"/>
+          <w:sz w:val="22"/>
+        </w:rPr>
+        <w:t xml:space="preserve">.</w:t>
+      </w:r>
+    </w:p>
+    <w:p>
+      <w:pPr>
+        <w:pStyle w:val="ListBullet"/>
+        <w:spacing w:after="60" w:line="240" w:lineRule="auto"/>
+      </w:pPr>
+      <w:r>
+        <w:rPr>
+          <w:b/>
+          <w:color w:val="061A4F"/>
+          <w:sz w:val="22"/>
+        </w:rPr>
+        <w:t xml:space="preserve">Como Opera:</w:t>
+      </w:r>
+    </w:p>
+    <w:p>
+      <w:pPr>
+        <w:pStyle w:val="ListBullet"/>
+        <w:spacing w:after="60" w:line="240" w:lineRule="auto"/>
+      </w:pPr>
+      <w:r>
+        <w:rPr>
+          <w:color w:val="333333"/>
+          <w:sz w:val="22"/>
+        </w:rPr>
+        <w:t xml:space="preserve">Visualiza apenas as rotas e paradas atribuídas a ele pela expedição no dia vigente.</w:t>
+      </w:r>
+    </w:p>
+    <w:p>
+      <w:pPr>
+        <w:pStyle w:val="ListBullet"/>
+        <w:spacing w:after="60" w:line="240" w:lineRule="auto"/>
+      </w:pPr>
+      <w:r>
+        <w:rPr>
+          <w:color w:val="333333"/>
+          <w:sz w:val="22"/>
+        </w:rPr>
+        <w:t xml:space="preserve">Acessa botões de discagem rápida e WhatsApp em 1 clique para alinhar o recebimento com o cliente antes de estacionar.</w:t>
+      </w:r>
+    </w:p>
+    <w:p>
+      <w:pPr>
+        <w:pStyle w:val="ListBullet"/>
+        <w:spacing w:after="60" w:line="240" w:lineRule="auto"/>
+      </w:pPr>
+      <w:r>
+        <w:rPr>
+          <w:color w:val="333333"/>
+          <w:sz w:val="22"/>
+        </w:rPr>
+        <w:t xml:space="preserve">Ao realizar a entrega, fotografa o comprovante/canhoto assinado via câmera do app e conclui a parada, baixando o estoque reservado definitivamente.</w:t>
+      </w:r>
+    </w:p>
+    <w:p>
+      <w:pPr>
+        <w:pStyle w:val="ListBullet"/>
+        <w:spacing w:after="60" w:line="240" w:lineRule="auto"/>
+      </w:pPr>
+      <w:r>
+        <w:rPr>
+          <w:color w:val="333333"/>
+          <w:sz w:val="22"/>
+        </w:rPr>
+        <w:t xml:space="preserve">Em caso de cliente ausente, recusa ou estabelecimento fechado, aciona o botão </w:t>
+      </w:r>
+      <w:r>
+        <w:rPr>
+          <w:b/>
+          <w:color w:val="061A4F"/>
+          <w:sz w:val="22"/>
+        </w:rPr>
+        <w:t xml:space="preserve">"Registrar Retorno"</w:t>
+      </w:r>
+      <w:r>
+        <w:rPr>
+          <w:color w:val="333333"/>
+          <w:sz w:val="22"/>
+        </w:rPr>
+        <w:t xml:space="preserve">, informando o motivo. O pedido reverte automaticamente para o status </w:t>
+      </w:r>
+      <w:r>
+        <w:rPr>
+          <w:rFonts w:ascii="Consolas" w:hAnsi="Consolas"/>
+          <w:color w:val="C7254E"/>
+          <w:shd w:val="clear" w:color="auto" w:fill="F9F2F4"/>
+          <w:sz w:val="20"/>
+        </w:rPr>
+        <w:t xml:space="preserve">SEPARACAO</w:t>
+      </w:r>
+      <w:r>
+        <w:rPr>
+          <w:color w:val="333333"/>
+          <w:sz w:val="22"/>
+        </w:rPr>
+        <w:t xml:space="preserve"> e alerta a Torre de Controle sem travar o restante da rota.</w:t>
+      </w:r>
+    </w:p>
+    <w:p>
+      <w:pPr>
+        <w:pStyle w:val="Heading4"/>
+        <w:spacing w:before="140" w:after="60"/>
+      </w:pPr>
+      <w:r>
+        <w:rPr>
+          <w:b/>
+          <w:color w:val="333333"/>
+          <w:sz w:val="20"/>
+        </w:rPr>
+        <w:t xml:space="preserve">E. Perfil Expedidor / Estoquista (Operação de Galpão)</w:t>
+      </w:r>
+    </w:p>
+    <w:p>
+      <w:pPr>
+        <w:pStyle w:val="ListBullet"/>
+        <w:spacing w:after="60" w:line="240" w:lineRule="auto"/>
+      </w:pPr>
+      <w:r>
+        <w:rPr>
+          <w:b/>
+          <w:color w:val="061A4F"/>
+          <w:sz w:val="22"/>
+        </w:rPr>
+        <w:t xml:space="preserve">Propósito:</w:t>
+      </w:r>
+      <w:r>
+        <w:rPr>
+          <w:color w:val="333333"/>
+          <w:sz w:val="22"/>
+        </w:rPr>
+        <w:t xml:space="preserve"> Separação física de itens no depósito, conferência de romaneios e carregamento.</w:t>
+      </w:r>
+    </w:p>
+    <w:p>
+      <w:pPr>
+        <w:pStyle w:val="ListBullet"/>
+        <w:spacing w:after="60" w:line="240" w:lineRule="auto"/>
+      </w:pPr>
+      <w:r>
+        <w:rPr>
+          <w:b/>
+          <w:color w:val="061A4F"/>
+          <w:sz w:val="22"/>
+        </w:rPr>
+        <w:t xml:space="preserve">Acesso &amp; Interface:</w:t>
+      </w:r>
+      <w:r>
+        <w:rPr>
+          <w:color w:val="333333"/>
+          <w:sz w:val="22"/>
+        </w:rPr>
+        <w:t xml:space="preserve"> Módulo de Logística e Estoque na Torre de Controle (</w:t>
+      </w:r>
+      <w:r>
+        <w:rPr>
+          <w:rFonts w:ascii="Consolas" w:hAnsi="Consolas"/>
+          <w:color w:val="C7254E"/>
+          <w:shd w:val="clear" w:color="auto" w:fill="F9F2F4"/>
+          <w:sz w:val="20"/>
+        </w:rPr>
+        <w:t xml:space="preserve">admin.html</w:t>
+      </w:r>
+      <w:r>
+        <w:rPr>
+          <w:color w:val="333333"/>
+          <w:sz w:val="22"/>
+        </w:rPr>
+        <w:t xml:space="preserve">).</w:t>
+      </w:r>
+    </w:p>
+    <w:p>
+      <w:pPr>
+        <w:pStyle w:val="ListBullet"/>
+        <w:spacing w:after="60" w:line="240" w:lineRule="auto"/>
+      </w:pPr>
+      <w:r>
+        <w:rPr>
+          <w:b/>
+          <w:color w:val="061A4F"/>
+          <w:sz w:val="22"/>
+        </w:rPr>
+        <w:t xml:space="preserve">Como Opera:</w:t>
+      </w:r>
+    </w:p>
+    <w:p>
+      <w:pPr>
+        <w:pStyle w:val="ListBullet"/>
+        <w:spacing w:after="60" w:line="240" w:lineRule="auto"/>
+      </w:pPr>
+      <w:r>
+        <w:rPr>
+          <w:color w:val="333333"/>
+          <w:sz w:val="22"/>
+        </w:rPr>
+        <w:t xml:space="preserve">Imprime as listas de separação consolidadas (PDF de Romaneio de Carga).</w:t>
+      </w:r>
+    </w:p>
+    <w:p>
+      <w:pPr>
+        <w:pStyle w:val="ListBullet"/>
+        <w:spacing w:after="60" w:line="240" w:lineRule="auto"/>
+      </w:pPr>
+      <w:r>
+        <w:rPr>
+          <w:color w:val="333333"/>
+          <w:sz w:val="22"/>
+        </w:rPr>
+        <w:t xml:space="preserve">Retira as caixas e fardos no depósito físico e realiza a conferência na doca de expedição.</w:t>
+      </w:r>
+    </w:p>
+    <w:p>
+      <w:pPr>
+        <w:pStyle w:val="ListBullet"/>
+        <w:spacing w:after="60" w:line="240" w:lineRule="auto"/>
+      </w:pPr>
+      <w:r>
+        <w:rPr>
+          <w:color w:val="333333"/>
+          <w:sz w:val="22"/>
+        </w:rPr>
+        <w:t xml:space="preserve">Carrega os veículos conforme a ordem viária definida no sistema.</w:t>
+      </w:r>
+    </w:p>
+    <w:p>
+      <w:pPr>
+        <w:pStyle w:val="ListBullet"/>
+        <w:spacing w:after="60" w:line="240" w:lineRule="auto"/>
+      </w:pPr>
+      <w:r>
+        <w:rPr>
+          <w:color w:val="333333"/>
+          <w:sz w:val="22"/>
+        </w:rPr>
+        <w:t xml:space="preserve">Realiza a conferência de entrada física de compras de fornecedores (inbound).</w:t>
+      </w:r>
+    </w:p>
+    <w:p>
+      <w:pPr>
+        <w:pStyle w:val="Heading4"/>
+        <w:spacing w:before="140" w:after="60"/>
+      </w:pPr>
+      <w:r>
+        <w:rPr>
+          <w:b/>
+          <w:color w:val="333333"/>
+          <w:sz w:val="20"/>
+        </w:rPr>
+        <w:t xml:space="preserve">F. Perfil Cliente Web (`web_client`)</w:t>
+      </w:r>
+    </w:p>
+    <w:p>
+      <w:pPr>
+        <w:pStyle w:val="ListBullet"/>
+        <w:spacing w:after="60" w:line="240" w:lineRule="auto"/>
+      </w:pPr>
+      <w:r>
+        <w:rPr>
+          <w:b/>
+          <w:color w:val="061A4F"/>
+          <w:sz w:val="22"/>
+        </w:rPr>
+        <w:t xml:space="preserve">Propósito:</w:t>
+      </w:r>
+      <w:r>
+        <w:rPr>
+          <w:color w:val="333333"/>
+          <w:sz w:val="22"/>
+        </w:rPr>
+        <w:t xml:space="preserve"> Autoatendimento digital para clientes finais e pessoas jurídicas (B2B/B2C).</w:t>
+      </w:r>
+    </w:p>
+    <w:p>
+      <w:pPr>
+        <w:pStyle w:val="ListBullet"/>
+        <w:spacing w:after="60" w:line="240" w:lineRule="auto"/>
+      </w:pPr>
+      <w:r>
+        <w:rPr>
+          <w:b/>
+          <w:color w:val="061A4F"/>
+          <w:sz w:val="22"/>
+        </w:rPr>
+        <w:t xml:space="preserve">Acesso &amp; Interface:</w:t>
+      </w:r>
+      <w:r>
+        <w:rPr>
+          <w:color w:val="333333"/>
+          <w:sz w:val="22"/>
+        </w:rPr>
+        <w:t xml:space="preserve"> Loja Online E-Commerce em </w:t>
+      </w:r>
+      <w:r>
+        <w:rPr>
+          <w:rFonts w:ascii="Consolas" w:hAnsi="Consolas"/>
+          <w:color w:val="C7254E"/>
+          <w:shd w:val="clear" w:color="auto" w:fill="F9F2F4"/>
+          <w:sz w:val="20"/>
+        </w:rPr>
+        <w:t xml:space="preserve">loja.html</w:t>
+      </w:r>
+      <w:r>
+        <w:rPr>
+          <w:color w:val="333333"/>
+          <w:sz w:val="22"/>
+        </w:rPr>
+        <w:t xml:space="preserve"> acessível via navegador desktop ou celular.</w:t>
+      </w:r>
+    </w:p>
+    <w:p>
+      <w:pPr>
+        <w:pStyle w:val="ListBullet"/>
+        <w:spacing w:after="60" w:line="240" w:lineRule="auto"/>
+      </w:pPr>
+      <w:r>
+        <w:rPr>
+          <w:b/>
+          <w:color w:val="061A4F"/>
+          <w:sz w:val="22"/>
+        </w:rPr>
+        <w:t xml:space="preserve">Como Opera:</w:t>
+      </w:r>
+    </w:p>
+    <w:p>
+      <w:pPr>
+        <w:pStyle w:val="ListBullet"/>
+        <w:spacing w:after="60" w:line="240" w:lineRule="auto"/>
+      </w:pPr>
+      <w:r>
+        <w:rPr>
+          <w:color w:val="333333"/>
+          <w:sz w:val="22"/>
+        </w:rPr>
+        <w:t xml:space="preserve">Navega pelo catálogo dinâmico de produtos com busca inteligente e filtros por categoria.</w:t>
+      </w:r>
+    </w:p>
+    <w:p>
+      <w:pPr>
+        <w:pStyle w:val="ListBullet"/>
+        <w:spacing w:after="60" w:line="240" w:lineRule="auto"/>
+      </w:pPr>
+      <w:r>
+        <w:rPr>
+          <w:color w:val="333333"/>
+          <w:sz w:val="22"/>
+        </w:rPr>
+        <w:t xml:space="preserve">Adiciona itens ao carrinho com validação instantânea de disponibilidade de estoque.</w:t>
+      </w:r>
+    </w:p>
+    <w:p>
+      <w:pPr>
+        <w:pStyle w:val="ListBullet"/>
+        <w:spacing w:after="60" w:line="240" w:lineRule="auto"/>
+      </w:pPr>
+      <w:r>
+        <w:rPr>
+          <w:color w:val="333333"/>
+          <w:sz w:val="22"/>
+        </w:rPr>
+        <w:t xml:space="preserve">O sistema calcula automaticamente o frete de entrega baseado no bairro de destino do cliente.</w:t>
+      </w:r>
+    </w:p>
+    <w:p>
+      <w:pPr>
+        <w:pStyle w:val="ListBullet"/>
+        <w:spacing w:after="60" w:line="240" w:lineRule="auto"/>
+      </w:pPr>
+      <w:r>
+        <w:rPr>
+          <w:color w:val="333333"/>
+          <w:sz w:val="22"/>
+        </w:rPr>
+        <w:t xml:space="preserve">Valida o valor mínimo de compra parametrizado pela empresa antes do fechamento.</w:t>
+      </w:r>
+    </w:p>
+    <w:p>
+      <w:pPr>
+        <w:pStyle w:val="ListBullet"/>
+        <w:spacing w:after="60" w:line="240" w:lineRule="auto"/>
+      </w:pPr>
+      <w:r>
+        <w:rPr>
+          <w:color w:val="333333"/>
+          <w:sz w:val="22"/>
+        </w:rPr>
+        <w:t xml:space="preserve">Acompanha o status de evolução do seu pedido (Pendente -&gt; Separação -&gt; Em Rota -&gt; Entregue).</w:t>
+      </w:r>
+    </w:p>
+    <w:p>
+      <w:pPr>
+        <w:pStyle w:val="Heading2"/>
+        <w:spacing w:before="220" w:after="100"/>
+      </w:pPr>
+      <w:r>
+        <w:rPr>
+          <w:b/>
+          <w:color w:val="FD5E02"/>
+          <w:sz w:val="26"/>
+        </w:rPr>
+        <w:t xml:space="preserve">2. MATRIZ DE PERMISSÕES POR RECURSO DA API</w:t>
+      </w:r>
+    </w:p>
+    <w:p>
+      <w:pPr>
+        <w:spacing w:after="120" w:line="260" w:lineRule="auto"/>
+      </w:pPr>
+      <w:r>
+        <w:rPr>
+          <w:color w:val="333333"/>
+          <w:sz w:val="22"/>
+        </w:rPr>
+        <w:t xml:space="preserve">A tabela abaixo define os privilégios de acesso aos módulos do sistema:</w:t>
+      </w:r>
+    </w:p>
+    <w:tbl>
+      <w:tblPr>
+        <w:tblStyle w:val="TableGrid"/>
+        <w:tblW w:w="0" w:type="auto"/>
+        <w:tblLook w:val="04A0"/>
+      </w:tblPr>
+      <w:tr>
+        <w:tc>
+          <w:tcPr>
+            <w:shd w:val="clear" w:color="auto" w:fill="061A4F"/>
+            <w:tcMar>
+              <w:top w:w="120" w:type="dxa"/>
+              <w:bottom w:w="120" w:type="dxa"/>
+              <w:left w:w="160" w:type="dxa"/>
+              <w:right w:w="160" w:type="dxa"/>
+            </w:tcMar>
+          </w:tcPr>
+          <w:p>
+            <w:pPr>
+              <w:spacing w:after="40" w:line="240" w:lineRule="auto"/>
+            </w:pPr>
+            <w:r>
+              <w:rPr>
+                <w:b/>
+                <w:color w:val="FFFFFF"/>
+                <w:sz w:val="20"/>
+              </w:rPr>
+              <w:t xml:space="preserve">Módulo / Recurso do Sistema</w:t>
+            </w:r>
+          </w:p>
+        </w:tc>
+        <w:tc>
+          <w:tcPr>
+            <w:shd w:val="clear" w:color="auto" w:fill="061A4F"/>
+            <w:tcMar>
+              <w:top w:w="120" w:type="dxa"/>
+              <w:bottom w:w="120" w:type="dxa"/>
+              <w:left w:w="160" w:type="dxa"/>
+              <w:right w:w="160" w:type="dxa"/>
+            </w:tcMar>
+          </w:tcPr>
+          <w:p>
+            <w:pPr>
+              <w:spacing w:after="40" w:line="240" w:lineRule="auto"/>
+            </w:pPr>
+            <w:r>
+              <w:rPr>
+                <w:b/>
+                <w:color w:val="FFFFFF"/>
+                <w:sz w:val="20"/>
+              </w:rPr>
+              <w:t xml:space="preserve">Admin</w:t>
+            </w:r>
+          </w:p>
+        </w:tc>
+        <w:tc>
+          <w:tcPr>
+            <w:shd w:val="clear" w:color="auto" w:fill="061A4F"/>
+            <w:tcMar>
+              <w:top w:w="120" w:type="dxa"/>
+              <w:bottom w:w="120" w:type="dxa"/>
+              <w:left w:w="160" w:type="dxa"/>
+              <w:right w:w="160" w:type="dxa"/>
+            </w:tcMar>
+          </w:tcPr>
+          <w:p>
+            <w:pPr>
+              <w:spacing w:after="40" w:line="240" w:lineRule="auto"/>
+            </w:pPr>
+            <w:r>
+              <w:rPr>
+                <w:b/>
+                <w:color w:val="FFFFFF"/>
+                <w:sz w:val="20"/>
               </w:rPr>
               <w:t xml:space="preserve">Vendedor</w:t>
             </w:r>
@@ -468,43 +2067,73 @@
         </w:tc>
         <w:tc>
           <w:tcPr>
-            <w:tcW w:type="dxa" w:w="4572"/>
-            <w:shd w:fill="F0F4F8"/>
+            <w:shd w:val="clear" w:color="auto" w:fill="061A4F"/>
+            <w:tcMar>
+              <w:top w:w="120" w:type="dxa"/>
+              <w:bottom w:w="120" w:type="dxa"/>
+              <w:left w:w="160" w:type="dxa"/>
+              <w:right w:w="160" w:type="dxa"/>
+            </w:tcMar>
           </w:tcPr>
           <w:p>
             <w:pPr>
-              <w:spacing w:before="40" w:after="40"/>
-              <w:line w:line="240" w:lineRule="auto"/>
+              <w:spacing w:after="40" w:line="240" w:lineRule="auto"/>
             </w:pPr>
             <w:r>
               <w:rPr>
-                <w:rFonts w:ascii="Calibri" w:hAnsi="Calibri" w:eastAsia="Calibri"/>
-                <w:b w:val="0"/>
-                <w:color w:val="333333"/>
-                <w:sz w:val="18"/>
+                <w:b/>
+                <w:color w:val="FFFFFF"/>
+                <w:sz w:val="20"/>
               </w:rPr>
-              <w:t xml:space="preserve">GestÃ£o de carteira de clientes atribuÃ­da, consulta de estoque em tempo real, lanÃ§amento de pedidos externos (web e app com outbox offline) e metas.</w:t>
+              <w:t xml:space="preserve">Caixa (PDV)</w:t>
             </w:r>
           </w:p>
         </w:tc>
         <w:tc>
           <w:tcPr>
-            <w:tcW w:type="dxa" w:w="3000"/>
-            <w:shd w:fill="F0F4F8"/>
+            <w:shd w:val="clear" w:color="auto" w:fill="061A4F"/>
+            <w:tcMar>
+              <w:top w:w="120" w:type="dxa"/>
+              <w:bottom w:w="120" w:type="dxa"/>
+              <w:left w:w="160" w:type="dxa"/>
+              <w:right w:w="160" w:type="dxa"/>
+            </w:tcMar>
           </w:tcPr>
           <w:p>
             <w:pPr>
-              <w:spacing w:before="40" w:after="40"/>
-              <w:line w:line="240" w:lineRule="auto"/>
+              <w:spacing w:after="40" w:line="240" w:lineRule="auto"/>
             </w:pPr>
             <w:r>
               <w:rPr>
-                <w:rFonts w:ascii="Calibri" w:hAnsi="Calibri" w:eastAsia="Calibri"/>
-                <w:b w:val="0"/>
-                <w:color w:val="333333"/>
-                <w:sz w:val="18"/>
+                <w:b/>
+                <w:color w:val="FFFFFF"/>
+                <w:sz w:val="20"/>
               </w:rPr>
-              <w:t xml:space="preserve">NÃ£o visualiza custos de mercadorias nem altera preÃ§os fora das regras de tabelas autorizadas.</w:t>
+              <w:t xml:space="preserve">Motorista</w:t>
+            </w:r>
+          </w:p>
+        </w:tc>
+        <w:tc>
+          <w:tcPr>
+            <w:shd w:val="clear" w:color="auto" w:fill="061A4F"/>
+            <w:tcMar>
+              <w:top w:w="120" w:type="dxa"/>
+              <w:bottom w:w="120" w:type="dxa"/>
+              <w:left w:w="160" w:type="dxa"/>
+              <w:right w:w="160" w:type="dxa"/>
+            </w:tcMar>
+          </w:tcPr>
+          <w:p>
+            <w:pPr>
+              <w:spacing w:after="40" w:line="240" w:lineRule="auto"/>
+            </w:pPr>
+            <w:r>
+              <w:rPr>
+                <w:b/>
+                <w:color w:val="FFFFFF"/>
+                <w:sz w:val="20"/>
+              </w:rPr>
+              <w:t xml:space="preserve">Cliente Web</w:t>
             </w:r>
           </w:p>
         </w:tc>
@@ -512,19 +2141,2153 @@
       <w:tr>
         <w:tc>
           <w:tcPr>
-            <w:tcW w:type="dxa" w:w="2400"/>
+            <w:shd w:val="clear" w:color="auto" w:fill="F8F9FA"/>
+            <w:tcMar>
+              <w:top w:w="120" w:type="dxa"/>
+              <w:bottom w:w="120" w:type="dxa"/>
+              <w:left w:w="160" w:type="dxa"/>
+              <w:right w:w="160" w:type="dxa"/>
+            </w:tcMar>
           </w:tcPr>
           <w:p>
             <w:pPr>
-              <w:spacing w:before="40" w:after="40"/>
-              <w:line w:line="240" w:lineRule="auto"/>
+              <w:spacing w:after="40" w:line="240" w:lineRule="auto"/>
             </w:pPr>
             <w:r>
               <w:rPr>
-                <w:rFonts w:ascii="Calibri" w:hAnsi="Calibri" w:eastAsia="Calibri"/>
-                <w:b w:val="0"/>
                 <w:color w:val="333333"/>
-                <w:sz w:val="18"/>
+                <w:sz w:val="19"/>
+              </w:rPr>
+              <w:t xml:space="preserve">Consulta de Catálogo de Produtos</w:t>
+            </w:r>
+          </w:p>
+        </w:tc>
+        <w:tc>
+          <w:tcPr>
+            <w:shd w:val="clear" w:color="auto" w:fill="F8F9FA"/>
+            <w:tcMar>
+              <w:top w:w="120" w:type="dxa"/>
+              <w:bottom w:w="120" w:type="dxa"/>
+              <w:left w:w="160" w:type="dxa"/>
+              <w:right w:w="160" w:type="dxa"/>
+            </w:tcMar>
+          </w:tcPr>
+          <w:p>
+            <w:pPr>
+              <w:spacing w:after="40" w:line="240" w:lineRule="auto"/>
+            </w:pPr>
+            <w:r>
+              <w:rPr>
+                <w:color w:val="333333"/>
+                <w:sz w:val="19"/>
+              </w:rPr>
+              <w:t xml:space="preserve">Total</w:t>
+            </w:r>
+          </w:p>
+        </w:tc>
+        <w:tc>
+          <w:tcPr>
+            <w:shd w:val="clear" w:color="auto" w:fill="F8F9FA"/>
+            <w:tcMar>
+              <w:top w:w="120" w:type="dxa"/>
+              <w:bottom w:w="120" w:type="dxa"/>
+              <w:left w:w="160" w:type="dxa"/>
+              <w:right w:w="160" w:type="dxa"/>
+            </w:tcMar>
+          </w:tcPr>
+          <w:p>
+            <w:pPr>
+              <w:spacing w:after="40" w:line="240" w:lineRule="auto"/>
+            </w:pPr>
+            <w:r>
+              <w:rPr>
+                <w:color w:val="333333"/>
+                <w:sz w:val="19"/>
+              </w:rPr>
+              <w:t xml:space="preserve">Total</w:t>
+            </w:r>
+          </w:p>
+        </w:tc>
+        <w:tc>
+          <w:tcPr>
+            <w:shd w:val="clear" w:color="auto" w:fill="F8F9FA"/>
+            <w:tcMar>
+              <w:top w:w="120" w:type="dxa"/>
+              <w:bottom w:w="120" w:type="dxa"/>
+              <w:left w:w="160" w:type="dxa"/>
+              <w:right w:w="160" w:type="dxa"/>
+            </w:tcMar>
+          </w:tcPr>
+          <w:p>
+            <w:pPr>
+              <w:spacing w:after="40" w:line="240" w:lineRule="auto"/>
+            </w:pPr>
+            <w:r>
+              <w:rPr>
+                <w:color w:val="333333"/>
+                <w:sz w:val="19"/>
+              </w:rPr>
+              <w:t xml:space="preserve">Total</w:t>
+            </w:r>
+          </w:p>
+        </w:tc>
+        <w:tc>
+          <w:tcPr>
+            <w:shd w:val="clear" w:color="auto" w:fill="F8F9FA"/>
+            <w:tcMar>
+              <w:top w:w="120" w:type="dxa"/>
+              <w:bottom w:w="120" w:type="dxa"/>
+              <w:left w:w="160" w:type="dxa"/>
+              <w:right w:w="160" w:type="dxa"/>
+            </w:tcMar>
+          </w:tcPr>
+          <w:p>
+            <w:pPr>
+              <w:spacing w:after="40" w:line="240" w:lineRule="auto"/>
+            </w:pPr>
+            <w:r>
+              <w:rPr>
+                <w:color w:val="333333"/>
+                <w:sz w:val="19"/>
+              </w:rPr>
+              <w:t xml:space="preserve">Visual</w:t>
+            </w:r>
+          </w:p>
+        </w:tc>
+        <w:tc>
+          <w:tcPr>
+            <w:shd w:val="clear" w:color="auto" w:fill="F8F9FA"/>
+            <w:tcMar>
+              <w:top w:w="120" w:type="dxa"/>
+              <w:bottom w:w="120" w:type="dxa"/>
+              <w:left w:w="160" w:type="dxa"/>
+              <w:right w:w="160" w:type="dxa"/>
+            </w:tcMar>
+          </w:tcPr>
+          <w:p>
+            <w:pPr>
+              <w:spacing w:after="40" w:line="240" w:lineRule="auto"/>
+            </w:pPr>
+            <w:r>
+              <w:rPr>
+                <w:color w:val="333333"/>
+                <w:sz w:val="19"/>
+              </w:rPr>
+              <w:t xml:space="preserve">Total</w:t>
+            </w:r>
+          </w:p>
+        </w:tc>
+      </w:tr>
+      <w:tr>
+        <w:tc>
+          <w:tcPr>
+            <w:shd w:val="clear" w:color="auto" w:fill="F8F9FA"/>
+            <w:tcMar>
+              <w:top w:w="120" w:type="dxa"/>
+              <w:bottom w:w="120" w:type="dxa"/>
+              <w:left w:w="160" w:type="dxa"/>
+              <w:right w:w="160" w:type="dxa"/>
+            </w:tcMar>
+          </w:tcPr>
+          <w:p>
+            <w:pPr>
+              <w:spacing w:after="40" w:line="240" w:lineRule="auto"/>
+            </w:pPr>
+            <w:r>
+              <w:rPr>
+                <w:color w:val="333333"/>
+                <w:sz w:val="19"/>
+              </w:rPr>
+              <w:t xml:space="preserve">Cadastro e Edição de Produtos/Preços</w:t>
+            </w:r>
+          </w:p>
+        </w:tc>
+        <w:tc>
+          <w:tcPr>
+            <w:shd w:val="clear" w:color="auto" w:fill="F8F9FA"/>
+            <w:tcMar>
+              <w:top w:w="120" w:type="dxa"/>
+              <w:bottom w:w="120" w:type="dxa"/>
+              <w:left w:w="160" w:type="dxa"/>
+              <w:right w:w="160" w:type="dxa"/>
+            </w:tcMar>
+          </w:tcPr>
+          <w:p>
+            <w:pPr>
+              <w:spacing w:after="40" w:line="240" w:lineRule="auto"/>
+            </w:pPr>
+            <w:r>
+              <w:rPr>
+                <w:color w:val="333333"/>
+                <w:sz w:val="19"/>
+              </w:rPr>
+              <w:t xml:space="preserve">Total</w:t>
+            </w:r>
+          </w:p>
+        </w:tc>
+        <w:tc>
+          <w:tcPr>
+            <w:shd w:val="clear" w:color="auto" w:fill="F8F9FA"/>
+            <w:tcMar>
+              <w:top w:w="120" w:type="dxa"/>
+              <w:bottom w:w="120" w:type="dxa"/>
+              <w:left w:w="160" w:type="dxa"/>
+              <w:right w:w="160" w:type="dxa"/>
+            </w:tcMar>
+          </w:tcPr>
+          <w:p>
+            <w:pPr>
+              <w:spacing w:after="40" w:line="240" w:lineRule="auto"/>
+            </w:pPr>
+            <w:r>
+              <w:rPr>
+                <w:color w:val="333333"/>
+                <w:sz w:val="19"/>
+              </w:rPr>
+              <w:t xml:space="preserve">Não</w:t>
+            </w:r>
+          </w:p>
+        </w:tc>
+        <w:tc>
+          <w:tcPr>
+            <w:shd w:val="clear" w:color="auto" w:fill="F8F9FA"/>
+            <w:tcMar>
+              <w:top w:w="120" w:type="dxa"/>
+              <w:bottom w:w="120" w:type="dxa"/>
+              <w:left w:w="160" w:type="dxa"/>
+              <w:right w:w="160" w:type="dxa"/>
+            </w:tcMar>
+          </w:tcPr>
+          <w:p>
+            <w:pPr>
+              <w:spacing w:after="40" w:line="240" w:lineRule="auto"/>
+            </w:pPr>
+            <w:r>
+              <w:rPr>
+                <w:color w:val="333333"/>
+                <w:sz w:val="19"/>
+              </w:rPr>
+              <w:t xml:space="preserve">Não</w:t>
+            </w:r>
+          </w:p>
+        </w:tc>
+        <w:tc>
+          <w:tcPr>
+            <w:shd w:val="clear" w:color="auto" w:fill="F8F9FA"/>
+            <w:tcMar>
+              <w:top w:w="120" w:type="dxa"/>
+              <w:bottom w:w="120" w:type="dxa"/>
+              <w:left w:w="160" w:type="dxa"/>
+              <w:right w:w="160" w:type="dxa"/>
+            </w:tcMar>
+          </w:tcPr>
+          <w:p>
+            <w:pPr>
+              <w:spacing w:after="40" w:line="240" w:lineRule="auto"/>
+            </w:pPr>
+            <w:r>
+              <w:rPr>
+                <w:color w:val="333333"/>
+                <w:sz w:val="19"/>
+              </w:rPr>
+              <w:t xml:space="preserve">Não</w:t>
+            </w:r>
+          </w:p>
+        </w:tc>
+        <w:tc>
+          <w:tcPr>
+            <w:shd w:val="clear" w:color="auto" w:fill="F8F9FA"/>
+            <w:tcMar>
+              <w:top w:w="120" w:type="dxa"/>
+              <w:bottom w:w="120" w:type="dxa"/>
+              <w:left w:w="160" w:type="dxa"/>
+              <w:right w:w="160" w:type="dxa"/>
+            </w:tcMar>
+          </w:tcPr>
+          <w:p>
+            <w:pPr>
+              <w:spacing w:after="40" w:line="240" w:lineRule="auto"/>
+            </w:pPr>
+            <w:r>
+              <w:rPr>
+                <w:color w:val="333333"/>
+                <w:sz w:val="19"/>
+              </w:rPr>
+              <w:t xml:space="preserve">Não</w:t>
+            </w:r>
+          </w:p>
+        </w:tc>
+      </w:tr>
+      <w:tr>
+        <w:tc>
+          <w:tcPr>
+            <w:shd w:val="clear" w:color="auto" w:fill="F8F9FA"/>
+            <w:tcMar>
+              <w:top w:w="120" w:type="dxa"/>
+              <w:bottom w:w="120" w:type="dxa"/>
+              <w:left w:w="160" w:type="dxa"/>
+              <w:right w:w="160" w:type="dxa"/>
+            </w:tcMar>
+          </w:tcPr>
+          <w:p>
+            <w:pPr>
+              <w:spacing w:after="40" w:line="240" w:lineRule="auto"/>
+            </w:pPr>
+            <w:r>
+              <w:rPr>
+                <w:color w:val="333333"/>
+                <w:sz w:val="19"/>
+              </w:rPr>
+              <w:t xml:space="preserve">Ajuste Manual de Estoque</w:t>
+            </w:r>
+          </w:p>
+        </w:tc>
+        <w:tc>
+          <w:tcPr>
+            <w:shd w:val="clear" w:color="auto" w:fill="F8F9FA"/>
+            <w:tcMar>
+              <w:top w:w="120" w:type="dxa"/>
+              <w:bottom w:w="120" w:type="dxa"/>
+              <w:left w:w="160" w:type="dxa"/>
+              <w:right w:w="160" w:type="dxa"/>
+            </w:tcMar>
+          </w:tcPr>
+          <w:p>
+            <w:pPr>
+              <w:spacing w:after="40" w:line="240" w:lineRule="auto"/>
+            </w:pPr>
+            <w:r>
+              <w:rPr>
+                <w:color w:val="333333"/>
+                <w:sz w:val="19"/>
+              </w:rPr>
+              <w:t xml:space="preserve">Total</w:t>
+            </w:r>
+          </w:p>
+        </w:tc>
+        <w:tc>
+          <w:tcPr>
+            <w:shd w:val="clear" w:color="auto" w:fill="F8F9FA"/>
+            <w:tcMar>
+              <w:top w:w="120" w:type="dxa"/>
+              <w:bottom w:w="120" w:type="dxa"/>
+              <w:left w:w="160" w:type="dxa"/>
+              <w:right w:w="160" w:type="dxa"/>
+            </w:tcMar>
+          </w:tcPr>
+          <w:p>
+            <w:pPr>
+              <w:spacing w:after="40" w:line="240" w:lineRule="auto"/>
+            </w:pPr>
+            <w:r>
+              <w:rPr>
+                <w:color w:val="333333"/>
+                <w:sz w:val="19"/>
+              </w:rPr>
+              <w:t xml:space="preserve">Não</w:t>
+            </w:r>
+          </w:p>
+        </w:tc>
+        <w:tc>
+          <w:tcPr>
+            <w:shd w:val="clear" w:color="auto" w:fill="F8F9FA"/>
+            <w:tcMar>
+              <w:top w:w="120" w:type="dxa"/>
+              <w:bottom w:w="120" w:type="dxa"/>
+              <w:left w:w="160" w:type="dxa"/>
+              <w:right w:w="160" w:type="dxa"/>
+            </w:tcMar>
+          </w:tcPr>
+          <w:p>
+            <w:pPr>
+              <w:spacing w:after="40" w:line="240" w:lineRule="auto"/>
+            </w:pPr>
+            <w:r>
+              <w:rPr>
+                <w:color w:val="333333"/>
+                <w:sz w:val="19"/>
+              </w:rPr>
+              <w:t xml:space="preserve">Não</w:t>
+            </w:r>
+          </w:p>
+        </w:tc>
+        <w:tc>
+          <w:tcPr>
+            <w:shd w:val="clear" w:color="auto" w:fill="F8F9FA"/>
+            <w:tcMar>
+              <w:top w:w="120" w:type="dxa"/>
+              <w:bottom w:w="120" w:type="dxa"/>
+              <w:left w:w="160" w:type="dxa"/>
+              <w:right w:w="160" w:type="dxa"/>
+            </w:tcMar>
+          </w:tcPr>
+          <w:p>
+            <w:pPr>
+              <w:spacing w:after="40" w:line="240" w:lineRule="auto"/>
+            </w:pPr>
+            <w:r>
+              <w:rPr>
+                <w:color w:val="333333"/>
+                <w:sz w:val="19"/>
+              </w:rPr>
+              <w:t xml:space="preserve">Não</w:t>
+            </w:r>
+          </w:p>
+        </w:tc>
+        <w:tc>
+          <w:tcPr>
+            <w:shd w:val="clear" w:color="auto" w:fill="F8F9FA"/>
+            <w:tcMar>
+              <w:top w:w="120" w:type="dxa"/>
+              <w:bottom w:w="120" w:type="dxa"/>
+              <w:left w:w="160" w:type="dxa"/>
+              <w:right w:w="160" w:type="dxa"/>
+            </w:tcMar>
+          </w:tcPr>
+          <w:p>
+            <w:pPr>
+              <w:spacing w:after="40" w:line="240" w:lineRule="auto"/>
+            </w:pPr>
+            <w:r>
+              <w:rPr>
+                <w:color w:val="333333"/>
+                <w:sz w:val="19"/>
+              </w:rPr>
+              <w:t xml:space="preserve">Não</w:t>
+            </w:r>
+          </w:p>
+        </w:tc>
+      </w:tr>
+      <w:tr>
+        <w:tc>
+          <w:tcPr>
+            <w:shd w:val="clear" w:color="auto" w:fill="F8F9FA"/>
+            <w:tcMar>
+              <w:top w:w="120" w:type="dxa"/>
+              <w:bottom w:w="120" w:type="dxa"/>
+              <w:left w:w="160" w:type="dxa"/>
+              <w:right w:w="160" w:type="dxa"/>
+            </w:tcMar>
+          </w:tcPr>
+          <w:p>
+            <w:pPr>
+              <w:spacing w:after="40" w:line="240" w:lineRule="auto"/>
+            </w:pPr>
+            <w:r>
+              <w:rPr>
+                <w:color w:val="333333"/>
+                <w:sz w:val="19"/>
+              </w:rPr>
+              <w:t xml:space="preserve">Emissão de Pedidos</w:t>
+            </w:r>
+          </w:p>
+        </w:tc>
+        <w:tc>
+          <w:tcPr>
+            <w:shd w:val="clear" w:color="auto" w:fill="F8F9FA"/>
+            <w:tcMar>
+              <w:top w:w="120" w:type="dxa"/>
+              <w:bottom w:w="120" w:type="dxa"/>
+              <w:left w:w="160" w:type="dxa"/>
+              <w:right w:w="160" w:type="dxa"/>
+            </w:tcMar>
+          </w:tcPr>
+          <w:p>
+            <w:pPr>
+              <w:spacing w:after="40" w:line="240" w:lineRule="auto"/>
+            </w:pPr>
+            <w:r>
+              <w:rPr>
+                <w:color w:val="333333"/>
+                <w:sz w:val="19"/>
+              </w:rPr>
+              <w:t xml:space="preserve">Total</w:t>
+            </w:r>
+          </w:p>
+        </w:tc>
+        <w:tc>
+          <w:tcPr>
+            <w:shd w:val="clear" w:color="auto" w:fill="F8F9FA"/>
+            <w:tcMar>
+              <w:top w:w="120" w:type="dxa"/>
+              <w:bottom w:w="120" w:type="dxa"/>
+              <w:left w:w="160" w:type="dxa"/>
+              <w:right w:w="160" w:type="dxa"/>
+            </w:tcMar>
+          </w:tcPr>
+          <w:p>
+            <w:pPr>
+              <w:spacing w:after="40" w:line="240" w:lineRule="auto"/>
+            </w:pPr>
+            <w:r>
+              <w:rPr>
+                <w:color w:val="333333"/>
+                <w:sz w:val="19"/>
+              </w:rPr>
+              <w:t xml:space="preserve">Carteira</w:t>
+            </w:r>
+          </w:p>
+        </w:tc>
+        <w:tc>
+          <w:tcPr>
+            <w:shd w:val="clear" w:color="auto" w:fill="F8F9FA"/>
+            <w:tcMar>
+              <w:top w:w="120" w:type="dxa"/>
+              <w:bottom w:w="120" w:type="dxa"/>
+              <w:left w:w="160" w:type="dxa"/>
+              <w:right w:w="160" w:type="dxa"/>
+            </w:tcMar>
+          </w:tcPr>
+          <w:p>
+            <w:pPr>
+              <w:spacing w:after="40" w:line="240" w:lineRule="auto"/>
+            </w:pPr>
+            <w:r>
+              <w:rPr>
+                <w:color w:val="333333"/>
+                <w:sz w:val="19"/>
+              </w:rPr>
+              <w:t xml:space="preserve">Balcão</w:t>
+            </w:r>
+          </w:p>
+        </w:tc>
+        <w:tc>
+          <w:tcPr>
+            <w:shd w:val="clear" w:color="auto" w:fill="F8F9FA"/>
+            <w:tcMar>
+              <w:top w:w="120" w:type="dxa"/>
+              <w:bottom w:w="120" w:type="dxa"/>
+              <w:left w:w="160" w:type="dxa"/>
+              <w:right w:w="160" w:type="dxa"/>
+            </w:tcMar>
+          </w:tcPr>
+          <w:p>
+            <w:pPr>
+              <w:spacing w:after="40" w:line="240" w:lineRule="auto"/>
+            </w:pPr>
+            <w:r>
+              <w:rPr>
+                <w:color w:val="333333"/>
+                <w:sz w:val="19"/>
+              </w:rPr>
+              <w:t xml:space="preserve">Não</w:t>
+            </w:r>
+          </w:p>
+        </w:tc>
+        <w:tc>
+          <w:tcPr>
+            <w:shd w:val="clear" w:color="auto" w:fill="F8F9FA"/>
+            <w:tcMar>
+              <w:top w:w="120" w:type="dxa"/>
+              <w:bottom w:w="120" w:type="dxa"/>
+              <w:left w:w="160" w:type="dxa"/>
+              <w:right w:w="160" w:type="dxa"/>
+            </w:tcMar>
+          </w:tcPr>
+          <w:p>
+            <w:pPr>
+              <w:spacing w:after="40" w:line="240" w:lineRule="auto"/>
+            </w:pPr>
+            <w:r>
+              <w:rPr>
+                <w:color w:val="333333"/>
+                <w:sz w:val="19"/>
+              </w:rPr>
+              <w:t xml:space="preserve">Próprios</w:t>
+            </w:r>
+          </w:p>
+        </w:tc>
+      </w:tr>
+      <w:tr>
+        <w:tc>
+          <w:tcPr>
+            <w:shd w:val="clear" w:color="auto" w:fill="F8F9FA"/>
+            <w:tcMar>
+              <w:top w:w="120" w:type="dxa"/>
+              <w:bottom w:w="120" w:type="dxa"/>
+              <w:left w:w="160" w:type="dxa"/>
+              <w:right w:w="160" w:type="dxa"/>
+            </w:tcMar>
+          </w:tcPr>
+          <w:p>
+            <w:pPr>
+              <w:spacing w:after="40" w:line="240" w:lineRule="auto"/>
+            </w:pPr>
+            <w:r>
+              <w:rPr>
+                <w:color w:val="333333"/>
+                <w:sz w:val="19"/>
+              </w:rPr>
+              <w:t xml:space="preserve">Cancelamento de Pedidos</w:t>
+            </w:r>
+          </w:p>
+        </w:tc>
+        <w:tc>
+          <w:tcPr>
+            <w:shd w:val="clear" w:color="auto" w:fill="F8F9FA"/>
+            <w:tcMar>
+              <w:top w:w="120" w:type="dxa"/>
+              <w:bottom w:w="120" w:type="dxa"/>
+              <w:left w:w="160" w:type="dxa"/>
+              <w:right w:w="160" w:type="dxa"/>
+            </w:tcMar>
+          </w:tcPr>
+          <w:p>
+            <w:pPr>
+              <w:spacing w:after="40" w:line="240" w:lineRule="auto"/>
+            </w:pPr>
+            <w:r>
+              <w:rPr>
+                <w:color w:val="333333"/>
+                <w:sz w:val="19"/>
+              </w:rPr>
+              <w:t xml:space="preserve">Total</w:t>
+            </w:r>
+          </w:p>
+        </w:tc>
+        <w:tc>
+          <w:tcPr>
+            <w:shd w:val="clear" w:color="auto" w:fill="F8F9FA"/>
+            <w:tcMar>
+              <w:top w:w="120" w:type="dxa"/>
+              <w:bottom w:w="120" w:type="dxa"/>
+              <w:left w:w="160" w:type="dxa"/>
+              <w:right w:w="160" w:type="dxa"/>
+            </w:tcMar>
+          </w:tcPr>
+          <w:p>
+            <w:pPr>
+              <w:spacing w:after="40" w:line="240" w:lineRule="auto"/>
+            </w:pPr>
+            <w:r>
+              <w:rPr>
+                <w:color w:val="333333"/>
+                <w:sz w:val="19"/>
+              </w:rPr>
+              <w:t xml:space="preserve">Não</w:t>
+            </w:r>
+          </w:p>
+        </w:tc>
+        <w:tc>
+          <w:tcPr>
+            <w:shd w:val="clear" w:color="auto" w:fill="F8F9FA"/>
+            <w:tcMar>
+              <w:top w:w="120" w:type="dxa"/>
+              <w:bottom w:w="120" w:type="dxa"/>
+              <w:left w:w="160" w:type="dxa"/>
+              <w:right w:w="160" w:type="dxa"/>
+            </w:tcMar>
+          </w:tcPr>
+          <w:p>
+            <w:pPr>
+              <w:spacing w:after="40" w:line="240" w:lineRule="auto"/>
+            </w:pPr>
+            <w:r>
+              <w:rPr>
+                <w:color w:val="333333"/>
+                <w:sz w:val="19"/>
+              </w:rPr>
+              <w:t xml:space="preserve">Não</w:t>
+            </w:r>
+          </w:p>
+        </w:tc>
+        <w:tc>
+          <w:tcPr>
+            <w:shd w:val="clear" w:color="auto" w:fill="F8F9FA"/>
+            <w:tcMar>
+              <w:top w:w="120" w:type="dxa"/>
+              <w:bottom w:w="120" w:type="dxa"/>
+              <w:left w:w="160" w:type="dxa"/>
+              <w:right w:w="160" w:type="dxa"/>
+            </w:tcMar>
+          </w:tcPr>
+          <w:p>
+            <w:pPr>
+              <w:spacing w:after="40" w:line="240" w:lineRule="auto"/>
+            </w:pPr>
+            <w:r>
+              <w:rPr>
+                <w:color w:val="333333"/>
+                <w:sz w:val="19"/>
+              </w:rPr>
+              <w:t xml:space="preserve">Não</w:t>
+            </w:r>
+          </w:p>
+        </w:tc>
+        <w:tc>
+          <w:tcPr>
+            <w:shd w:val="clear" w:color="auto" w:fill="F8F9FA"/>
+            <w:tcMar>
+              <w:top w:w="120" w:type="dxa"/>
+              <w:bottom w:w="120" w:type="dxa"/>
+              <w:left w:w="160" w:type="dxa"/>
+              <w:right w:w="160" w:type="dxa"/>
+            </w:tcMar>
+          </w:tcPr>
+          <w:p>
+            <w:pPr>
+              <w:spacing w:after="40" w:line="240" w:lineRule="auto"/>
+            </w:pPr>
+            <w:r>
+              <w:rPr>
+                <w:color w:val="333333"/>
+                <w:sz w:val="19"/>
+              </w:rPr>
+              <w:t xml:space="preserve">Não</w:t>
+            </w:r>
+          </w:p>
+        </w:tc>
+      </w:tr>
+      <w:tr>
+        <w:tc>
+          <w:tcPr>
+            <w:shd w:val="clear" w:color="auto" w:fill="F8F9FA"/>
+            <w:tcMar>
+              <w:top w:w="120" w:type="dxa"/>
+              <w:bottom w:w="120" w:type="dxa"/>
+              <w:left w:w="160" w:type="dxa"/>
+              <w:right w:w="160" w:type="dxa"/>
+            </w:tcMar>
+          </w:tcPr>
+          <w:p>
+            <w:pPr>
+              <w:spacing w:after="40" w:line="240" w:lineRule="auto"/>
+            </w:pPr>
+            <w:r>
+              <w:rPr>
+                <w:color w:val="333333"/>
+                <w:sz w:val="19"/>
+              </w:rPr>
+              <w:t xml:space="preserve">Frente de Caixa (PDV) e Baixa Balcão</w:t>
+            </w:r>
+          </w:p>
+        </w:tc>
+        <w:tc>
+          <w:tcPr>
+            <w:shd w:val="clear" w:color="auto" w:fill="F8F9FA"/>
+            <w:tcMar>
+              <w:top w:w="120" w:type="dxa"/>
+              <w:bottom w:w="120" w:type="dxa"/>
+              <w:left w:w="160" w:type="dxa"/>
+              <w:right w:w="160" w:type="dxa"/>
+            </w:tcMar>
+          </w:tcPr>
+          <w:p>
+            <w:pPr>
+              <w:spacing w:after="40" w:line="240" w:lineRule="auto"/>
+            </w:pPr>
+            <w:r>
+              <w:rPr>
+                <w:color w:val="333333"/>
+                <w:sz w:val="19"/>
+              </w:rPr>
+              <w:t xml:space="preserve">Total</w:t>
+            </w:r>
+          </w:p>
+        </w:tc>
+        <w:tc>
+          <w:tcPr>
+            <w:shd w:val="clear" w:color="auto" w:fill="F8F9FA"/>
+            <w:tcMar>
+              <w:top w:w="120" w:type="dxa"/>
+              <w:bottom w:w="120" w:type="dxa"/>
+              <w:left w:w="160" w:type="dxa"/>
+              <w:right w:w="160" w:type="dxa"/>
+            </w:tcMar>
+          </w:tcPr>
+          <w:p>
+            <w:pPr>
+              <w:spacing w:after="40" w:line="240" w:lineRule="auto"/>
+            </w:pPr>
+            <w:r>
+              <w:rPr>
+                <w:color w:val="333333"/>
+                <w:sz w:val="19"/>
+              </w:rPr>
+              <w:t xml:space="preserve">Não</w:t>
+            </w:r>
+          </w:p>
+        </w:tc>
+        <w:tc>
+          <w:tcPr>
+            <w:shd w:val="clear" w:color="auto" w:fill="F8F9FA"/>
+            <w:tcMar>
+              <w:top w:w="120" w:type="dxa"/>
+              <w:bottom w:w="120" w:type="dxa"/>
+              <w:left w:w="160" w:type="dxa"/>
+              <w:right w:w="160" w:type="dxa"/>
+            </w:tcMar>
+          </w:tcPr>
+          <w:p>
+            <w:pPr>
+              <w:spacing w:after="40" w:line="240" w:lineRule="auto"/>
+            </w:pPr>
+            <w:r>
+              <w:rPr>
+                <w:color w:val="333333"/>
+                <w:sz w:val="19"/>
+              </w:rPr>
+              <w:t xml:space="preserve">Total</w:t>
+            </w:r>
+          </w:p>
+        </w:tc>
+        <w:tc>
+          <w:tcPr>
+            <w:shd w:val="clear" w:color="auto" w:fill="F8F9FA"/>
+            <w:tcMar>
+              <w:top w:w="120" w:type="dxa"/>
+              <w:bottom w:w="120" w:type="dxa"/>
+              <w:left w:w="160" w:type="dxa"/>
+              <w:right w:w="160" w:type="dxa"/>
+            </w:tcMar>
+          </w:tcPr>
+          <w:p>
+            <w:pPr>
+              <w:spacing w:after="40" w:line="240" w:lineRule="auto"/>
+            </w:pPr>
+            <w:r>
+              <w:rPr>
+                <w:color w:val="333333"/>
+                <w:sz w:val="19"/>
+              </w:rPr>
+              <w:t xml:space="preserve">Não</w:t>
+            </w:r>
+          </w:p>
+        </w:tc>
+        <w:tc>
+          <w:tcPr>
+            <w:shd w:val="clear" w:color="auto" w:fill="F8F9FA"/>
+            <w:tcMar>
+              <w:top w:w="120" w:type="dxa"/>
+              <w:bottom w:w="120" w:type="dxa"/>
+              <w:left w:w="160" w:type="dxa"/>
+              <w:right w:w="160" w:type="dxa"/>
+            </w:tcMar>
+          </w:tcPr>
+          <w:p>
+            <w:pPr>
+              <w:spacing w:after="40" w:line="240" w:lineRule="auto"/>
+            </w:pPr>
+            <w:r>
+              <w:rPr>
+                <w:color w:val="333333"/>
+                <w:sz w:val="19"/>
+              </w:rPr>
+              <w:t xml:space="preserve">Não</w:t>
+            </w:r>
+          </w:p>
+        </w:tc>
+      </w:tr>
+      <w:tr>
+        <w:tc>
+          <w:tcPr>
+            <w:shd w:val="clear" w:color="auto" w:fill="F8F9FA"/>
+            <w:tcMar>
+              <w:top w:w="120" w:type="dxa"/>
+              <w:bottom w:w="120" w:type="dxa"/>
+              <w:left w:w="160" w:type="dxa"/>
+              <w:right w:w="160" w:type="dxa"/>
+            </w:tcMar>
+          </w:tcPr>
+          <w:p>
+            <w:pPr>
+              <w:spacing w:after="40" w:line="240" w:lineRule="auto"/>
+            </w:pPr>
+            <w:r>
+              <w:rPr>
+                <w:color w:val="333333"/>
+                <w:sz w:val="19"/>
+              </w:rPr>
+              <w:t xml:space="preserve">Criação e Despacho de Rotas</w:t>
+            </w:r>
+          </w:p>
+        </w:tc>
+        <w:tc>
+          <w:tcPr>
+            <w:shd w:val="clear" w:color="auto" w:fill="F8F9FA"/>
+            <w:tcMar>
+              <w:top w:w="120" w:type="dxa"/>
+              <w:bottom w:w="120" w:type="dxa"/>
+              <w:left w:w="160" w:type="dxa"/>
+              <w:right w:w="160" w:type="dxa"/>
+            </w:tcMar>
+          </w:tcPr>
+          <w:p>
+            <w:pPr>
+              <w:spacing w:after="40" w:line="240" w:lineRule="auto"/>
+            </w:pPr>
+            <w:r>
+              <w:rPr>
+                <w:color w:val="333333"/>
+                <w:sz w:val="19"/>
+              </w:rPr>
+              <w:t xml:space="preserve">Total</w:t>
+            </w:r>
+          </w:p>
+        </w:tc>
+        <w:tc>
+          <w:tcPr>
+            <w:shd w:val="clear" w:color="auto" w:fill="F8F9FA"/>
+            <w:tcMar>
+              <w:top w:w="120" w:type="dxa"/>
+              <w:bottom w:w="120" w:type="dxa"/>
+              <w:left w:w="160" w:type="dxa"/>
+              <w:right w:w="160" w:type="dxa"/>
+            </w:tcMar>
+          </w:tcPr>
+          <w:p>
+            <w:pPr>
+              <w:spacing w:after="40" w:line="240" w:lineRule="auto"/>
+            </w:pPr>
+            <w:r>
+              <w:rPr>
+                <w:color w:val="333333"/>
+                <w:sz w:val="19"/>
+              </w:rPr>
+              <w:t xml:space="preserve">Não</w:t>
+            </w:r>
+          </w:p>
+        </w:tc>
+        <w:tc>
+          <w:tcPr>
+            <w:shd w:val="clear" w:color="auto" w:fill="F8F9FA"/>
+            <w:tcMar>
+              <w:top w:w="120" w:type="dxa"/>
+              <w:bottom w:w="120" w:type="dxa"/>
+              <w:left w:w="160" w:type="dxa"/>
+              <w:right w:w="160" w:type="dxa"/>
+            </w:tcMar>
+          </w:tcPr>
+          <w:p>
+            <w:pPr>
+              <w:spacing w:after="40" w:line="240" w:lineRule="auto"/>
+            </w:pPr>
+            <w:r>
+              <w:rPr>
+                <w:color w:val="333333"/>
+                <w:sz w:val="19"/>
+              </w:rPr>
+              <w:t xml:space="preserve">Não</w:t>
+            </w:r>
+          </w:p>
+        </w:tc>
+        <w:tc>
+          <w:tcPr>
+            <w:shd w:val="clear" w:color="auto" w:fill="F8F9FA"/>
+            <w:tcMar>
+              <w:top w:w="120" w:type="dxa"/>
+              <w:bottom w:w="120" w:type="dxa"/>
+              <w:left w:w="160" w:type="dxa"/>
+              <w:right w:w="160" w:type="dxa"/>
+            </w:tcMar>
+          </w:tcPr>
+          <w:p>
+            <w:pPr>
+              <w:spacing w:after="40" w:line="240" w:lineRule="auto"/>
+            </w:pPr>
+            <w:r>
+              <w:rPr>
+                <w:color w:val="333333"/>
+                <w:sz w:val="19"/>
+              </w:rPr>
+              <w:t xml:space="preserve">Não</w:t>
+            </w:r>
+          </w:p>
+        </w:tc>
+        <w:tc>
+          <w:tcPr>
+            <w:shd w:val="clear" w:color="auto" w:fill="F8F9FA"/>
+            <w:tcMar>
+              <w:top w:w="120" w:type="dxa"/>
+              <w:bottom w:w="120" w:type="dxa"/>
+              <w:left w:w="160" w:type="dxa"/>
+              <w:right w:w="160" w:type="dxa"/>
+            </w:tcMar>
+          </w:tcPr>
+          <w:p>
+            <w:pPr>
+              <w:spacing w:after="40" w:line="240" w:lineRule="auto"/>
+            </w:pPr>
+            <w:r>
+              <w:rPr>
+                <w:color w:val="333333"/>
+                <w:sz w:val="19"/>
+              </w:rPr>
+              <w:t xml:space="preserve">Não</w:t>
+            </w:r>
+          </w:p>
+        </w:tc>
+      </w:tr>
+      <w:tr>
+        <w:tc>
+          <w:tcPr>
+            <w:shd w:val="clear" w:color="auto" w:fill="F8F9FA"/>
+            <w:tcMar>
+              <w:top w:w="120" w:type="dxa"/>
+              <w:bottom w:w="120" w:type="dxa"/>
+              <w:left w:w="160" w:type="dxa"/>
+              <w:right w:w="160" w:type="dxa"/>
+            </w:tcMar>
+          </w:tcPr>
+          <w:p>
+            <w:pPr>
+              <w:spacing w:after="40" w:line="240" w:lineRule="auto"/>
+            </w:pPr>
+            <w:r>
+              <w:rPr>
+                <w:color w:val="333333"/>
+                <w:sz w:val="19"/>
+              </w:rPr>
+              <w:t xml:space="preserve">Visualização de Rotas Atribuídas</w:t>
+            </w:r>
+          </w:p>
+        </w:tc>
+        <w:tc>
+          <w:tcPr>
+            <w:shd w:val="clear" w:color="auto" w:fill="F8F9FA"/>
+            <w:tcMar>
+              <w:top w:w="120" w:type="dxa"/>
+              <w:bottom w:w="120" w:type="dxa"/>
+              <w:left w:w="160" w:type="dxa"/>
+              <w:right w:w="160" w:type="dxa"/>
+            </w:tcMar>
+          </w:tcPr>
+          <w:p>
+            <w:pPr>
+              <w:spacing w:after="40" w:line="240" w:lineRule="auto"/>
+            </w:pPr>
+            <w:r>
+              <w:rPr>
+                <w:color w:val="333333"/>
+                <w:sz w:val="19"/>
+              </w:rPr>
+              <w:t xml:space="preserve">Total</w:t>
+            </w:r>
+          </w:p>
+        </w:tc>
+        <w:tc>
+          <w:tcPr>
+            <w:shd w:val="clear" w:color="auto" w:fill="F8F9FA"/>
+            <w:tcMar>
+              <w:top w:w="120" w:type="dxa"/>
+              <w:bottom w:w="120" w:type="dxa"/>
+              <w:left w:w="160" w:type="dxa"/>
+              <w:right w:w="160" w:type="dxa"/>
+            </w:tcMar>
+          </w:tcPr>
+          <w:p>
+            <w:pPr>
+              <w:spacing w:after="40" w:line="240" w:lineRule="auto"/>
+            </w:pPr>
+            <w:r>
+              <w:rPr>
+                <w:color w:val="333333"/>
+                <w:sz w:val="19"/>
+              </w:rPr>
+              <w:t xml:space="preserve">Não</w:t>
+            </w:r>
+          </w:p>
+        </w:tc>
+        <w:tc>
+          <w:tcPr>
+            <w:shd w:val="clear" w:color="auto" w:fill="F8F9FA"/>
+            <w:tcMar>
+              <w:top w:w="120" w:type="dxa"/>
+              <w:bottom w:w="120" w:type="dxa"/>
+              <w:left w:w="160" w:type="dxa"/>
+              <w:right w:w="160" w:type="dxa"/>
+            </w:tcMar>
+          </w:tcPr>
+          <w:p>
+            <w:pPr>
+              <w:spacing w:after="40" w:line="240" w:lineRule="auto"/>
+            </w:pPr>
+            <w:r>
+              <w:rPr>
+                <w:color w:val="333333"/>
+                <w:sz w:val="19"/>
+              </w:rPr>
+              <w:t xml:space="preserve">Não</w:t>
+            </w:r>
+          </w:p>
+        </w:tc>
+        <w:tc>
+          <w:tcPr>
+            <w:shd w:val="clear" w:color="auto" w:fill="F8F9FA"/>
+            <w:tcMar>
+              <w:top w:w="120" w:type="dxa"/>
+              <w:bottom w:w="120" w:type="dxa"/>
+              <w:left w:w="160" w:type="dxa"/>
+              <w:right w:w="160" w:type="dxa"/>
+            </w:tcMar>
+          </w:tcPr>
+          <w:p>
+            <w:pPr>
+              <w:spacing w:after="40" w:line="240" w:lineRule="auto"/>
+            </w:pPr>
+            <w:r>
+              <w:rPr>
+                <w:color w:val="333333"/>
+                <w:sz w:val="19"/>
+              </w:rPr>
+              <w:t xml:space="preserve">Próprias</w:t>
+            </w:r>
+          </w:p>
+        </w:tc>
+        <w:tc>
+          <w:tcPr>
+            <w:shd w:val="clear" w:color="auto" w:fill="F8F9FA"/>
+            <w:tcMar>
+              <w:top w:w="120" w:type="dxa"/>
+              <w:bottom w:w="120" w:type="dxa"/>
+              <w:left w:w="160" w:type="dxa"/>
+              <w:right w:w="160" w:type="dxa"/>
+            </w:tcMar>
+          </w:tcPr>
+          <w:p>
+            <w:pPr>
+              <w:spacing w:after="40" w:line="240" w:lineRule="auto"/>
+            </w:pPr>
+            <w:r>
+              <w:rPr>
+                <w:color w:val="333333"/>
+                <w:sz w:val="19"/>
+              </w:rPr>
+              <w:t xml:space="preserve">Não</w:t>
+            </w:r>
+          </w:p>
+        </w:tc>
+      </w:tr>
+      <w:tr>
+        <w:tc>
+          <w:tcPr>
+            <w:shd w:val="clear" w:color="auto" w:fill="F8F9FA"/>
+            <w:tcMar>
+              <w:top w:w="120" w:type="dxa"/>
+              <w:bottom w:w="120" w:type="dxa"/>
+              <w:left w:w="160" w:type="dxa"/>
+              <w:right w:w="160" w:type="dxa"/>
+            </w:tcMar>
+          </w:tcPr>
+          <w:p>
+            <w:pPr>
+              <w:spacing w:after="40" w:line="240" w:lineRule="auto"/>
+            </w:pPr>
+            <w:r>
+              <w:rPr>
+                <w:color w:val="333333"/>
+                <w:sz w:val="19"/>
+              </w:rPr>
+              <w:t xml:space="preserve">Baixa de Entrega e Upload de Canhoto</w:t>
+            </w:r>
+          </w:p>
+        </w:tc>
+        <w:tc>
+          <w:tcPr>
+            <w:shd w:val="clear" w:color="auto" w:fill="F8F9FA"/>
+            <w:tcMar>
+              <w:top w:w="120" w:type="dxa"/>
+              <w:bottom w:w="120" w:type="dxa"/>
+              <w:left w:w="160" w:type="dxa"/>
+              <w:right w:w="160" w:type="dxa"/>
+            </w:tcMar>
+          </w:tcPr>
+          <w:p>
+            <w:pPr>
+              <w:spacing w:after="40" w:line="240" w:lineRule="auto"/>
+            </w:pPr>
+            <w:r>
+              <w:rPr>
+                <w:color w:val="333333"/>
+                <w:sz w:val="19"/>
+              </w:rPr>
+              <w:t xml:space="preserve">Total</w:t>
+            </w:r>
+          </w:p>
+        </w:tc>
+        <w:tc>
+          <w:tcPr>
+            <w:shd w:val="clear" w:color="auto" w:fill="F8F9FA"/>
+            <w:tcMar>
+              <w:top w:w="120" w:type="dxa"/>
+              <w:bottom w:w="120" w:type="dxa"/>
+              <w:left w:w="160" w:type="dxa"/>
+              <w:right w:w="160" w:type="dxa"/>
+            </w:tcMar>
+          </w:tcPr>
+          <w:p>
+            <w:pPr>
+              <w:spacing w:after="40" w:line="240" w:lineRule="auto"/>
+            </w:pPr>
+            <w:r>
+              <w:rPr>
+                <w:color w:val="333333"/>
+                <w:sz w:val="19"/>
+              </w:rPr>
+              <w:t xml:space="preserve">Não</w:t>
+            </w:r>
+          </w:p>
+        </w:tc>
+        <w:tc>
+          <w:tcPr>
+            <w:shd w:val="clear" w:color="auto" w:fill="F8F9FA"/>
+            <w:tcMar>
+              <w:top w:w="120" w:type="dxa"/>
+              <w:bottom w:w="120" w:type="dxa"/>
+              <w:left w:w="160" w:type="dxa"/>
+              <w:right w:w="160" w:type="dxa"/>
+            </w:tcMar>
+          </w:tcPr>
+          <w:p>
+            <w:pPr>
+              <w:spacing w:after="40" w:line="240" w:lineRule="auto"/>
+            </w:pPr>
+            <w:r>
+              <w:rPr>
+                <w:color w:val="333333"/>
+                <w:sz w:val="19"/>
+              </w:rPr>
+              <w:t xml:space="preserve">Não</w:t>
+            </w:r>
+          </w:p>
+        </w:tc>
+        <w:tc>
+          <w:tcPr>
+            <w:shd w:val="clear" w:color="auto" w:fill="F8F9FA"/>
+            <w:tcMar>
+              <w:top w:w="120" w:type="dxa"/>
+              <w:bottom w:w="120" w:type="dxa"/>
+              <w:left w:w="160" w:type="dxa"/>
+              <w:right w:w="160" w:type="dxa"/>
+            </w:tcMar>
+          </w:tcPr>
+          <w:p>
+            <w:pPr>
+              <w:spacing w:after="40" w:line="240" w:lineRule="auto"/>
+            </w:pPr>
+            <w:r>
+              <w:rPr>
+                <w:color w:val="333333"/>
+                <w:sz w:val="19"/>
+              </w:rPr>
+              <w:t xml:space="preserve">Próprias</w:t>
+            </w:r>
+          </w:p>
+        </w:tc>
+        <w:tc>
+          <w:tcPr>
+            <w:shd w:val="clear" w:color="auto" w:fill="F8F9FA"/>
+            <w:tcMar>
+              <w:top w:w="120" w:type="dxa"/>
+              <w:bottom w:w="120" w:type="dxa"/>
+              <w:left w:w="160" w:type="dxa"/>
+              <w:right w:w="160" w:type="dxa"/>
+            </w:tcMar>
+          </w:tcPr>
+          <w:p>
+            <w:pPr>
+              <w:spacing w:after="40" w:line="240" w:lineRule="auto"/>
+            </w:pPr>
+            <w:r>
+              <w:rPr>
+                <w:color w:val="333333"/>
+                <w:sz w:val="19"/>
+              </w:rPr>
+              <w:t xml:space="preserve">Não</w:t>
+            </w:r>
+          </w:p>
+        </w:tc>
+      </w:tr>
+      <w:tr>
+        <w:tc>
+          <w:tcPr>
+            <w:shd w:val="clear" w:color="auto" w:fill="F8F9FA"/>
+            <w:tcMar>
+              <w:top w:w="120" w:type="dxa"/>
+              <w:bottom w:w="120" w:type="dxa"/>
+              <w:left w:w="160" w:type="dxa"/>
+              <w:right w:w="160" w:type="dxa"/>
+            </w:tcMar>
+          </w:tcPr>
+          <w:p>
+            <w:pPr>
+              <w:spacing w:after="40" w:line="240" w:lineRule="auto"/>
+            </w:pPr>
+            <w:r>
+              <w:rPr>
+                <w:color w:val="333333"/>
+                <w:sz w:val="19"/>
+              </w:rPr>
+              <w:t xml:space="preserve">Registro de Insucesso (Devolução)</w:t>
+            </w:r>
+          </w:p>
+        </w:tc>
+        <w:tc>
+          <w:tcPr>
+            <w:shd w:val="clear" w:color="auto" w:fill="F8F9FA"/>
+            <w:tcMar>
+              <w:top w:w="120" w:type="dxa"/>
+              <w:bottom w:w="120" w:type="dxa"/>
+              <w:left w:w="160" w:type="dxa"/>
+              <w:right w:w="160" w:type="dxa"/>
+            </w:tcMar>
+          </w:tcPr>
+          <w:p>
+            <w:pPr>
+              <w:spacing w:after="40" w:line="240" w:lineRule="auto"/>
+            </w:pPr>
+            <w:r>
+              <w:rPr>
+                <w:color w:val="333333"/>
+                <w:sz w:val="19"/>
+              </w:rPr>
+              <w:t xml:space="preserve">Total</w:t>
+            </w:r>
+          </w:p>
+        </w:tc>
+        <w:tc>
+          <w:tcPr>
+            <w:shd w:val="clear" w:color="auto" w:fill="F8F9FA"/>
+            <w:tcMar>
+              <w:top w:w="120" w:type="dxa"/>
+              <w:bottom w:w="120" w:type="dxa"/>
+              <w:left w:w="160" w:type="dxa"/>
+              <w:right w:w="160" w:type="dxa"/>
+            </w:tcMar>
+          </w:tcPr>
+          <w:p>
+            <w:pPr>
+              <w:spacing w:after="40" w:line="240" w:lineRule="auto"/>
+            </w:pPr>
+            <w:r>
+              <w:rPr>
+                <w:color w:val="333333"/>
+                <w:sz w:val="19"/>
+              </w:rPr>
+              <w:t xml:space="preserve">Não</w:t>
+            </w:r>
+          </w:p>
+        </w:tc>
+        <w:tc>
+          <w:tcPr>
+            <w:shd w:val="clear" w:color="auto" w:fill="F8F9FA"/>
+            <w:tcMar>
+              <w:top w:w="120" w:type="dxa"/>
+              <w:bottom w:w="120" w:type="dxa"/>
+              <w:left w:w="160" w:type="dxa"/>
+              <w:right w:w="160" w:type="dxa"/>
+            </w:tcMar>
+          </w:tcPr>
+          <w:p>
+            <w:pPr>
+              <w:spacing w:after="40" w:line="240" w:lineRule="auto"/>
+            </w:pPr>
+            <w:r>
+              <w:rPr>
+                <w:color w:val="333333"/>
+                <w:sz w:val="19"/>
+              </w:rPr>
+              <w:t xml:space="preserve">Não</w:t>
+            </w:r>
+          </w:p>
+        </w:tc>
+        <w:tc>
+          <w:tcPr>
+            <w:shd w:val="clear" w:color="auto" w:fill="F8F9FA"/>
+            <w:tcMar>
+              <w:top w:w="120" w:type="dxa"/>
+              <w:bottom w:w="120" w:type="dxa"/>
+              <w:left w:w="160" w:type="dxa"/>
+              <w:right w:w="160" w:type="dxa"/>
+            </w:tcMar>
+          </w:tcPr>
+          <w:p>
+            <w:pPr>
+              <w:spacing w:after="40" w:line="240" w:lineRule="auto"/>
+            </w:pPr>
+            <w:r>
+              <w:rPr>
+                <w:color w:val="333333"/>
+                <w:sz w:val="19"/>
+              </w:rPr>
+              <w:t xml:space="preserve">Próprias</w:t>
+            </w:r>
+          </w:p>
+        </w:tc>
+        <w:tc>
+          <w:tcPr>
+            <w:shd w:val="clear" w:color="auto" w:fill="F8F9FA"/>
+            <w:tcMar>
+              <w:top w:w="120" w:type="dxa"/>
+              <w:bottom w:w="120" w:type="dxa"/>
+              <w:left w:w="160" w:type="dxa"/>
+              <w:right w:w="160" w:type="dxa"/>
+            </w:tcMar>
+          </w:tcPr>
+          <w:p>
+            <w:pPr>
+              <w:spacing w:after="40" w:line="240" w:lineRule="auto"/>
+            </w:pPr>
+            <w:r>
+              <w:rPr>
+                <w:color w:val="333333"/>
+                <w:sz w:val="19"/>
+              </w:rPr>
+              <w:t xml:space="preserve">Não</w:t>
+            </w:r>
+          </w:p>
+        </w:tc>
+      </w:tr>
+      <w:tr>
+        <w:tc>
+          <w:tcPr>
+            <w:shd w:val="clear" w:color="auto" w:fill="F8F9FA"/>
+            <w:tcMar>
+              <w:top w:w="120" w:type="dxa"/>
+              <w:bottom w:w="120" w:type="dxa"/>
+              <w:left w:w="160" w:type="dxa"/>
+              <w:right w:w="160" w:type="dxa"/>
+            </w:tcMar>
+          </w:tcPr>
+          <w:p>
+            <w:pPr>
+              <w:spacing w:after="40" w:line="240" w:lineRule="auto"/>
+            </w:pPr>
+            <w:r>
+              <w:rPr>
+                <w:color w:val="333333"/>
+                <w:sz w:val="19"/>
+              </w:rPr>
+              <w:t xml:space="preserve">Doca de Compras e Recebimento</w:t>
+            </w:r>
+          </w:p>
+        </w:tc>
+        <w:tc>
+          <w:tcPr>
+            <w:shd w:val="clear" w:color="auto" w:fill="F8F9FA"/>
+            <w:tcMar>
+              <w:top w:w="120" w:type="dxa"/>
+              <w:bottom w:w="120" w:type="dxa"/>
+              <w:left w:w="160" w:type="dxa"/>
+              <w:right w:w="160" w:type="dxa"/>
+            </w:tcMar>
+          </w:tcPr>
+          <w:p>
+            <w:pPr>
+              <w:spacing w:after="40" w:line="240" w:lineRule="auto"/>
+            </w:pPr>
+            <w:r>
+              <w:rPr>
+                <w:color w:val="333333"/>
+                <w:sz w:val="19"/>
+              </w:rPr>
+              <w:t xml:space="preserve">Total</w:t>
+            </w:r>
+          </w:p>
+        </w:tc>
+        <w:tc>
+          <w:tcPr>
+            <w:shd w:val="clear" w:color="auto" w:fill="F8F9FA"/>
+            <w:tcMar>
+              <w:top w:w="120" w:type="dxa"/>
+              <w:bottom w:w="120" w:type="dxa"/>
+              <w:left w:w="160" w:type="dxa"/>
+              <w:right w:w="160" w:type="dxa"/>
+            </w:tcMar>
+          </w:tcPr>
+          <w:p>
+            <w:pPr>
+              <w:spacing w:after="40" w:line="240" w:lineRule="auto"/>
+            </w:pPr>
+            <w:r>
+              <w:rPr>
+                <w:color w:val="333333"/>
+                <w:sz w:val="19"/>
+              </w:rPr>
+              <w:t xml:space="preserve">Não</w:t>
+            </w:r>
+          </w:p>
+        </w:tc>
+        <w:tc>
+          <w:tcPr>
+            <w:shd w:val="clear" w:color="auto" w:fill="F8F9FA"/>
+            <w:tcMar>
+              <w:top w:w="120" w:type="dxa"/>
+              <w:bottom w:w="120" w:type="dxa"/>
+              <w:left w:w="160" w:type="dxa"/>
+              <w:right w:w="160" w:type="dxa"/>
+            </w:tcMar>
+          </w:tcPr>
+          <w:p>
+            <w:pPr>
+              <w:spacing w:after="40" w:line="240" w:lineRule="auto"/>
+            </w:pPr>
+            <w:r>
+              <w:rPr>
+                <w:color w:val="333333"/>
+                <w:sz w:val="19"/>
+              </w:rPr>
+              <w:t xml:space="preserve">Não</w:t>
+            </w:r>
+          </w:p>
+        </w:tc>
+        <w:tc>
+          <w:tcPr>
+            <w:shd w:val="clear" w:color="auto" w:fill="F8F9FA"/>
+            <w:tcMar>
+              <w:top w:w="120" w:type="dxa"/>
+              <w:bottom w:w="120" w:type="dxa"/>
+              <w:left w:w="160" w:type="dxa"/>
+              <w:right w:w="160" w:type="dxa"/>
+            </w:tcMar>
+          </w:tcPr>
+          <w:p>
+            <w:pPr>
+              <w:spacing w:after="40" w:line="240" w:lineRule="auto"/>
+            </w:pPr>
+            <w:r>
+              <w:rPr>
+                <w:color w:val="333333"/>
+                <w:sz w:val="19"/>
+              </w:rPr>
+              <w:t xml:space="preserve">Não</w:t>
+            </w:r>
+          </w:p>
+        </w:tc>
+        <w:tc>
+          <w:tcPr>
+            <w:shd w:val="clear" w:color="auto" w:fill="F8F9FA"/>
+            <w:tcMar>
+              <w:top w:w="120" w:type="dxa"/>
+              <w:bottom w:w="120" w:type="dxa"/>
+              <w:left w:w="160" w:type="dxa"/>
+              <w:right w:w="160" w:type="dxa"/>
+            </w:tcMar>
+          </w:tcPr>
+          <w:p>
+            <w:pPr>
+              <w:spacing w:after="40" w:line="240" w:lineRule="auto"/>
+            </w:pPr>
+            <w:r>
+              <w:rPr>
+                <w:color w:val="333333"/>
+                <w:sz w:val="19"/>
+              </w:rPr>
+              <w:t xml:space="preserve">Não</w:t>
+            </w:r>
+          </w:p>
+        </w:tc>
+      </w:tr>
+      <w:tr>
+        <w:tc>
+          <w:tcPr>
+            <w:shd w:val="clear" w:color="auto" w:fill="F8F9FA"/>
+            <w:tcMar>
+              <w:top w:w="120" w:type="dxa"/>
+              <w:bottom w:w="120" w:type="dxa"/>
+              <w:left w:w="160" w:type="dxa"/>
+              <w:right w:w="160" w:type="dxa"/>
+            </w:tcMar>
+          </w:tcPr>
+          <w:p>
+            <w:pPr>
+              <w:spacing w:after="40" w:line="240" w:lineRule="auto"/>
+            </w:pPr>
+            <w:r>
+              <w:rPr>
+                <w:color w:val="333333"/>
+                <w:sz w:val="19"/>
+              </w:rPr>
+              <w:t xml:space="preserve">Auditoria e Histórico de Transações</w:t>
+            </w:r>
+          </w:p>
+        </w:tc>
+        <w:tc>
+          <w:tcPr>
+            <w:shd w:val="clear" w:color="auto" w:fill="F8F9FA"/>
+            <w:tcMar>
+              <w:top w:w="120" w:type="dxa"/>
+              <w:bottom w:w="120" w:type="dxa"/>
+              <w:left w:w="160" w:type="dxa"/>
+              <w:right w:w="160" w:type="dxa"/>
+            </w:tcMar>
+          </w:tcPr>
+          <w:p>
+            <w:pPr>
+              <w:spacing w:after="40" w:line="240" w:lineRule="auto"/>
+            </w:pPr>
+            <w:r>
+              <w:rPr>
+                <w:color w:val="333333"/>
+                <w:sz w:val="19"/>
+              </w:rPr>
+              <w:t xml:space="preserve">Total</w:t>
+            </w:r>
+          </w:p>
+        </w:tc>
+        <w:tc>
+          <w:tcPr>
+            <w:shd w:val="clear" w:color="auto" w:fill="F8F9FA"/>
+            <w:tcMar>
+              <w:top w:w="120" w:type="dxa"/>
+              <w:bottom w:w="120" w:type="dxa"/>
+              <w:left w:w="160" w:type="dxa"/>
+              <w:right w:w="160" w:type="dxa"/>
+            </w:tcMar>
+          </w:tcPr>
+          <w:p>
+            <w:pPr>
+              <w:spacing w:after="40" w:line="240" w:lineRule="auto"/>
+            </w:pPr>
+            <w:r>
+              <w:rPr>
+                <w:color w:val="333333"/>
+                <w:sz w:val="19"/>
+              </w:rPr>
+              <w:t xml:space="preserve">Não</w:t>
+            </w:r>
+          </w:p>
+        </w:tc>
+        <w:tc>
+          <w:tcPr>
+            <w:shd w:val="clear" w:color="auto" w:fill="F8F9FA"/>
+            <w:tcMar>
+              <w:top w:w="120" w:type="dxa"/>
+              <w:bottom w:w="120" w:type="dxa"/>
+              <w:left w:w="160" w:type="dxa"/>
+              <w:right w:w="160" w:type="dxa"/>
+            </w:tcMar>
+          </w:tcPr>
+          <w:p>
+            <w:pPr>
+              <w:spacing w:after="40" w:line="240" w:lineRule="auto"/>
+            </w:pPr>
+            <w:r>
+              <w:rPr>
+                <w:color w:val="333333"/>
+                <w:sz w:val="19"/>
+              </w:rPr>
+              <w:t xml:space="preserve">Não</w:t>
+            </w:r>
+          </w:p>
+        </w:tc>
+        <w:tc>
+          <w:tcPr>
+            <w:shd w:val="clear" w:color="auto" w:fill="F8F9FA"/>
+            <w:tcMar>
+              <w:top w:w="120" w:type="dxa"/>
+              <w:bottom w:w="120" w:type="dxa"/>
+              <w:left w:w="160" w:type="dxa"/>
+              <w:right w:w="160" w:type="dxa"/>
+            </w:tcMar>
+          </w:tcPr>
+          <w:p>
+            <w:pPr>
+              <w:spacing w:after="40" w:line="240" w:lineRule="auto"/>
+            </w:pPr>
+            <w:r>
+              <w:rPr>
+                <w:color w:val="333333"/>
+                <w:sz w:val="19"/>
+              </w:rPr>
+              <w:t xml:space="preserve">Não</w:t>
+            </w:r>
+          </w:p>
+        </w:tc>
+        <w:tc>
+          <w:tcPr>
+            <w:shd w:val="clear" w:color="auto" w:fill="F8F9FA"/>
+            <w:tcMar>
+              <w:top w:w="120" w:type="dxa"/>
+              <w:bottom w:w="120" w:type="dxa"/>
+              <w:left w:w="160" w:type="dxa"/>
+              <w:right w:w="160" w:type="dxa"/>
+            </w:tcMar>
+          </w:tcPr>
+          <w:p>
+            <w:pPr>
+              <w:spacing w:after="40" w:line="240" w:lineRule="auto"/>
+            </w:pPr>
+            <w:r>
+              <w:rPr>
+                <w:color w:val="333333"/>
+                <w:sz w:val="19"/>
+              </w:rPr>
+              <w:t xml:space="preserve">Não</w:t>
+            </w:r>
+          </w:p>
+        </w:tc>
+      </w:tr>
+      <w:tr>
+        <w:tc>
+          <w:tcPr>
+            <w:shd w:val="clear" w:color="auto" w:fill="F8F9FA"/>
+            <w:tcMar>
+              <w:top w:w="120" w:type="dxa"/>
+              <w:bottom w:w="120" w:type="dxa"/>
+              <w:left w:w="160" w:type="dxa"/>
+              <w:right w:w="160" w:type="dxa"/>
+            </w:tcMar>
+          </w:tcPr>
+          <w:p>
+            <w:pPr>
+              <w:spacing w:after="40" w:line="240" w:lineRule="auto"/>
+            </w:pPr>
+            <w:r>
+              <w:rPr>
+                <w:color w:val="333333"/>
+                <w:sz w:val="19"/>
+              </w:rPr>
+              <w:t xml:space="preserve">Gestão de Usuários e Acessos</w:t>
+            </w:r>
+          </w:p>
+        </w:tc>
+        <w:tc>
+          <w:tcPr>
+            <w:shd w:val="clear" w:color="auto" w:fill="F8F9FA"/>
+            <w:tcMar>
+              <w:top w:w="120" w:type="dxa"/>
+              <w:bottom w:w="120" w:type="dxa"/>
+              <w:left w:w="160" w:type="dxa"/>
+              <w:right w:w="160" w:type="dxa"/>
+            </w:tcMar>
+          </w:tcPr>
+          <w:p>
+            <w:pPr>
+              <w:spacing w:after="40" w:line="240" w:lineRule="auto"/>
+            </w:pPr>
+            <w:r>
+              <w:rPr>
+                <w:color w:val="333333"/>
+                <w:sz w:val="19"/>
+              </w:rPr>
+              <w:t xml:space="preserve">Total</w:t>
+            </w:r>
+          </w:p>
+        </w:tc>
+        <w:tc>
+          <w:tcPr>
+            <w:shd w:val="clear" w:color="auto" w:fill="F8F9FA"/>
+            <w:tcMar>
+              <w:top w:w="120" w:type="dxa"/>
+              <w:bottom w:w="120" w:type="dxa"/>
+              <w:left w:w="160" w:type="dxa"/>
+              <w:right w:w="160" w:type="dxa"/>
+            </w:tcMar>
+          </w:tcPr>
+          <w:p>
+            <w:pPr>
+              <w:spacing w:after="40" w:line="240" w:lineRule="auto"/>
+            </w:pPr>
+            <w:r>
+              <w:rPr>
+                <w:color w:val="333333"/>
+                <w:sz w:val="19"/>
+              </w:rPr>
+              <w:t xml:space="preserve">Não</w:t>
+            </w:r>
+          </w:p>
+        </w:tc>
+        <w:tc>
+          <w:tcPr>
+            <w:shd w:val="clear" w:color="auto" w:fill="F8F9FA"/>
+            <w:tcMar>
+              <w:top w:w="120" w:type="dxa"/>
+              <w:bottom w:w="120" w:type="dxa"/>
+              <w:left w:w="160" w:type="dxa"/>
+              <w:right w:w="160" w:type="dxa"/>
+            </w:tcMar>
+          </w:tcPr>
+          <w:p>
+            <w:pPr>
+              <w:spacing w:after="40" w:line="240" w:lineRule="auto"/>
+            </w:pPr>
+            <w:r>
+              <w:rPr>
+                <w:color w:val="333333"/>
+                <w:sz w:val="19"/>
+              </w:rPr>
+              <w:t xml:space="preserve">Não</w:t>
+            </w:r>
+          </w:p>
+        </w:tc>
+        <w:tc>
+          <w:tcPr>
+            <w:shd w:val="clear" w:color="auto" w:fill="F8F9FA"/>
+            <w:tcMar>
+              <w:top w:w="120" w:type="dxa"/>
+              <w:bottom w:w="120" w:type="dxa"/>
+              <w:left w:w="160" w:type="dxa"/>
+              <w:right w:w="160" w:type="dxa"/>
+            </w:tcMar>
+          </w:tcPr>
+          <w:p>
+            <w:pPr>
+              <w:spacing w:after="40" w:line="240" w:lineRule="auto"/>
+            </w:pPr>
+            <w:r>
+              <w:rPr>
+                <w:color w:val="333333"/>
+                <w:sz w:val="19"/>
+              </w:rPr>
+              <w:t xml:space="preserve">Não</w:t>
+            </w:r>
+          </w:p>
+        </w:tc>
+        <w:tc>
+          <w:tcPr>
+            <w:shd w:val="clear" w:color="auto" w:fill="F8F9FA"/>
+            <w:tcMar>
+              <w:top w:w="120" w:type="dxa"/>
+              <w:bottom w:w="120" w:type="dxa"/>
+              <w:left w:w="160" w:type="dxa"/>
+              <w:right w:w="160" w:type="dxa"/>
+            </w:tcMar>
+          </w:tcPr>
+          <w:p>
+            <w:pPr>
+              <w:spacing w:after="40" w:line="240" w:lineRule="auto"/>
+            </w:pPr>
+            <w:r>
+              <w:rPr>
+                <w:color w:val="333333"/>
+                <w:sz w:val="19"/>
+              </w:rPr>
+              <w:t xml:space="preserve">Não</w:t>
+            </w:r>
+          </w:p>
+        </w:tc>
+      </w:tr>
+      <w:tr>
+        <w:tc>
+          <w:tcPr>
+            <w:shd w:val="clear" w:color="auto" w:fill="F8F9FA"/>
+            <w:tcMar>
+              <w:top w:w="120" w:type="dxa"/>
+              <w:bottom w:w="120" w:type="dxa"/>
+              <w:left w:w="160" w:type="dxa"/>
+              <w:right w:w="160" w:type="dxa"/>
+            </w:tcMar>
+          </w:tcPr>
+          <w:p>
+            <w:pPr>
+              <w:spacing w:after="40" w:line="240" w:lineRule="auto"/>
+            </w:pPr>
+            <w:r>
+              <w:rPr>
+                <w:color w:val="333333"/>
+                <w:sz w:val="19"/>
+              </w:rPr>
+              <w:t xml:space="preserve">Assistente Executivo de IA Groq</w:t>
+            </w:r>
+          </w:p>
+        </w:tc>
+        <w:tc>
+          <w:tcPr>
+            <w:shd w:val="clear" w:color="auto" w:fill="F8F9FA"/>
+            <w:tcMar>
+              <w:top w:w="120" w:type="dxa"/>
+              <w:bottom w:w="120" w:type="dxa"/>
+              <w:left w:w="160" w:type="dxa"/>
+              <w:right w:w="160" w:type="dxa"/>
+            </w:tcMar>
+          </w:tcPr>
+          <w:p>
+            <w:pPr>
+              <w:spacing w:after="40" w:line="240" w:lineRule="auto"/>
+            </w:pPr>
+            <w:r>
+              <w:rPr>
+                <w:color w:val="333333"/>
+                <w:sz w:val="19"/>
+              </w:rPr>
+              <w:t xml:space="preserve">Total</w:t>
+            </w:r>
+          </w:p>
+        </w:tc>
+        <w:tc>
+          <w:tcPr>
+            <w:shd w:val="clear" w:color="auto" w:fill="F8F9FA"/>
+            <w:tcMar>
+              <w:top w:w="120" w:type="dxa"/>
+              <w:bottom w:w="120" w:type="dxa"/>
+              <w:left w:w="160" w:type="dxa"/>
+              <w:right w:w="160" w:type="dxa"/>
+            </w:tcMar>
+          </w:tcPr>
+          <w:p>
+            <w:pPr>
+              <w:spacing w:after="40" w:line="240" w:lineRule="auto"/>
+            </w:pPr>
+            <w:r>
+              <w:rPr>
+                <w:color w:val="333333"/>
+                <w:sz w:val="19"/>
+              </w:rPr>
+              <w:t xml:space="preserve">Não</w:t>
+            </w:r>
+          </w:p>
+        </w:tc>
+        <w:tc>
+          <w:tcPr>
+            <w:shd w:val="clear" w:color="auto" w:fill="F8F9FA"/>
+            <w:tcMar>
+              <w:top w:w="120" w:type="dxa"/>
+              <w:bottom w:w="120" w:type="dxa"/>
+              <w:left w:w="160" w:type="dxa"/>
+              <w:right w:w="160" w:type="dxa"/>
+            </w:tcMar>
+          </w:tcPr>
+          <w:p>
+            <w:pPr>
+              <w:spacing w:after="40" w:line="240" w:lineRule="auto"/>
+            </w:pPr>
+            <w:r>
+              <w:rPr>
+                <w:color w:val="333333"/>
+                <w:sz w:val="19"/>
+              </w:rPr>
+              <w:t xml:space="preserve">Não</w:t>
+            </w:r>
+          </w:p>
+        </w:tc>
+        <w:tc>
+          <w:tcPr>
+            <w:shd w:val="clear" w:color="auto" w:fill="F8F9FA"/>
+            <w:tcMar>
+              <w:top w:w="120" w:type="dxa"/>
+              <w:bottom w:w="120" w:type="dxa"/>
+              <w:left w:w="160" w:type="dxa"/>
+              <w:right w:w="160" w:type="dxa"/>
+            </w:tcMar>
+          </w:tcPr>
+          <w:p>
+            <w:pPr>
+              <w:spacing w:after="40" w:line="240" w:lineRule="auto"/>
+            </w:pPr>
+            <w:r>
+              <w:rPr>
+                <w:color w:val="333333"/>
+                <w:sz w:val="19"/>
+              </w:rPr>
+              <w:t xml:space="preserve">Não</w:t>
+            </w:r>
+          </w:p>
+        </w:tc>
+        <w:tc>
+          <w:tcPr>
+            <w:shd w:val="clear" w:color="auto" w:fill="F8F9FA"/>
+            <w:tcMar>
+              <w:top w:w="120" w:type="dxa"/>
+              <w:bottom w:w="120" w:type="dxa"/>
+              <w:left w:w="160" w:type="dxa"/>
+              <w:right w:w="160" w:type="dxa"/>
+            </w:tcMar>
+          </w:tcPr>
+          <w:p>
+            <w:pPr>
+              <w:spacing w:after="40" w:line="240" w:lineRule="auto"/>
+            </w:pPr>
+            <w:r>
+              <w:rPr>
+                <w:color w:val="333333"/>
+                <w:sz w:val="19"/>
+              </w:rPr>
+              <w:t xml:space="preserve">Não</w:t>
+            </w:r>
+          </w:p>
+        </w:tc>
+      </w:tr>
+    </w:tbl>
+    <w:p>
+      <w:pPr>
+        <w:spacing w:after="120"/>
+      </w:pPr>
+    </w:p>
+    <w:p>
+      <w:pPr>
+        <w:pStyle w:val="Heading2"/>
+        <w:spacing w:before="220" w:after="100"/>
+      </w:pPr>
+      <w:r>
+        <w:rPr>
+          <w:b/>
+          <w:color w:val="FD5E02"/>
+          <w:sz w:val="26"/>
+        </w:rPr>
+        <w:t xml:space="preserve">3. MATRIZ RACI DAS OPERAÇÕES EMPRESARIAIS</w:t>
+      </w:r>
+    </w:p>
+    <w:p>
+      <w:pPr>
+        <w:spacing w:after="120" w:line="260" w:lineRule="auto"/>
+      </w:pPr>
+      <w:r>
+        <w:rPr>
+          <w:color w:val="333333"/>
+          <w:sz w:val="22"/>
+        </w:rPr>
+        <w:t xml:space="preserve">Convenção: </w:t>
+      </w:r>
+      <w:r>
+        <w:rPr>
+          <w:b/>
+          <w:color w:val="061A4F"/>
+          <w:sz w:val="22"/>
+        </w:rPr>
+        <w:t xml:space="preserve">R</w:t>
+      </w:r>
+      <w:r>
+        <w:rPr>
+          <w:color w:val="333333"/>
+          <w:sz w:val="22"/>
+        </w:rPr>
+        <w:t xml:space="preserve"> = Responsável pela execução; </w:t>
+      </w:r>
+      <w:r>
+        <w:rPr>
+          <w:b/>
+          <w:color w:val="061A4F"/>
+          <w:sz w:val="22"/>
+        </w:rPr>
+        <w:t xml:space="preserve">A</w:t>
+      </w:r>
+      <w:r>
+        <w:rPr>
+          <w:color w:val="333333"/>
+          <w:sz w:val="22"/>
+        </w:rPr>
+        <w:t xml:space="preserve"> = Aprovador final; </w:t>
+      </w:r>
+      <w:r>
+        <w:rPr>
+          <w:b/>
+          <w:color w:val="061A4F"/>
+          <w:sz w:val="22"/>
+        </w:rPr>
+        <w:t xml:space="preserve">C</w:t>
+      </w:r>
+      <w:r>
+        <w:rPr>
+          <w:color w:val="333333"/>
+          <w:sz w:val="22"/>
+        </w:rPr>
+        <w:t xml:space="preserve"> = Consultado; </w:t>
+      </w:r>
+      <w:r>
+        <w:rPr>
+          <w:b/>
+          <w:color w:val="061A4F"/>
+          <w:sz w:val="22"/>
+        </w:rPr>
+        <w:t xml:space="preserve">I</w:t>
+      </w:r>
+      <w:r>
+        <w:rPr>
+          <w:color w:val="333333"/>
+          <w:sz w:val="22"/>
+        </w:rPr>
+        <w:t xml:space="preserve"> = Informado.</w:t>
+      </w:r>
+    </w:p>
+    <w:tbl>
+      <w:tblPr>
+        <w:tblStyle w:val="TableGrid"/>
+        <w:tblW w:w="0" w:type="auto"/>
+        <w:tblLook w:val="04A0"/>
+      </w:tblPr>
+      <w:tr>
+        <w:tc>
+          <w:tcPr>
+            <w:shd w:val="clear" w:color="auto" w:fill="061A4F"/>
+            <w:tcMar>
+              <w:top w:w="120" w:type="dxa"/>
+              <w:bottom w:w="120" w:type="dxa"/>
+              <w:left w:w="160" w:type="dxa"/>
+              <w:right w:w="160" w:type="dxa"/>
+            </w:tcMar>
+          </w:tcPr>
+          <w:p>
+            <w:pPr>
+              <w:spacing w:after="40" w:line="240" w:lineRule="auto"/>
+            </w:pPr>
+            <w:r>
+              <w:rPr>
+                <w:b/>
+                <w:color w:val="FFFFFF"/>
+                <w:sz w:val="20"/>
+              </w:rPr>
+              <w:t xml:space="preserve">Processo Operacional</w:t>
+            </w:r>
+          </w:p>
+        </w:tc>
+        <w:tc>
+          <w:tcPr>
+            <w:shd w:val="clear" w:color="auto" w:fill="061A4F"/>
+            <w:tcMar>
+              <w:top w:w="120" w:type="dxa"/>
+              <w:bottom w:w="120" w:type="dxa"/>
+              <w:left w:w="160" w:type="dxa"/>
+              <w:right w:w="160" w:type="dxa"/>
+            </w:tcMar>
+          </w:tcPr>
+          <w:p>
+            <w:pPr>
+              <w:spacing w:after="40" w:line="240" w:lineRule="auto"/>
+            </w:pPr>
+            <w:r>
+              <w:rPr>
+                <w:b/>
+                <w:color w:val="FFFFFF"/>
+                <w:sz w:val="20"/>
+              </w:rPr>
+              <w:t xml:space="preserve">Direção / Admin</w:t>
+            </w:r>
+          </w:p>
+        </w:tc>
+        <w:tc>
+          <w:tcPr>
+            <w:shd w:val="clear" w:color="auto" w:fill="061A4F"/>
+            <w:tcMar>
+              <w:top w:w="120" w:type="dxa"/>
+              <w:bottom w:w="120" w:type="dxa"/>
+              <w:left w:w="160" w:type="dxa"/>
+              <w:right w:w="160" w:type="dxa"/>
+            </w:tcMar>
+          </w:tcPr>
+          <w:p>
+            <w:pPr>
+              <w:spacing w:after="40" w:line="240" w:lineRule="auto"/>
+            </w:pPr>
+            <w:r>
+              <w:rPr>
+                <w:b/>
+                <w:color w:val="FFFFFF"/>
+                <w:sz w:val="20"/>
+              </w:rPr>
+              <w:t xml:space="preserve">Vendedor</w:t>
+            </w:r>
+          </w:p>
+        </w:tc>
+        <w:tc>
+          <w:tcPr>
+            <w:shd w:val="clear" w:color="auto" w:fill="061A4F"/>
+            <w:tcMar>
+              <w:top w:w="120" w:type="dxa"/>
+              <w:bottom w:w="120" w:type="dxa"/>
+              <w:left w:w="160" w:type="dxa"/>
+              <w:right w:w="160" w:type="dxa"/>
+            </w:tcMar>
+          </w:tcPr>
+          <w:p>
+            <w:pPr>
+              <w:spacing w:after="40" w:line="240" w:lineRule="auto"/>
+            </w:pPr>
+            <w:r>
+              <w:rPr>
+                <w:b/>
+                <w:color w:val="FFFFFF"/>
+                <w:sz w:val="20"/>
               </w:rPr>
               <w:t xml:space="preserve">Caixa</w:t>
             </w:r>
@@ -532,41 +4295,73 @@
         </w:tc>
         <w:tc>
           <w:tcPr>
-            <w:tcW w:type="dxa" w:w="4572"/>
+            <w:shd w:val="clear" w:color="auto" w:fill="061A4F"/>
+            <w:tcMar>
+              <w:top w:w="120" w:type="dxa"/>
+              <w:bottom w:w="120" w:type="dxa"/>
+              <w:left w:w="160" w:type="dxa"/>
+              <w:right w:w="160" w:type="dxa"/>
+            </w:tcMar>
           </w:tcPr>
           <w:p>
             <w:pPr>
-              <w:spacing w:before="40" w:after="40"/>
-              <w:line w:line="240" w:lineRule="auto"/>
+              <w:spacing w:after="40" w:line="240" w:lineRule="auto"/>
             </w:pPr>
             <w:r>
               <w:rPr>
-                <w:rFonts w:ascii="Calibri" w:hAnsi="Calibri" w:eastAsia="Calibri"/>
-                <w:b w:val="0"/>
-                <w:color w:val="333333"/>
-                <w:sz w:val="18"/>
+                <w:b/>
+                <w:color w:val="FFFFFF"/>
+                <w:sz w:val="20"/>
               </w:rPr>
-              <w:t xml:space="preserve">OperaÃ§Ã£o de balcÃ£o (PDV), leitura de cÃ³digo de barras, registro de pagamentos (Dinheiro, CartÃ£o, PIX), abertura e sangria de gaveta e emissÃ£o de cupons.</w:t>
+              <w:t xml:space="preserve">Motorista</w:t>
             </w:r>
           </w:p>
         </w:tc>
         <w:tc>
           <w:tcPr>
-            <w:tcW w:type="dxa" w:w="3000"/>
+            <w:shd w:val="clear" w:color="auto" w:fill="061A4F"/>
+            <w:tcMar>
+              <w:top w:w="120" w:type="dxa"/>
+              <w:bottom w:w="120" w:type="dxa"/>
+              <w:left w:w="160" w:type="dxa"/>
+              <w:right w:w="160" w:type="dxa"/>
+            </w:tcMar>
           </w:tcPr>
           <w:p>
             <w:pPr>
-              <w:spacing w:before="40" w:after="40"/>
-              <w:line w:line="240" w:lineRule="auto"/>
+              <w:spacing w:after="40" w:line="240" w:lineRule="auto"/>
             </w:pPr>
             <w:r>
               <w:rPr>
-                <w:rFonts w:ascii="Calibri" w:hAnsi="Calibri" w:eastAsia="Calibri"/>
-                <w:b w:val="0"/>
-                <w:color w:val="333333"/>
-                <w:sz w:val="18"/>
+                <w:b/>
+                <w:color w:val="FFFFFF"/>
+                <w:sz w:val="20"/>
               </w:rPr>
-              <w:t xml:space="preserve">NÃ£o realiza ajustes manuais de estoque nem altera cadastros de produtos ou clientes sem permissÃ£o.</w:t>
+              <w:t xml:space="preserve">Expedição</w:t>
+            </w:r>
+          </w:p>
+        </w:tc>
+        <w:tc>
+          <w:tcPr>
+            <w:shd w:val="clear" w:color="auto" w:fill="061A4F"/>
+            <w:tcMar>
+              <w:top w:w="120" w:type="dxa"/>
+              <w:bottom w:w="120" w:type="dxa"/>
+              <w:left w:w="160" w:type="dxa"/>
+              <w:right w:w="160" w:type="dxa"/>
+            </w:tcMar>
+          </w:tcPr>
+          <w:p>
+            <w:pPr>
+              <w:spacing w:after="40" w:line="240" w:lineRule="auto"/>
+            </w:pPr>
+            <w:r>
+              <w:rPr>
+                <w:b/>
+                <w:color w:val="FFFFFF"/>
+                <w:sz w:val="20"/>
+              </w:rPr>
+              <w:t xml:space="preserve">Cliente</w:t>
             </w:r>
           </w:p>
         </w:tc>
@@ -574,2081 +4369,68 @@
       <w:tr>
         <w:tc>
           <w:tcPr>
-            <w:tcW w:type="dxa" w:w="2400"/>
-            <w:shd w:fill="F0F4F8"/>
+            <w:shd w:val="clear" w:color="auto" w:fill="F8F9FA"/>
+            <w:tcMar>
+              <w:top w:w="120" w:type="dxa"/>
+              <w:bottom w:w="120" w:type="dxa"/>
+              <w:left w:w="160" w:type="dxa"/>
+              <w:right w:w="160" w:type="dxa"/>
+            </w:tcMar>
           </w:tcPr>
           <w:p>
             <w:pPr>
-              <w:spacing w:before="40" w:after="40"/>
-              <w:line w:line="240" w:lineRule="auto"/>
+              <w:spacing w:after="40" w:line="240" w:lineRule="auto"/>
             </w:pPr>
             <w:r>
               <w:rPr>
-                <w:rFonts w:ascii="Calibri" w:hAnsi="Calibri" w:eastAsia="Calibri"/>
-                <w:b w:val="0"/>
                 <w:color w:val="333333"/>
-                <w:sz w:val="18"/>
+                <w:sz w:val="19"/>
               </w:rPr>
-              <w:t xml:space="preserve">Motorista</w:t>
+              <w:t xml:space="preserve">1. Parametrização de Preços e Margens</w:t>
             </w:r>
           </w:p>
         </w:tc>
         <w:tc>
           <w:tcPr>
-            <w:tcW w:type="dxa" w:w="4572"/>
-            <w:shd w:fill="F0F4F8"/>
+            <w:shd w:val="clear" w:color="auto" w:fill="F8F9FA"/>
+            <w:tcMar>
+              <w:top w:w="120" w:type="dxa"/>
+              <w:bottom w:w="120" w:type="dxa"/>
+              <w:left w:w="160" w:type="dxa"/>
+              <w:right w:w="160" w:type="dxa"/>
+            </w:tcMar>
           </w:tcPr>
           <w:p>
             <w:pPr>
-              <w:spacing w:before="40" w:after="40"/>
-              <w:line w:line="240" w:lineRule="auto"/>
+              <w:spacing w:after="40" w:line="240" w:lineRule="auto"/>
             </w:pPr>
             <w:r>
               <w:rPr>
-                <w:rFonts w:ascii="Calibri" w:hAnsi="Calibri" w:eastAsia="Calibri"/>
-                <w:b w:val="0"/>
                 <w:color w:val="333333"/>
-                <w:sz w:val="18"/>
+                <w:sz w:val="19"/>
               </w:rPr>
-              <w:t xml:space="preserve">RecepÃ§Ã£o de rotas no app mÃ³vel, comunicaÃ§Ã£o direta com clientes via WhatsApp/telefone, registro de insucesso/retorno com motivos e upload de comprovantes.</w:t>
+              <w:t xml:space="preserve">R / A</w:t>
             </w:r>
           </w:p>
         </w:tc>
         <w:tc>
           <w:tcPr>
-            <w:tcW w:type="dxa" w:w="3000"/>
-            <w:shd w:fill="F0F4F8"/>
+            <w:shd w:val="clear" w:color="auto" w:fill="F8F9FA"/>
+            <w:tcMar>
+              <w:top w:w="120" w:type="dxa"/>
+              <w:bottom w:w="120" w:type="dxa"/>
+              <w:left w:w="160" w:type="dxa"/>
+              <w:right w:w="160" w:type="dxa"/>
+            </w:tcMar>
           </w:tcPr>
           <w:p>
             <w:pPr>
-              <w:spacing w:before="40" w:after="40"/>
-              <w:line w:line="240" w:lineRule="auto"/>
+              <w:spacing w:after="40" w:line="240" w:lineRule="auto"/>
             </w:pPr>
             <w:r>
               <w:rPr>
-                <w:rFonts w:ascii="Calibri" w:hAnsi="Calibri" w:eastAsia="Calibri"/>
-                <w:b w:val="0"/>
                 <w:color w:val="333333"/>
-                <w:sz w:val="18"/>
-              </w:rPr>
-              <w:t xml:space="preserve">Acesso estritamente restrito Ã s rotas e paradas atribuÃ­das ao seu veÃ­culo.</w:t>
-            </w:r>
-          </w:p>
-        </w:tc>
-      </w:tr>
-      <w:tr>
-        <w:tc>
-          <w:tcPr>
-            <w:tcW w:type="dxa" w:w="2400"/>
-          </w:tcPr>
-          <w:p>
-            <w:pPr>
-              <w:spacing w:before="40" w:after="40"/>
-              <w:line w:line="240" w:lineRule="auto"/>
-            </w:pPr>
-            <w:r>
-              <w:rPr>
-                <w:rFonts w:ascii="Calibri" w:hAnsi="Calibri" w:eastAsia="Calibri"/>
-                <w:b w:val="0"/>
-                <w:color w:val="333333"/>
-                <w:sz w:val="18"/>
-              </w:rPr>
-              <w:t xml:space="preserve">ExpediÃ§Ã£o / Estoquista</w:t>
-            </w:r>
-          </w:p>
-        </w:tc>
-        <w:tc>
-          <w:tcPr>
-            <w:tcW w:type="dxa" w:w="4572"/>
-          </w:tcPr>
-          <w:p>
-            <w:pPr>
-              <w:spacing w:before="40" w:after="40"/>
-              <w:line w:line="240" w:lineRule="auto"/>
-            </w:pPr>
-            <w:r>
-              <w:rPr>
-                <w:rFonts w:ascii="Calibri" w:hAnsi="Calibri" w:eastAsia="Calibri"/>
-                <w:b w:val="0"/>
-                <w:color w:val="333333"/>
-                <w:sz w:val="18"/>
-              </w:rPr>
-              <w:t xml:space="preserve">ConferÃªncia e separaÃ§Ã£o de pedidos, agrupamento por bairros, montagem de rotas, conferÃªncia de doca (inbound) e triagem de retornos.</w:t>
-            </w:r>
-          </w:p>
-        </w:tc>
-        <w:tc>
-          <w:tcPr>
-            <w:tcW w:type="dxa" w:w="3000"/>
-          </w:tcPr>
-          <w:p>
-            <w:pPr>
-              <w:spacing w:before="40" w:after="40"/>
-              <w:line w:line="240" w:lineRule="auto"/>
-            </w:pPr>
-            <w:r>
-              <w:rPr>
-                <w:rFonts w:ascii="Calibri" w:hAnsi="Calibri" w:eastAsia="Calibri"/>
-                <w:b w:val="0"/>
-                <w:color w:val="333333"/>
-                <w:sz w:val="18"/>
-              </w:rPr>
-              <w:t xml:space="preserve">NÃ£o emite vendas nem altera tabelas de preÃ§o ou parÃ¢metros financeiros da empresa.</w:t>
-            </w:r>
-          </w:p>
-        </w:tc>
-      </w:tr>
-      <w:tr>
-        <w:tc>
-          <w:tcPr>
-            <w:tcW w:type="dxa" w:w="2400"/>
-            <w:shd w:fill="F0F4F8"/>
-          </w:tcPr>
-          <w:p>
-            <w:pPr>
-              <w:spacing w:before="40" w:after="40"/>
-              <w:line w:line="240" w:lineRule="auto"/>
-            </w:pPr>
-            <w:r>
-              <w:rPr>
-                <w:rFonts w:ascii="Calibri" w:hAnsi="Calibri" w:eastAsia="Calibri"/>
-                <w:b w:val="0"/>
-                <w:color w:val="333333"/>
-                <w:sz w:val="18"/>
-              </w:rPr>
-              <w:t xml:space="preserve">Cliente Web</w:t>
-            </w:r>
-          </w:p>
-        </w:tc>
-        <w:tc>
-          <w:tcPr>
-            <w:tcW w:type="dxa" w:w="4572"/>
-            <w:shd w:fill="F0F4F8"/>
-          </w:tcPr>
-          <w:p>
-            <w:pPr>
-              <w:spacing w:before="40" w:after="40"/>
-              <w:line w:line="240" w:lineRule="auto"/>
-            </w:pPr>
-            <w:r>
-              <w:rPr>
-                <w:rFonts w:ascii="Calibri" w:hAnsi="Calibri" w:eastAsia="Calibri"/>
-                <w:b w:val="0"/>
-                <w:color w:val="333333"/>
-                <w:sz w:val="18"/>
-              </w:rPr>
-              <w:t xml:space="preserve">Acesso Ã  Loja Online, navegaÃ§Ã£o no catÃ¡logo pÃºblico, montagem de carrinho, cÃ¡lculo de frete por bairro e consulta de seus prÃ³prios pedidos.</w:t>
-            </w:r>
-          </w:p>
-        </w:tc>
-        <w:tc>
-          <w:tcPr>
-            <w:tcW w:type="dxa" w:w="3000"/>
-            <w:shd w:fill="F0F4F8"/>
-          </w:tcPr>
-          <w:p>
-            <w:pPr>
-              <w:spacing w:before="40" w:after="40"/>
-              <w:line w:line="240" w:lineRule="auto"/>
-            </w:pPr>
-            <w:r>
-              <w:rPr>
-                <w:rFonts w:ascii="Calibri" w:hAnsi="Calibri" w:eastAsia="Calibri"/>
-                <w:b w:val="0"/>
-                <w:color w:val="333333"/>
-                <w:sz w:val="18"/>
-              </w:rPr>
-              <w:t xml:space="preserve">Acesso isolado aos dados de sua prÃ³pria conta de autoatendimento.</w:t>
-            </w:r>
-          </w:p>
-        </w:tc>
-      </w:tr>
-    </w:tbl>
-    <w:p>
-      <w:pPr>
-        <w:spacing w:before="240" w:after="160"/>
-      </w:pPr>
-      <w:r>
-        <w:rPr>
-          <w:rFonts w:ascii="Calibri" w:hAnsi="Calibri" w:eastAsia="Calibri"/>
-          <w:b/>
-          <w:color w:val="061A4F"/>
-          <w:sz w:val="36"/>
-        </w:rPr>
-        <w:t>3. Matriz Granular de PermissÃµes por MÃ³dulo</w:t>
-      </w:r>
-    </w:p>
-    <w:p>
-      <w:pPr>
-        <w:spacing w:after="120" w:line="276" w:lineRule="auto"/>
-      </w:pPr>
-      <w:r>
-        <w:rPr>
-          <w:rFonts w:ascii="Calibri" w:hAnsi="Calibri" w:eastAsia="Calibri"/>
-          <w:b w:val="0"/>
-          <w:color w:val="333333"/>
-          <w:sz w:val="22"/>
-        </w:rPr>
-        <w:t xml:space="preserve">Mapeamento das permissÃµes funcionais por tela e mÃ³dulo operacional:</w:t>
-      </w:r>
-    </w:p>
-    <w:tbl xmlns:w="http://schemas.openxmlformats.org/wordprocessingml/2006/main">
-      <w:tblPr>
-        <w:tblStyle w:val="TableGrid"/>
-        <w:tblW w:type="auto" w:w="0"/>
-        <w:tblLook w:firstColumn="1" w:firstRow="1" w:lastColumn="0" w:lastRow="0" w:noHBand="0" w:noVBand="1" w:val="04A0"/>
-      </w:tblPr>
-      <w:tblGrid>
-        <w:gridCol w:w="2972"/>
-        <w:gridCol w:w="1400"/>
-        <w:gridCol w:w="1400"/>
-        <w:gridCol w:w="1400"/>
-        <w:gridCol w:w="1400"/>
-        <w:gridCol w:w="1400"/>
-      </w:tblGrid>
-      <w:tr>
-        <w:tc>
-          <w:tcPr>
-            <w:tcW w:type="dxa" w:w="2972"/>
-            <w:shd w:fill="0B3D91"/>
-          </w:tcPr>
-          <w:p>
-            <w:pPr>
-              <w:spacing w:before="60" w:after="60"/>
-            </w:pPr>
-            <w:r>
-              <w:rPr>
-                <w:rFonts w:ascii="Calibri" w:hAnsi="Calibri" w:eastAsia="Calibri"/>
-                <w:b/>
-                <w:color w:val="FFFFFF"/>
-                <w:sz w:val="20"/>
-              </w:rPr>
-              <w:t>MÃ³dulo Funcional</w:t>
-            </w:r>
-          </w:p>
-        </w:tc>
-        <w:tc>
-          <w:tcPr>
-            <w:tcW w:type="dxa" w:w="1400"/>
-            <w:shd w:fill="0B3D91"/>
-          </w:tcPr>
-          <w:p>
-            <w:pPr>
-              <w:spacing w:before="60" w:after="60"/>
-            </w:pPr>
-            <w:r>
-              <w:rPr>
-                <w:rFonts w:ascii="Calibri" w:hAnsi="Calibri" w:eastAsia="Calibri"/>
-                <w:b/>
-                <w:color w:val="FFFFFF"/>
-                <w:sz w:val="20"/>
-              </w:rPr>
-              <w:t>Admin</w:t>
-            </w:r>
-          </w:p>
-        </w:tc>
-        <w:tc>
-          <w:tcPr>
-            <w:tcW w:type="dxa" w:w="1400"/>
-            <w:shd w:fill="0B3D91"/>
-          </w:tcPr>
-          <w:p>
-            <w:pPr>
-              <w:spacing w:before="60" w:after="60"/>
-            </w:pPr>
-            <w:r>
-              <w:rPr>
-                <w:rFonts w:ascii="Calibri" w:hAnsi="Calibri" w:eastAsia="Calibri"/>
-                <w:b/>
-                <w:color w:val="FFFFFF"/>
-                <w:sz w:val="20"/>
-              </w:rPr>
-              <w:t>Vendedor</w:t>
-            </w:r>
-          </w:p>
-        </w:tc>
-        <w:tc>
-          <w:tcPr>
-            <w:tcW w:type="dxa" w:w="1400"/>
-            <w:shd w:fill="0B3D91"/>
-          </w:tcPr>
-          <w:p>
-            <w:pPr>
-              <w:spacing w:before="60" w:after="60"/>
-            </w:pPr>
-            <w:r>
-              <w:rPr>
-                <w:rFonts w:ascii="Calibri" w:hAnsi="Calibri" w:eastAsia="Calibri"/>
-                <w:b/>
-                <w:color w:val="FFFFFF"/>
-                <w:sz w:val="20"/>
-              </w:rPr>
-              <w:t>Caixa</w:t>
-            </w:r>
-          </w:p>
-        </w:tc>
-        <w:tc>
-          <w:tcPr>
-            <w:tcW w:type="dxa" w:w="1400"/>
-            <w:shd w:fill="0B3D91"/>
-          </w:tcPr>
-          <w:p>
-            <w:pPr>
-              <w:spacing w:before="60" w:after="60"/>
-            </w:pPr>
-            <w:r>
-              <w:rPr>
-                <w:rFonts w:ascii="Calibri" w:hAnsi="Calibri" w:eastAsia="Calibri"/>
-                <w:b/>
-                <w:color w:val="FFFFFF"/>
-                <w:sz w:val="20"/>
-              </w:rPr>
-              <w:t>ExpediÃ§Ã£o</w:t>
-            </w:r>
-          </w:p>
-        </w:tc>
-        <w:tc>
-          <w:tcPr>
-            <w:tcW w:type="dxa" w:w="1400"/>
-            <w:shd w:fill="0B3D91"/>
-          </w:tcPr>
-          <w:p>
-            <w:pPr>
-              <w:spacing w:before="60" w:after="60"/>
-            </w:pPr>
-            <w:r>
-              <w:rPr>
-                <w:rFonts w:ascii="Calibri" w:hAnsi="Calibri" w:eastAsia="Calibri"/>
-                <w:b/>
-                <w:color w:val="FFFFFF"/>
-                <w:sz w:val="20"/>
-              </w:rPr>
-              <w:t>Motorista</w:t>
-            </w:r>
-          </w:p>
-        </w:tc>
-      </w:tr>
-      <w:tr>
-        <w:tc>
-          <w:tcPr>
-            <w:tcW w:type="dxa" w:w="2972"/>
-          </w:tcPr>
-          <w:p>
-            <w:pPr>
-              <w:spacing w:before="40" w:after="40"/>
-              <w:line w:line="240" w:lineRule="auto"/>
-            </w:pPr>
-            <w:r>
-              <w:rPr>
-                <w:rFonts w:ascii="Calibri" w:hAnsi="Calibri" w:eastAsia="Calibri"/>
-                <w:b w:val="0"/>
-                <w:color w:val="333333"/>
-                <w:sz w:val="18"/>
-              </w:rPr>
-              <w:t xml:space="preserve">ConfiguraÃ§Ãµes &amp; UsuÃ¡rios</w:t>
-            </w:r>
-          </w:p>
-        </w:tc>
-        <w:tc>
-          <w:tcPr>
-            <w:tcW w:type="dxa" w:w="1400"/>
-          </w:tcPr>
-          <w:p>
-            <w:pPr>
-              <w:spacing w:before="40" w:after="40"/>
-              <w:line w:line="240" w:lineRule="auto"/>
-            </w:pPr>
-            <w:r>
-              <w:rPr>
-                <w:rFonts w:ascii="Calibri" w:hAnsi="Calibri" w:eastAsia="Calibri"/>
-                <w:b w:val="0"/>
-                <w:color w:val="333333"/>
-                <w:sz w:val="18"/>
-              </w:rPr>
-              <w:t xml:space="preserve">Total</w:t>
-            </w:r>
-          </w:p>
-        </w:tc>
-        <w:tc>
-          <w:tcPr>
-            <w:tcW w:type="dxa" w:w="1400"/>
-          </w:tcPr>
-          <w:p>
-            <w:pPr>
-              <w:spacing w:before="40" w:after="40"/>
-              <w:line w:line="240" w:lineRule="auto"/>
-            </w:pPr>
-            <w:r>
-              <w:rPr>
-                <w:rFonts w:ascii="Calibri" w:hAnsi="Calibri" w:eastAsia="Calibri"/>
-                <w:b w:val="0"/>
-                <w:color w:val="333333"/>
-                <w:sz w:val="18"/>
-              </w:rPr>
-              <w:t xml:space="preserve">Bloqueado</w:t>
-            </w:r>
-          </w:p>
-        </w:tc>
-        <w:tc>
-          <w:tcPr>
-            <w:tcW w:type="dxa" w:w="1400"/>
-          </w:tcPr>
-          <w:p>
-            <w:pPr>
-              <w:spacing w:before="40" w:after="40"/>
-              <w:line w:line="240" w:lineRule="auto"/>
-            </w:pPr>
-            <w:r>
-              <w:rPr>
-                <w:rFonts w:ascii="Calibri" w:hAnsi="Calibri" w:eastAsia="Calibri"/>
-                <w:b w:val="0"/>
-                <w:color w:val="333333"/>
-                <w:sz w:val="18"/>
-              </w:rPr>
-              <w:t xml:space="preserve">Bloqueado</w:t>
-            </w:r>
-          </w:p>
-        </w:tc>
-        <w:tc>
-          <w:tcPr>
-            <w:tcW w:type="dxa" w:w="1400"/>
-          </w:tcPr>
-          <w:p>
-            <w:pPr>
-              <w:spacing w:before="40" w:after="40"/>
-              <w:line w:line="240" w:lineRule="auto"/>
-            </w:pPr>
-            <w:r>
-              <w:rPr>
-                <w:rFonts w:ascii="Calibri" w:hAnsi="Calibri" w:eastAsia="Calibri"/>
-                <w:b w:val="0"/>
-                <w:color w:val="333333"/>
-                <w:sz w:val="18"/>
-              </w:rPr>
-              <w:t xml:space="preserve">Bloqueado</w:t>
-            </w:r>
-          </w:p>
-        </w:tc>
-        <w:tc>
-          <w:tcPr>
-            <w:tcW w:type="dxa" w:w="1400"/>
-          </w:tcPr>
-          <w:p>
-            <w:pPr>
-              <w:spacing w:before="40" w:after="40"/>
-              <w:line w:line="240" w:lineRule="auto"/>
-            </w:pPr>
-            <w:r>
-              <w:rPr>
-                <w:rFonts w:ascii="Calibri" w:hAnsi="Calibri" w:eastAsia="Calibri"/>
-                <w:b w:val="0"/>
-                <w:color w:val="333333"/>
-                <w:sz w:val="18"/>
-              </w:rPr>
-              <w:t xml:space="preserve">Bloqueado</w:t>
-            </w:r>
-          </w:p>
-        </w:tc>
-      </w:tr>
-      <w:tr>
-        <w:tc>
-          <w:tcPr>
-            <w:tcW w:type="dxa" w:w="2972"/>
-            <w:shd w:fill="F0F4F8"/>
-          </w:tcPr>
-          <w:p>
-            <w:pPr>
-              <w:spacing w:before="40" w:after="40"/>
-              <w:line w:line="240" w:lineRule="auto"/>
-            </w:pPr>
-            <w:r>
-              <w:rPr>
-                <w:rFonts w:ascii="Calibri" w:hAnsi="Calibri" w:eastAsia="Calibri"/>
-                <w:b w:val="0"/>
-                <w:color w:val="333333"/>
-                <w:sz w:val="18"/>
-              </w:rPr>
-              <w:t xml:space="preserve">Auditoria &amp; InteligÃªncia IA</w:t>
-            </w:r>
-          </w:p>
-        </w:tc>
-        <w:tc>
-          <w:tcPr>
-            <w:tcW w:type="dxa" w:w="1400"/>
-            <w:shd w:fill="F0F4F8"/>
-          </w:tcPr>
-          <w:p>
-            <w:pPr>
-              <w:spacing w:before="40" w:after="40"/>
-              <w:line w:line="240" w:lineRule="auto"/>
-            </w:pPr>
-            <w:r>
-              <w:rPr>
-                <w:rFonts w:ascii="Calibri" w:hAnsi="Calibri" w:eastAsia="Calibri"/>
-                <w:b w:val="0"/>
-                <w:color w:val="333333"/>
-                <w:sz w:val="18"/>
-              </w:rPr>
-              <w:t xml:space="preserve">Total</w:t>
-            </w:r>
-          </w:p>
-        </w:tc>
-        <w:tc>
-          <w:tcPr>
-            <w:tcW w:type="dxa" w:w="1400"/>
-            <w:shd w:fill="F0F4F8"/>
-          </w:tcPr>
-          <w:p>
-            <w:pPr>
-              <w:spacing w:before="40" w:after="40"/>
-              <w:line w:line="240" w:lineRule="auto"/>
-            </w:pPr>
-            <w:r>
-              <w:rPr>
-                <w:rFonts w:ascii="Calibri" w:hAnsi="Calibri" w:eastAsia="Calibri"/>
-                <w:b w:val="0"/>
-                <w:color w:val="333333"/>
-                <w:sz w:val="18"/>
-              </w:rPr>
-              <w:t xml:space="preserve">Bloqueado</w:t>
-            </w:r>
-          </w:p>
-        </w:tc>
-        <w:tc>
-          <w:tcPr>
-            <w:tcW w:type="dxa" w:w="1400"/>
-            <w:shd w:fill="F0F4F8"/>
-          </w:tcPr>
-          <w:p>
-            <w:pPr>
-              <w:spacing w:before="40" w:after="40"/>
-              <w:line w:line="240" w:lineRule="auto"/>
-            </w:pPr>
-            <w:r>
-              <w:rPr>
-                <w:rFonts w:ascii="Calibri" w:hAnsi="Calibri" w:eastAsia="Calibri"/>
-                <w:b w:val="0"/>
-                <w:color w:val="333333"/>
-                <w:sz w:val="18"/>
-              </w:rPr>
-              <w:t xml:space="preserve">Bloqueado</w:t>
-            </w:r>
-          </w:p>
-        </w:tc>
-        <w:tc>
-          <w:tcPr>
-            <w:tcW w:type="dxa" w:w="1400"/>
-            <w:shd w:fill="F0F4F8"/>
-          </w:tcPr>
-          <w:p>
-            <w:pPr>
-              <w:spacing w:before="40" w:after="40"/>
-              <w:line w:line="240" w:lineRule="auto"/>
-            </w:pPr>
-            <w:r>
-              <w:rPr>
-                <w:rFonts w:ascii="Calibri" w:hAnsi="Calibri" w:eastAsia="Calibri"/>
-                <w:b w:val="0"/>
-                <w:color w:val="333333"/>
-                <w:sz w:val="18"/>
-              </w:rPr>
-              <w:t xml:space="preserve">Bloqueado</w:t>
-            </w:r>
-          </w:p>
-        </w:tc>
-        <w:tc>
-          <w:tcPr>
-            <w:tcW w:type="dxa" w:w="1400"/>
-            <w:shd w:fill="F0F4F8"/>
-          </w:tcPr>
-          <w:p>
-            <w:pPr>
-              <w:spacing w:before="40" w:after="40"/>
-              <w:line w:line="240" w:lineRule="auto"/>
-            </w:pPr>
-            <w:r>
-              <w:rPr>
-                <w:rFonts w:ascii="Calibri" w:hAnsi="Calibri" w:eastAsia="Calibri"/>
-                <w:b w:val="0"/>
-                <w:color w:val="333333"/>
-                <w:sz w:val="18"/>
-              </w:rPr>
-              <w:t xml:space="preserve">Bloqueado</w:t>
-            </w:r>
-          </w:p>
-        </w:tc>
-      </w:tr>
-      <w:tr>
-        <w:tc>
-          <w:tcPr>
-            <w:tcW w:type="dxa" w:w="2972"/>
-          </w:tcPr>
-          <w:p>
-            <w:pPr>
-              <w:spacing w:before="40" w:after="40"/>
-              <w:line w:line="240" w:lineRule="auto"/>
-            </w:pPr>
-            <w:r>
-              <w:rPr>
-                <w:rFonts w:ascii="Calibri" w:hAnsi="Calibri" w:eastAsia="Calibri"/>
-                <w:b w:val="0"/>
-                <w:color w:val="333333"/>
-                <w:sz w:val="18"/>
-              </w:rPr>
-              <w:t xml:space="preserve">CatÃ¡logo &amp; Tabelas de PreÃ§o</w:t>
-            </w:r>
-          </w:p>
-        </w:tc>
-        <w:tc>
-          <w:tcPr>
-            <w:tcW w:type="dxa" w:w="1400"/>
-          </w:tcPr>
-          <w:p>
-            <w:pPr>
-              <w:spacing w:before="40" w:after="40"/>
-              <w:line w:line="240" w:lineRule="auto"/>
-            </w:pPr>
-            <w:r>
-              <w:rPr>
-                <w:rFonts w:ascii="Calibri" w:hAnsi="Calibri" w:eastAsia="Calibri"/>
-                <w:b w:val="0"/>
-                <w:color w:val="333333"/>
-                <w:sz w:val="18"/>
-              </w:rPr>
-              <w:t xml:space="preserve">Total</w:t>
-            </w:r>
-          </w:p>
-        </w:tc>
-        <w:tc>
-          <w:tcPr>
-            <w:tcW w:type="dxa" w:w="1400"/>
-          </w:tcPr>
-          <w:p>
-            <w:pPr>
-              <w:spacing w:before="40" w:after="40"/>
-              <w:line w:line="240" w:lineRule="auto"/>
-            </w:pPr>
-            <w:r>
-              <w:rPr>
-                <w:rFonts w:ascii="Calibri" w:hAnsi="Calibri" w:eastAsia="Calibri"/>
-                <w:b w:val="0"/>
-                <w:color w:val="333333"/>
-                <w:sz w:val="18"/>
-              </w:rPr>
-              <w:t xml:space="preserve">Consulta</w:t>
-            </w:r>
-          </w:p>
-        </w:tc>
-        <w:tc>
-          <w:tcPr>
-            <w:tcW w:type="dxa" w:w="1400"/>
-          </w:tcPr>
-          <w:p>
-            <w:pPr>
-              <w:spacing w:before="40" w:after="40"/>
-              <w:line w:line="240" w:lineRule="auto"/>
-            </w:pPr>
-            <w:r>
-              <w:rPr>
-                <w:rFonts w:ascii="Calibri" w:hAnsi="Calibri" w:eastAsia="Calibri"/>
-                <w:b w:val="0"/>
-                <w:color w:val="333333"/>
-                <w:sz w:val="18"/>
-              </w:rPr>
-              <w:t xml:space="preserve">Consulta</w:t>
-            </w:r>
-          </w:p>
-        </w:tc>
-        <w:tc>
-          <w:tcPr>
-            <w:tcW w:type="dxa" w:w="1400"/>
-          </w:tcPr>
-          <w:p>
-            <w:pPr>
-              <w:spacing w:before="40" w:after="40"/>
-              <w:line w:line="240" w:lineRule="auto"/>
-            </w:pPr>
-            <w:r>
-              <w:rPr>
-                <w:rFonts w:ascii="Calibri" w:hAnsi="Calibri" w:eastAsia="Calibri"/>
-                <w:b w:val="0"/>
-                <w:color w:val="333333"/>
-                <w:sz w:val="18"/>
-              </w:rPr>
-              <w:t xml:space="preserve">Consulta</w:t>
-            </w:r>
-          </w:p>
-        </w:tc>
-        <w:tc>
-          <w:tcPr>
-            <w:tcW w:type="dxa" w:w="1400"/>
-          </w:tcPr>
-          <w:p>
-            <w:pPr>
-              <w:spacing w:before="40" w:after="40"/>
-              <w:line w:line="240" w:lineRule="auto"/>
-            </w:pPr>
-            <w:r>
-              <w:rPr>
-                <w:rFonts w:ascii="Calibri" w:hAnsi="Calibri" w:eastAsia="Calibri"/>
-                <w:b w:val="0"/>
-                <w:color w:val="333333"/>
-                <w:sz w:val="18"/>
-              </w:rPr>
-              <w:t xml:space="preserve">Bloqueado</w:t>
-            </w:r>
-          </w:p>
-        </w:tc>
-      </w:tr>
-      <w:tr>
-        <w:tc>
-          <w:tcPr>
-            <w:tcW w:type="dxa" w:w="2972"/>
-            <w:shd w:fill="F0F4F8"/>
-          </w:tcPr>
-          <w:p>
-            <w:pPr>
-              <w:spacing w:before="40" w:after="40"/>
-              <w:line w:line="240" w:lineRule="auto"/>
-            </w:pPr>
-            <w:r>
-              <w:rPr>
-                <w:rFonts w:ascii="Calibri" w:hAnsi="Calibri" w:eastAsia="Calibri"/>
-                <w:b w:val="0"/>
-                <w:color w:val="333333"/>
-                <w:sz w:val="18"/>
-              </w:rPr>
-              <w:t xml:space="preserve">Estoque (Ajustes Manuais)</w:t>
-            </w:r>
-          </w:p>
-        </w:tc>
-        <w:tc>
-          <w:tcPr>
-            <w:tcW w:type="dxa" w:w="1400"/>
-            <w:shd w:fill="F0F4F8"/>
-          </w:tcPr>
-          <w:p>
-            <w:pPr>
-              <w:spacing w:before="40" w:after="40"/>
-              <w:line w:line="240" w:lineRule="auto"/>
-            </w:pPr>
-            <w:r>
-              <w:rPr>
-                <w:rFonts w:ascii="Calibri" w:hAnsi="Calibri" w:eastAsia="Calibri"/>
-                <w:b w:val="0"/>
-                <w:color w:val="333333"/>
-                <w:sz w:val="18"/>
-              </w:rPr>
-              <w:t xml:space="preserve">Total</w:t>
-            </w:r>
-          </w:p>
-        </w:tc>
-        <w:tc>
-          <w:tcPr>
-            <w:tcW w:type="dxa" w:w="1400"/>
-            <w:shd w:fill="F0F4F8"/>
-          </w:tcPr>
-          <w:p>
-            <w:pPr>
-              <w:spacing w:before="40" w:after="40"/>
-              <w:line w:line="240" w:lineRule="auto"/>
-            </w:pPr>
-            <w:r>
-              <w:rPr>
-                <w:rFonts w:ascii="Calibri" w:hAnsi="Calibri" w:eastAsia="Calibri"/>
-                <w:b w:val="0"/>
-                <w:color w:val="333333"/>
-                <w:sz w:val="18"/>
-              </w:rPr>
-              <w:t xml:space="preserve">Bloqueado</w:t>
-            </w:r>
-          </w:p>
-        </w:tc>
-        <w:tc>
-          <w:tcPr>
-            <w:tcW w:type="dxa" w:w="1400"/>
-            <w:shd w:fill="F0F4F8"/>
-          </w:tcPr>
-          <w:p>
-            <w:pPr>
-              <w:spacing w:before="40" w:after="40"/>
-              <w:line w:line="240" w:lineRule="auto"/>
-            </w:pPr>
-            <w:r>
-              <w:rPr>
-                <w:rFonts w:ascii="Calibri" w:hAnsi="Calibri" w:eastAsia="Calibri"/>
-                <w:b w:val="0"/>
-                <w:color w:val="333333"/>
-                <w:sz w:val="18"/>
-              </w:rPr>
-              <w:t xml:space="preserve">Bloqueado</w:t>
-            </w:r>
-          </w:p>
-        </w:tc>
-        <w:tc>
-          <w:tcPr>
-            <w:tcW w:type="dxa" w:w="1400"/>
-            <w:shd w:fill="F0F4F8"/>
-          </w:tcPr>
-          <w:p>
-            <w:pPr>
-              <w:spacing w:before="40" w:after="40"/>
-              <w:line w:line="240" w:lineRule="auto"/>
-            </w:pPr>
-            <w:r>
-              <w:rPr>
-                <w:rFonts w:ascii="Calibri" w:hAnsi="Calibri" w:eastAsia="Calibri"/>
-                <w:b w:val="0"/>
-                <w:color w:val="333333"/>
-                <w:sz w:val="18"/>
-              </w:rPr>
-              <w:t xml:space="preserve">Executa</w:t>
-            </w:r>
-          </w:p>
-        </w:tc>
-        <w:tc>
-          <w:tcPr>
-            <w:tcW w:type="dxa" w:w="1400"/>
-            <w:shd w:fill="F0F4F8"/>
-          </w:tcPr>
-          <w:p>
-            <w:pPr>
-              <w:spacing w:before="40" w:after="40"/>
-              <w:line w:line="240" w:lineRule="auto"/>
-            </w:pPr>
-            <w:r>
-              <w:rPr>
-                <w:rFonts w:ascii="Calibri" w:hAnsi="Calibri" w:eastAsia="Calibri"/>
-                <w:b w:val="0"/>
-                <w:color w:val="333333"/>
-                <w:sz w:val="18"/>
-              </w:rPr>
-              <w:t xml:space="preserve">Bloqueado</w:t>
-            </w:r>
-          </w:p>
-        </w:tc>
-      </w:tr>
-      <w:tr>
-        <w:tc>
-          <w:tcPr>
-            <w:tcW w:type="dxa" w:w="2972"/>
-          </w:tcPr>
-          <w:p>
-            <w:pPr>
-              <w:spacing w:before="40" w:after="40"/>
-              <w:line w:line="240" w:lineRule="auto"/>
-            </w:pPr>
-            <w:r>
-              <w:rPr>
-                <w:rFonts w:ascii="Calibri" w:hAnsi="Calibri" w:eastAsia="Calibri"/>
-                <w:b w:val="0"/>
-                <w:color w:val="333333"/>
-                <w:sz w:val="18"/>
-              </w:rPr>
-              <w:t xml:space="preserve">Compras &amp; Doca de Inbound</w:t>
-            </w:r>
-          </w:p>
-        </w:tc>
-        <w:tc>
-          <w:tcPr>
-            <w:tcW w:type="dxa" w:w="1400"/>
-          </w:tcPr>
-          <w:p>
-            <w:pPr>
-              <w:spacing w:before="40" w:after="40"/>
-              <w:line w:line="240" w:lineRule="auto"/>
-            </w:pPr>
-            <w:r>
-              <w:rPr>
-                <w:rFonts w:ascii="Calibri" w:hAnsi="Calibri" w:eastAsia="Calibri"/>
-                <w:b w:val="0"/>
-                <w:color w:val="333333"/>
-                <w:sz w:val="18"/>
-              </w:rPr>
-              <w:t xml:space="preserve">Total</w:t>
-            </w:r>
-          </w:p>
-        </w:tc>
-        <w:tc>
-          <w:tcPr>
-            <w:tcW w:type="dxa" w:w="1400"/>
-          </w:tcPr>
-          <w:p>
-            <w:pPr>
-              <w:spacing w:before="40" w:after="40"/>
-              <w:line w:line="240" w:lineRule="auto"/>
-            </w:pPr>
-            <w:r>
-              <w:rPr>
-                <w:rFonts w:ascii="Calibri" w:hAnsi="Calibri" w:eastAsia="Calibri"/>
-                <w:b w:val="0"/>
-                <w:color w:val="333333"/>
-                <w:sz w:val="18"/>
-              </w:rPr>
-              <w:t xml:space="preserve">Bloqueado</w:t>
-            </w:r>
-          </w:p>
-        </w:tc>
-        <w:tc>
-          <w:tcPr>
-            <w:tcW w:type="dxa" w:w="1400"/>
-          </w:tcPr>
-          <w:p>
-            <w:pPr>
-              <w:spacing w:before="40" w:after="40"/>
-              <w:line w:line="240" w:lineRule="auto"/>
-            </w:pPr>
-            <w:r>
-              <w:rPr>
-                <w:rFonts w:ascii="Calibri" w:hAnsi="Calibri" w:eastAsia="Calibri"/>
-                <w:b w:val="0"/>
-                <w:color w:val="333333"/>
-                <w:sz w:val="18"/>
-              </w:rPr>
-              <w:t xml:space="preserve">Bloqueado</w:t>
-            </w:r>
-          </w:p>
-        </w:tc>
-        <w:tc>
-          <w:tcPr>
-            <w:tcW w:type="dxa" w:w="1400"/>
-          </w:tcPr>
-          <w:p>
-            <w:pPr>
-              <w:spacing w:before="40" w:after="40"/>
-              <w:line w:line="240" w:lineRule="auto"/>
-            </w:pPr>
-            <w:r>
-              <w:rPr>
-                <w:rFonts w:ascii="Calibri" w:hAnsi="Calibri" w:eastAsia="Calibri"/>
-                <w:b w:val="0"/>
-                <w:color w:val="333333"/>
-                <w:sz w:val="18"/>
-              </w:rPr>
-              <w:t xml:space="preserve">ConferÃªncia</w:t>
-            </w:r>
-          </w:p>
-        </w:tc>
-        <w:tc>
-          <w:tcPr>
-            <w:tcW w:type="dxa" w:w="1400"/>
-          </w:tcPr>
-          <w:p>
-            <w:pPr>
-              <w:spacing w:before="40" w:after="40"/>
-              <w:line w:line="240" w:lineRule="auto"/>
-            </w:pPr>
-            <w:r>
-              <w:rPr>
-                <w:rFonts w:ascii="Calibri" w:hAnsi="Calibri" w:eastAsia="Calibri"/>
-                <w:b w:val="0"/>
-                <w:color w:val="333333"/>
-                <w:sz w:val="18"/>
-              </w:rPr>
-              <w:t xml:space="preserve">Bloqueado</w:t>
-            </w:r>
-          </w:p>
-        </w:tc>
-      </w:tr>
-      <w:tr>
-        <w:tc>
-          <w:tcPr>
-            <w:tcW w:type="dxa" w:w="2972"/>
-            <w:shd w:fill="F0F4F8"/>
-          </w:tcPr>
-          <w:p>
-            <w:pPr>
-              <w:spacing w:before="40" w:after="40"/>
-              <w:line w:line="240" w:lineRule="auto"/>
-            </w:pPr>
-            <w:r>
-              <w:rPr>
-                <w:rFonts w:ascii="Calibri" w:hAnsi="Calibri" w:eastAsia="Calibri"/>
-                <w:b w:val="0"/>
-                <w:color w:val="333333"/>
-                <w:sz w:val="18"/>
-              </w:rPr>
-              <w:t xml:space="preserve">Pedidos (EmissÃ£o BalcÃ£o/PDV)</w:t>
-            </w:r>
-          </w:p>
-        </w:tc>
-        <w:tc>
-          <w:tcPr>
-            <w:tcW w:type="dxa" w:w="1400"/>
-            <w:shd w:fill="F0F4F8"/>
-          </w:tcPr>
-          <w:p>
-            <w:pPr>
-              <w:spacing w:before="40" w:after="40"/>
-              <w:line w:line="240" w:lineRule="auto"/>
-            </w:pPr>
-            <w:r>
-              <w:rPr>
-                <w:rFonts w:ascii="Calibri" w:hAnsi="Calibri" w:eastAsia="Calibri"/>
-                <w:b w:val="0"/>
-                <w:color w:val="333333"/>
-                <w:sz w:val="18"/>
-              </w:rPr>
-              <w:t xml:space="preserve">Total</w:t>
-            </w:r>
-          </w:p>
-        </w:tc>
-        <w:tc>
-          <w:tcPr>
-            <w:tcW w:type="dxa" w:w="1400"/>
-            <w:shd w:fill="F0F4F8"/>
-          </w:tcPr>
-          <w:p>
-            <w:pPr>
-              <w:spacing w:before="40" w:after="40"/>
-              <w:line w:line="240" w:lineRule="auto"/>
-            </w:pPr>
-            <w:r>
-              <w:rPr>
-                <w:rFonts w:ascii="Calibri" w:hAnsi="Calibri" w:eastAsia="Calibri"/>
-                <w:b w:val="0"/>
-                <w:color w:val="333333"/>
-                <w:sz w:val="18"/>
-              </w:rPr>
-              <w:t xml:space="preserve">Bloqueado</w:t>
-            </w:r>
-          </w:p>
-        </w:tc>
-        <w:tc>
-          <w:tcPr>
-            <w:tcW w:type="dxa" w:w="1400"/>
-            <w:shd w:fill="F0F4F8"/>
-          </w:tcPr>
-          <w:p>
-            <w:pPr>
-              <w:spacing w:before="40" w:after="40"/>
-              <w:line w:line="240" w:lineRule="auto"/>
-            </w:pPr>
-            <w:r>
-              <w:rPr>
-                <w:rFonts w:ascii="Calibri" w:hAnsi="Calibri" w:eastAsia="Calibri"/>
-                <w:b w:val="0"/>
-                <w:color w:val="333333"/>
-                <w:sz w:val="18"/>
-              </w:rPr>
-              <w:t xml:space="preserve">Executa</w:t>
-            </w:r>
-          </w:p>
-        </w:tc>
-        <w:tc>
-          <w:tcPr>
-            <w:tcW w:type="dxa" w:w="1400"/>
-            <w:shd w:fill="F0F4F8"/>
-          </w:tcPr>
-          <w:p>
-            <w:pPr>
-              <w:spacing w:before="40" w:after="40"/>
-              <w:line w:line="240" w:lineRule="auto"/>
-            </w:pPr>
-            <w:r>
-              <w:rPr>
-                <w:rFonts w:ascii="Calibri" w:hAnsi="Calibri" w:eastAsia="Calibri"/>
-                <w:b w:val="0"/>
-                <w:color w:val="333333"/>
-                <w:sz w:val="18"/>
-              </w:rPr>
-              <w:t xml:space="preserve">Bloqueado</w:t>
-            </w:r>
-          </w:p>
-        </w:tc>
-        <w:tc>
-          <w:tcPr>
-            <w:tcW w:type="dxa" w:w="1400"/>
-            <w:shd w:fill="F0F4F8"/>
-          </w:tcPr>
-          <w:p>
-            <w:pPr>
-              <w:spacing w:before="40" w:after="40"/>
-              <w:line w:line="240" w:lineRule="auto"/>
-            </w:pPr>
-            <w:r>
-              <w:rPr>
-                <w:rFonts w:ascii="Calibri" w:hAnsi="Calibri" w:eastAsia="Calibri"/>
-                <w:b w:val="0"/>
-                <w:color w:val="333333"/>
-                <w:sz w:val="18"/>
-              </w:rPr>
-              <w:t xml:space="preserve">Bloqueado</w:t>
-            </w:r>
-          </w:p>
-        </w:tc>
-      </w:tr>
-      <w:tr>
-        <w:tc>
-          <w:tcPr>
-            <w:tcW w:type="dxa" w:w="2972"/>
-          </w:tcPr>
-          <w:p>
-            <w:pPr>
-              <w:spacing w:before="40" w:after="40"/>
-              <w:line w:line="240" w:lineRule="auto"/>
-            </w:pPr>
-            <w:r>
-              <w:rPr>
-                <w:rFonts w:ascii="Calibri" w:hAnsi="Calibri" w:eastAsia="Calibri"/>
-                <w:b w:val="0"/>
-                <w:color w:val="333333"/>
-                <w:sz w:val="18"/>
-              </w:rPr>
-              <w:t xml:space="preserve">Pedidos (EmissÃ£o Externa)</w:t>
-            </w:r>
-          </w:p>
-        </w:tc>
-        <w:tc>
-          <w:tcPr>
-            <w:tcW w:type="dxa" w:w="1400"/>
-          </w:tcPr>
-          <w:p>
-            <w:pPr>
-              <w:spacing w:before="40" w:after="40"/>
-              <w:line w:line="240" w:lineRule="auto"/>
-            </w:pPr>
-            <w:r>
-              <w:rPr>
-                <w:rFonts w:ascii="Calibri" w:hAnsi="Calibri" w:eastAsia="Calibri"/>
-                <w:b w:val="0"/>
-                <w:color w:val="333333"/>
-                <w:sz w:val="18"/>
-              </w:rPr>
-              <w:t xml:space="preserve">Total</w:t>
-            </w:r>
-          </w:p>
-        </w:tc>
-        <w:tc>
-          <w:tcPr>
-            <w:tcW w:type="dxa" w:w="1400"/>
-          </w:tcPr>
-          <w:p>
-            <w:pPr>
-              <w:spacing w:before="40" w:after="40"/>
-              <w:line w:line="240" w:lineRule="auto"/>
-            </w:pPr>
-            <w:r>
-              <w:rPr>
-                <w:rFonts w:ascii="Calibri" w:hAnsi="Calibri" w:eastAsia="Calibri"/>
-                <w:b w:val="0"/>
-                <w:color w:val="333333"/>
-                <w:sz w:val="18"/>
-              </w:rPr>
-              <w:t xml:space="preserve">Executa</w:t>
-            </w:r>
-          </w:p>
-        </w:tc>
-        <w:tc>
-          <w:tcPr>
-            <w:tcW w:type="dxa" w:w="1400"/>
-          </w:tcPr>
-          <w:p>
-            <w:pPr>
-              <w:spacing w:before="40" w:after="40"/>
-              <w:line w:line="240" w:lineRule="auto"/>
-            </w:pPr>
-            <w:r>
-              <w:rPr>
-                <w:rFonts w:ascii="Calibri" w:hAnsi="Calibri" w:eastAsia="Calibri"/>
-                <w:b w:val="0"/>
-                <w:color w:val="333333"/>
-                <w:sz w:val="18"/>
-              </w:rPr>
-              <w:t xml:space="preserve">Bloqueado</w:t>
-            </w:r>
-          </w:p>
-        </w:tc>
-        <w:tc>
-          <w:tcPr>
-            <w:tcW w:type="dxa" w:w="1400"/>
-          </w:tcPr>
-          <w:p>
-            <w:pPr>
-              <w:spacing w:before="40" w:after="40"/>
-              <w:line w:line="240" w:lineRule="auto"/>
-            </w:pPr>
-            <w:r>
-              <w:rPr>
-                <w:rFonts w:ascii="Calibri" w:hAnsi="Calibri" w:eastAsia="Calibri"/>
-                <w:b w:val="0"/>
-                <w:color w:val="333333"/>
-                <w:sz w:val="18"/>
-              </w:rPr>
-              <w:t xml:space="preserve">Bloqueado</w:t>
-            </w:r>
-          </w:p>
-        </w:tc>
-        <w:tc>
-          <w:tcPr>
-            <w:tcW w:type="dxa" w:w="1400"/>
-          </w:tcPr>
-          <w:p>
-            <w:pPr>
-              <w:spacing w:before="40" w:after="40"/>
-              <w:line w:line="240" w:lineRule="auto"/>
-            </w:pPr>
-            <w:r>
-              <w:rPr>
-                <w:rFonts w:ascii="Calibri" w:hAnsi="Calibri" w:eastAsia="Calibri"/>
-                <w:b w:val="0"/>
-                <w:color w:val="333333"/>
-                <w:sz w:val="18"/>
-              </w:rPr>
-              <w:t xml:space="preserve">Bloqueado</w:t>
-            </w:r>
-          </w:p>
-        </w:tc>
-      </w:tr>
-      <w:tr>
-        <w:tc>
-          <w:tcPr>
-            <w:tcW w:type="dxa" w:w="2972"/>
-            <w:shd w:fill="F0F4F8"/>
-          </w:tcPr>
-          <w:p>
-            <w:pPr>
-              <w:spacing w:before="40" w:after="40"/>
-              <w:line w:line="240" w:lineRule="auto"/>
-            </w:pPr>
-            <w:r>
-              <w:rPr>
-                <w:rFonts w:ascii="Calibri" w:hAnsi="Calibri" w:eastAsia="Calibri"/>
-                <w:b w:val="0"/>
-                <w:color w:val="333333"/>
-                <w:sz w:val="18"/>
-              </w:rPr>
-              <w:t xml:space="preserve">SeparaÃ§Ã£o e ExpediÃ§Ã£o</w:t>
-            </w:r>
-          </w:p>
-        </w:tc>
-        <w:tc>
-          <w:tcPr>
-            <w:tcW w:type="dxa" w:w="1400"/>
-            <w:shd w:fill="F0F4F8"/>
-          </w:tcPr>
-          <w:p>
-            <w:pPr>
-              <w:spacing w:before="40" w:after="40"/>
-              <w:line w:line="240" w:lineRule="auto"/>
-            </w:pPr>
-            <w:r>
-              <w:rPr>
-                <w:rFonts w:ascii="Calibri" w:hAnsi="Calibri" w:eastAsia="Calibri"/>
-                <w:b w:val="0"/>
-                <w:color w:val="333333"/>
-                <w:sz w:val="18"/>
-              </w:rPr>
-              <w:t xml:space="preserve">Total</w:t>
-            </w:r>
-          </w:p>
-        </w:tc>
-        <w:tc>
-          <w:tcPr>
-            <w:tcW w:type="dxa" w:w="1400"/>
-            <w:shd w:fill="F0F4F8"/>
-          </w:tcPr>
-          <w:p>
-            <w:pPr>
-              <w:spacing w:before="40" w:after="40"/>
-              <w:line w:line="240" w:lineRule="auto"/>
-            </w:pPr>
-            <w:r>
-              <w:rPr>
-                <w:rFonts w:ascii="Calibri" w:hAnsi="Calibri" w:eastAsia="Calibri"/>
-                <w:b w:val="0"/>
-                <w:color w:val="333333"/>
-                <w:sz w:val="18"/>
-              </w:rPr>
-              <w:t xml:space="preserve">Consulta</w:t>
-            </w:r>
-          </w:p>
-        </w:tc>
-        <w:tc>
-          <w:tcPr>
-            <w:tcW w:type="dxa" w:w="1400"/>
-            <w:shd w:fill="F0F4F8"/>
-          </w:tcPr>
-          <w:p>
-            <w:pPr>
-              <w:spacing w:before="40" w:after="40"/>
-              <w:line w:line="240" w:lineRule="auto"/>
-            </w:pPr>
-            <w:r>
-              <w:rPr>
-                <w:rFonts w:ascii="Calibri" w:hAnsi="Calibri" w:eastAsia="Calibri"/>
-                <w:b w:val="0"/>
-                <w:color w:val="333333"/>
-                <w:sz w:val="18"/>
-              </w:rPr>
-              <w:t xml:space="preserve">Bloqueado</w:t>
-            </w:r>
-          </w:p>
-        </w:tc>
-        <w:tc>
-          <w:tcPr>
-            <w:tcW w:type="dxa" w:w="1400"/>
-            <w:shd w:fill="F0F4F8"/>
-          </w:tcPr>
-          <w:p>
-            <w:pPr>
-              <w:spacing w:before="40" w:after="40"/>
-              <w:line w:line="240" w:lineRule="auto"/>
-            </w:pPr>
-            <w:r>
-              <w:rPr>
-                <w:rFonts w:ascii="Calibri" w:hAnsi="Calibri" w:eastAsia="Calibri"/>
-                <w:b w:val="0"/>
-                <w:color w:val="333333"/>
-                <w:sz w:val="18"/>
-              </w:rPr>
-              <w:t xml:space="preserve">Executa</w:t>
-            </w:r>
-          </w:p>
-        </w:tc>
-        <w:tc>
-          <w:tcPr>
-            <w:tcW w:type="dxa" w:w="1400"/>
-            <w:shd w:fill="F0F4F8"/>
-          </w:tcPr>
-          <w:p>
-            <w:pPr>
-              <w:spacing w:before="40" w:after="40"/>
-              <w:line w:line="240" w:lineRule="auto"/>
-            </w:pPr>
-            <w:r>
-              <w:rPr>
-                <w:rFonts w:ascii="Calibri" w:hAnsi="Calibri" w:eastAsia="Calibri"/>
-                <w:b w:val="0"/>
-                <w:color w:val="333333"/>
-                <w:sz w:val="18"/>
-              </w:rPr>
-              <w:t xml:space="preserve">Bloqueado</w:t>
-            </w:r>
-          </w:p>
-        </w:tc>
-      </w:tr>
-      <w:tr>
-        <w:tc>
-          <w:tcPr>
-            <w:tcW w:type="dxa" w:w="2972"/>
-          </w:tcPr>
-          <w:p>
-            <w:pPr>
-              <w:spacing w:before="40" w:after="40"/>
-              <w:line w:line="240" w:lineRule="auto"/>
-            </w:pPr>
-            <w:r>
-              <w:rPr>
-                <w:rFonts w:ascii="Calibri" w:hAnsi="Calibri" w:eastAsia="Calibri"/>
-                <w:b w:val="0"/>
-                <w:color w:val="333333"/>
-                <w:sz w:val="18"/>
-              </w:rPr>
-              <w:t xml:space="preserve">RoteirizaÃ§Ã£o e Carga</w:t>
-            </w:r>
-          </w:p>
-        </w:tc>
-        <w:tc>
-          <w:tcPr>
-            <w:tcW w:type="dxa" w:w="1400"/>
-          </w:tcPr>
-          <w:p>
-            <w:pPr>
-              <w:spacing w:before="40" w:after="40"/>
-              <w:line w:line="240" w:lineRule="auto"/>
-            </w:pPr>
-            <w:r>
-              <w:rPr>
-                <w:rFonts w:ascii="Calibri" w:hAnsi="Calibri" w:eastAsia="Calibri"/>
-                <w:b w:val="0"/>
-                <w:color w:val="333333"/>
-                <w:sz w:val="18"/>
-              </w:rPr>
-              <w:t xml:space="preserve">Total</w:t>
-            </w:r>
-          </w:p>
-        </w:tc>
-        <w:tc>
-          <w:tcPr>
-            <w:tcW w:type="dxa" w:w="1400"/>
-          </w:tcPr>
-          <w:p>
-            <w:pPr>
-              <w:spacing w:before="40" w:after="40"/>
-              <w:line w:line="240" w:lineRule="auto"/>
-            </w:pPr>
-            <w:r>
-              <w:rPr>
-                <w:rFonts w:ascii="Calibri" w:hAnsi="Calibri" w:eastAsia="Calibri"/>
-                <w:b w:val="0"/>
-                <w:color w:val="333333"/>
-                <w:sz w:val="18"/>
-              </w:rPr>
-              <w:t xml:space="preserve">Consulta</w:t>
-            </w:r>
-          </w:p>
-        </w:tc>
-        <w:tc>
-          <w:tcPr>
-            <w:tcW w:type="dxa" w:w="1400"/>
-          </w:tcPr>
-          <w:p>
-            <w:pPr>
-              <w:spacing w:before="40" w:after="40"/>
-              <w:line w:line="240" w:lineRule="auto"/>
-            </w:pPr>
-            <w:r>
-              <w:rPr>
-                <w:rFonts w:ascii="Calibri" w:hAnsi="Calibri" w:eastAsia="Calibri"/>
-                <w:b w:val="0"/>
-                <w:color w:val="333333"/>
-                <w:sz w:val="18"/>
-              </w:rPr>
-              <w:t xml:space="preserve">Bloqueado</w:t>
-            </w:r>
-          </w:p>
-        </w:tc>
-        <w:tc>
-          <w:tcPr>
-            <w:tcW w:type="dxa" w:w="1400"/>
-          </w:tcPr>
-          <w:p>
-            <w:pPr>
-              <w:spacing w:before="40" w:after="40"/>
-              <w:line w:line="240" w:lineRule="auto"/>
-            </w:pPr>
-            <w:r>
-              <w:rPr>
-                <w:rFonts w:ascii="Calibri" w:hAnsi="Calibri" w:eastAsia="Calibri"/>
-                <w:b w:val="0"/>
-                <w:color w:val="333333"/>
-                <w:sz w:val="18"/>
-              </w:rPr>
-              <w:t xml:space="preserve">Executa</w:t>
-            </w:r>
-          </w:p>
-        </w:tc>
-        <w:tc>
-          <w:tcPr>
-            <w:tcW w:type="dxa" w:w="1400"/>
-          </w:tcPr>
-          <w:p>
-            <w:pPr>
-              <w:spacing w:before="40" w:after="40"/>
-              <w:line w:line="240" w:lineRule="auto"/>
-            </w:pPr>
-            <w:r>
-              <w:rPr>
-                <w:rFonts w:ascii="Calibri" w:hAnsi="Calibri" w:eastAsia="Calibri"/>
-                <w:b w:val="0"/>
-                <w:color w:val="333333"/>
-                <w:sz w:val="18"/>
-              </w:rPr>
-              <w:t xml:space="preserve">Bloqueado</w:t>
-            </w:r>
-          </w:p>
-        </w:tc>
-      </w:tr>
-      <w:tr>
-        <w:tc>
-          <w:tcPr>
-            <w:tcW w:type="dxa" w:w="2972"/>
-            <w:shd w:fill="F0F4F8"/>
-          </w:tcPr>
-          <w:p>
-            <w:pPr>
-              <w:spacing w:before="40" w:after="40"/>
-              <w:line w:line="240" w:lineRule="auto"/>
-            </w:pPr>
-            <w:r>
-              <w:rPr>
-                <w:rFonts w:ascii="Calibri" w:hAnsi="Calibri" w:eastAsia="Calibri"/>
-                <w:b w:val="0"/>
-                <w:color w:val="333333"/>
-                <w:sz w:val="18"/>
-              </w:rPr>
-              <w:t xml:space="preserve">ExecuÃ§Ã£o de Entregas &amp; Contato</w:t>
-            </w:r>
-          </w:p>
-        </w:tc>
-        <w:tc>
-          <w:tcPr>
-            <w:tcW w:type="dxa" w:w="1400"/>
-            <w:shd w:fill="F0F4F8"/>
-          </w:tcPr>
-          <w:p>
-            <w:pPr>
-              <w:spacing w:before="40" w:after="40"/>
-              <w:line w:line="240" w:lineRule="auto"/>
-            </w:pPr>
-            <w:r>
-              <w:rPr>
-                <w:rFonts w:ascii="Calibri" w:hAnsi="Calibri" w:eastAsia="Calibri"/>
-                <w:b w:val="0"/>
-                <w:color w:val="333333"/>
-                <w:sz w:val="18"/>
-              </w:rPr>
-              <w:t xml:space="preserve">Total</w:t>
-            </w:r>
-          </w:p>
-        </w:tc>
-        <w:tc>
-          <w:tcPr>
-            <w:tcW w:type="dxa" w:w="1400"/>
-            <w:shd w:fill="F0F4F8"/>
-          </w:tcPr>
-          <w:p>
-            <w:pPr>
-              <w:spacing w:before="40" w:after="40"/>
-              <w:line w:line="240" w:lineRule="auto"/>
-            </w:pPr>
-            <w:r>
-              <w:rPr>
-                <w:rFonts w:ascii="Calibri" w:hAnsi="Calibri" w:eastAsia="Calibri"/>
-                <w:b w:val="0"/>
-                <w:color w:val="333333"/>
-                <w:sz w:val="18"/>
-              </w:rPr>
-              <w:t xml:space="preserve">Bloqueado</w:t>
-            </w:r>
-          </w:p>
-        </w:tc>
-        <w:tc>
-          <w:tcPr>
-            <w:tcW w:type="dxa" w:w="1400"/>
-            <w:shd w:fill="F0F4F8"/>
-          </w:tcPr>
-          <w:p>
-            <w:pPr>
-              <w:spacing w:before="40" w:after="40"/>
-              <w:line w:line="240" w:lineRule="auto"/>
-            </w:pPr>
-            <w:r>
-              <w:rPr>
-                <w:rFonts w:ascii="Calibri" w:hAnsi="Calibri" w:eastAsia="Calibri"/>
-                <w:b w:val="0"/>
-                <w:color w:val="333333"/>
-                <w:sz w:val="18"/>
-              </w:rPr>
-              <w:t xml:space="preserve">Bloqueado</w:t>
-            </w:r>
-          </w:p>
-        </w:tc>
-        <w:tc>
-          <w:tcPr>
-            <w:tcW w:type="dxa" w:w="1400"/>
-            <w:shd w:fill="F0F4F8"/>
-          </w:tcPr>
-          <w:p>
-            <w:pPr>
-              <w:spacing w:before="40" w:after="40"/>
-              <w:line w:line="240" w:lineRule="auto"/>
-            </w:pPr>
-            <w:r>
-              <w:rPr>
-                <w:rFonts w:ascii="Calibri" w:hAnsi="Calibri" w:eastAsia="Calibri"/>
-                <w:b w:val="0"/>
-                <w:color w:val="333333"/>
-                <w:sz w:val="18"/>
-              </w:rPr>
-              <w:t xml:space="preserve">Consulta</w:t>
-            </w:r>
-          </w:p>
-        </w:tc>
-        <w:tc>
-          <w:tcPr>
-            <w:tcW w:type="dxa" w:w="1400"/>
-            <w:shd w:fill="F0F4F8"/>
-          </w:tcPr>
-          <w:p>
-            <w:pPr>
-              <w:spacing w:before="40" w:after="40"/>
-              <w:line w:line="240" w:lineRule="auto"/>
-            </w:pPr>
-            <w:r>
-              <w:rPr>
-                <w:rFonts w:ascii="Calibri" w:hAnsi="Calibri" w:eastAsia="Calibri"/>
-                <w:b w:val="0"/>
-                <w:color w:val="333333"/>
-                <w:sz w:val="18"/>
-              </w:rPr>
-              <w:t xml:space="preserve">Executa</w:t>
-            </w:r>
-          </w:p>
-        </w:tc>
-      </w:tr>
-      <w:tr>
-        <w:tc>
-          <w:tcPr>
-            <w:tcW w:type="dxa" w:w="2972"/>
-          </w:tcPr>
-          <w:p>
-            <w:pPr>
-              <w:spacing w:before="40" w:after="40"/>
-              <w:line w:line="240" w:lineRule="auto"/>
-            </w:pPr>
-            <w:r>
-              <w:rPr>
-                <w:rFonts w:ascii="Calibri" w:hAnsi="Calibri" w:eastAsia="Calibri"/>
-                <w:b w:val="0"/>
-                <w:color w:val="333333"/>
-                <w:sz w:val="18"/>
-              </w:rPr>
-              <w:t xml:space="preserve">Registro de Insucesso/Retorno</w:t>
-            </w:r>
-          </w:p>
-        </w:tc>
-        <w:tc>
-          <w:tcPr>
-            <w:tcW w:type="dxa" w:w="1400"/>
-          </w:tcPr>
-          <w:p>
-            <w:pPr>
-              <w:spacing w:before="40" w:after="40"/>
-              <w:line w:line="240" w:lineRule="auto"/>
-            </w:pPr>
-            <w:r>
-              <w:rPr>
-                <w:rFonts w:ascii="Calibri" w:hAnsi="Calibri" w:eastAsia="Calibri"/>
-                <w:b w:val="0"/>
-                <w:color w:val="333333"/>
-                <w:sz w:val="18"/>
-              </w:rPr>
-              <w:t xml:space="preserve">Total</w:t>
-            </w:r>
-          </w:p>
-        </w:tc>
-        <w:tc>
-          <w:tcPr>
-            <w:tcW w:type="dxa" w:w="1400"/>
-          </w:tcPr>
-          <w:p>
-            <w:pPr>
-              <w:spacing w:before="40" w:after="40"/>
-              <w:line w:line="240" w:lineRule="auto"/>
-            </w:pPr>
-            <w:r>
-              <w:rPr>
-                <w:rFonts w:ascii="Calibri" w:hAnsi="Calibri" w:eastAsia="Calibri"/>
-                <w:b w:val="0"/>
-                <w:color w:val="333333"/>
-                <w:sz w:val="18"/>
-              </w:rPr>
-              <w:t xml:space="preserve">Bloqueado</w:t>
-            </w:r>
-          </w:p>
-        </w:tc>
-        <w:tc>
-          <w:tcPr>
-            <w:tcW w:type="dxa" w:w="1400"/>
-          </w:tcPr>
-          <w:p>
-            <w:pPr>
-              <w:spacing w:before="40" w:after="40"/>
-              <w:line w:line="240" w:lineRule="auto"/>
-            </w:pPr>
-            <w:r>
-              <w:rPr>
-                <w:rFonts w:ascii="Calibri" w:hAnsi="Calibri" w:eastAsia="Calibri"/>
-                <w:b w:val="0"/>
-                <w:color w:val="333333"/>
-                <w:sz w:val="18"/>
-              </w:rPr>
-              <w:t xml:space="preserve">Bloqueado</w:t>
-            </w:r>
-          </w:p>
-        </w:tc>
-        <w:tc>
-          <w:tcPr>
-            <w:tcW w:type="dxa" w:w="1400"/>
-          </w:tcPr>
-          <w:p>
-            <w:pPr>
-              <w:spacing w:before="40" w:after="40"/>
-              <w:line w:line="240" w:lineRule="auto"/>
-            </w:pPr>
-            <w:r>
-              <w:rPr>
-                <w:rFonts w:ascii="Calibri" w:hAnsi="Calibri" w:eastAsia="Calibri"/>
-                <w:b w:val="0"/>
-                <w:color w:val="333333"/>
-                <w:sz w:val="18"/>
-              </w:rPr>
-              <w:t xml:space="preserve">Triagem</w:t>
-            </w:r>
-          </w:p>
-        </w:tc>
-        <w:tc>
-          <w:tcPr>
-            <w:tcW w:type="dxa" w:w="1400"/>
-          </w:tcPr>
-          <w:p>
-            <w:pPr>
-              <w:spacing w:before="40" w:after="40"/>
-              <w:line w:line="240" w:lineRule="auto"/>
-            </w:pPr>
-            <w:r>
-              <w:rPr>
-                <w:rFonts w:ascii="Calibri" w:hAnsi="Calibri" w:eastAsia="Calibri"/>
-                <w:b w:val="0"/>
-                <w:color w:val="333333"/>
-                <w:sz w:val="18"/>
-              </w:rPr>
-              <w:t xml:space="preserve">Executa</w:t>
-            </w:r>
-          </w:p>
-        </w:tc>
-      </w:tr>
-      <w:tr>
-        <w:tc>
-          <w:tcPr>
-            <w:tcW w:type="dxa" w:w="2972"/>
-            <w:shd w:fill="F0F4F8"/>
-          </w:tcPr>
-          <w:p>
-            <w:pPr>
-              <w:spacing w:before="40" w:after="40"/>
-              <w:line w:line="240" w:lineRule="auto"/>
-            </w:pPr>
-            <w:r>
-              <w:rPr>
-                <w:rFonts w:ascii="Calibri" w:hAnsi="Calibri" w:eastAsia="Calibri"/>
-                <w:b w:val="0"/>
-                <w:color w:val="333333"/>
-                <w:sz w:val="18"/>
-              </w:rPr>
-              <w:t xml:space="preserve">Painel Pedidos Retornados (â†©)</w:t>
-            </w:r>
-          </w:p>
-        </w:tc>
-        <w:tc>
-          <w:tcPr>
-            <w:tcW w:type="dxa" w:w="1400"/>
-            <w:shd w:fill="F0F4F8"/>
-          </w:tcPr>
-          <w:p>
-            <w:pPr>
-              <w:spacing w:before="40" w:after="40"/>
-              <w:line w:line="240" w:lineRule="auto"/>
-            </w:pPr>
-            <w:r>
-              <w:rPr>
-                <w:rFonts w:ascii="Calibri" w:hAnsi="Calibri" w:eastAsia="Calibri"/>
-                <w:b w:val="0"/>
-                <w:color w:val="333333"/>
-                <w:sz w:val="18"/>
-              </w:rPr>
-              <w:t xml:space="preserve">Total</w:t>
-            </w:r>
-          </w:p>
-        </w:tc>
-        <w:tc>
-          <w:tcPr>
-            <w:tcW w:type="dxa" w:w="1400"/>
-            <w:shd w:fill="F0F4F8"/>
-          </w:tcPr>
-          <w:p>
-            <w:pPr>
-              <w:spacing w:before="40" w:after="40"/>
-              <w:line w:line="240" w:lineRule="auto"/>
-            </w:pPr>
-            <w:r>
-              <w:rPr>
-                <w:rFonts w:ascii="Calibri" w:hAnsi="Calibri" w:eastAsia="Calibri"/>
-                <w:b w:val="0"/>
-                <w:color w:val="333333"/>
-                <w:sz w:val="18"/>
-              </w:rPr>
-              <w:t xml:space="preserve">Bloqueado</w:t>
-            </w:r>
-          </w:p>
-        </w:tc>
-        <w:tc>
-          <w:tcPr>
-            <w:tcW w:type="dxa" w:w="1400"/>
-            <w:shd w:fill="F0F4F8"/>
-          </w:tcPr>
-          <w:p>
-            <w:pPr>
-              <w:spacing w:before="40" w:after="40"/>
-              <w:line w:line="240" w:lineRule="auto"/>
-            </w:pPr>
-            <w:r>
-              <w:rPr>
-                <w:rFonts w:ascii="Calibri" w:hAnsi="Calibri" w:eastAsia="Calibri"/>
-                <w:b w:val="0"/>
-                <w:color w:val="333333"/>
-                <w:sz w:val="18"/>
-              </w:rPr>
-              <w:t xml:space="preserve">Bloqueado</w:t>
-            </w:r>
-          </w:p>
-        </w:tc>
-        <w:tc>
-          <w:tcPr>
-            <w:tcW w:type="dxa" w:w="1400"/>
-            <w:shd w:fill="F0F4F8"/>
-          </w:tcPr>
-          <w:p>
-            <w:pPr>
-              <w:spacing w:before="40" w:after="40"/>
-              <w:line w:line="240" w:lineRule="auto"/>
-            </w:pPr>
-            <w:r>
-              <w:rPr>
-                <w:rFonts w:ascii="Calibri" w:hAnsi="Calibri" w:eastAsia="Calibri"/>
-                <w:b w:val="0"/>
-                <w:color w:val="333333"/>
-                <w:sz w:val="18"/>
-              </w:rPr>
-              <w:t xml:space="preserve">Executa</w:t>
-            </w:r>
-          </w:p>
-        </w:tc>
-        <w:tc>
-          <w:tcPr>
-            <w:tcW w:type="dxa" w:w="1400"/>
-            <w:shd w:fill="F0F4F8"/>
-          </w:tcPr>
-          <w:p>
-            <w:pPr>
-              <w:spacing w:before="40" w:after="40"/>
-              <w:line w:line="240" w:lineRule="auto"/>
-            </w:pPr>
-            <w:r>
-              <w:rPr>
-                <w:rFonts w:ascii="Calibri" w:hAnsi="Calibri" w:eastAsia="Calibri"/>
-                <w:b w:val="0"/>
-                <w:color w:val="333333"/>
-                <w:sz w:val="18"/>
-              </w:rPr>
-              <w:t xml:space="preserve">Bloqueado</w:t>
-            </w:r>
-          </w:p>
-        </w:tc>
-      </w:tr>
-    </w:tbl>
-    <w:p>
-      <w:pPr>
-        <w:spacing w:before="240" w:after="160"/>
-      </w:pPr>
-      <w:r>
-        <w:rPr>
-          <w:rFonts w:ascii="Calibri" w:hAnsi="Calibri" w:eastAsia="Calibri"/>
-          <w:b/>
-          <w:color w:val="061A4F"/>
-          <w:sz w:val="36"/>
-        </w:rPr>
-        <w:t>4. Matriz RACI Operacional</w:t>
-      </w:r>
-    </w:p>
-    <w:p>
-      <w:pPr>
-        <w:spacing w:after="120" w:line="276" w:lineRule="auto"/>
-      </w:pPr>
-      <w:r>
-        <w:rPr>
-          <w:rFonts w:ascii="Calibri" w:hAnsi="Calibri" w:eastAsia="Calibri"/>
-          <w:b w:val="0"/>
-          <w:color w:val="333333"/>
-          <w:sz w:val="22"/>
-        </w:rPr>
-        <w:t xml:space="preserve">DefiniÃ§Ã£o de papÃ©is conforme a metodologia RACI: R (ResponsÃ¡vel pela execuÃ§Ã£o), A (Aprovador da entrega), C (Consultado no processo) e I (Informado sobre o resultado):</w:t>
-      </w:r>
-    </w:p>
-    <w:tbl xmlns:w="http://schemas.openxmlformats.org/wordprocessingml/2006/main">
-      <w:tblPr>
-        <w:tblStyle w:val="TableGrid"/>
-        <w:tblW w:type="auto" w:w="0"/>
-        <w:tblLook w:firstColumn="1" w:firstRow="1" w:lastColumn="0" w:lastRow="0" w:noHBand="0" w:noVBand="1" w:val="04A0"/>
-      </w:tblPr>
-      <w:tblGrid>
-        <w:gridCol w:w="3472"/>
-        <w:gridCol w:w="1300"/>
-        <w:gridCol w:w="1300"/>
-        <w:gridCol w:w="1300"/>
-        <w:gridCol w:w="1300"/>
-        <w:gridCol w:w="1300"/>
-      </w:tblGrid>
-      <w:tr>
-        <w:tc>
-          <w:tcPr>
-            <w:tcW w:type="dxa" w:w="3472"/>
-            <w:shd w:fill="0B3D91"/>
-          </w:tcPr>
-          <w:p>
-            <w:pPr>
-              <w:spacing w:before="60" w:after="60"/>
-            </w:pPr>
-            <w:r>
-              <w:rPr>
-                <w:rFonts w:ascii="Calibri" w:hAnsi="Calibri" w:eastAsia="Calibri"/>
-                <w:b/>
-                <w:color w:val="FFFFFF"/>
-                <w:sz w:val="20"/>
-              </w:rPr>
-              <w:t>Atividade Operacional / TÃ©cnica</w:t>
-            </w:r>
-          </w:p>
-        </w:tc>
-        <w:tc>
-          <w:tcPr>
-            <w:tcW w:type="dxa" w:w="1300"/>
-            <w:shd w:fill="0B3D91"/>
-          </w:tcPr>
-          <w:p>
-            <w:pPr>
-              <w:spacing w:before="60" w:after="60"/>
-            </w:pPr>
-            <w:r>
-              <w:rPr>
-                <w:rFonts w:ascii="Calibri" w:hAnsi="Calibri" w:eastAsia="Calibri"/>
-                <w:b/>
-                <w:color w:val="FFFFFF"/>
-                <w:sz w:val="20"/>
-              </w:rPr>
-              <w:t>OperaÃ§Ã£o</w:t>
-            </w:r>
-          </w:p>
-        </w:tc>
-        <w:tc>
-          <w:tcPr>
-            <w:tcW w:type="dxa" w:w="1300"/>
-            <w:shd w:fill="0B3D91"/>
-          </w:tcPr>
-          <w:p>
-            <w:pPr>
-              <w:spacing w:before="60" w:after="60"/>
-            </w:pPr>
-            <w:r>
-              <w:rPr>
-                <w:rFonts w:ascii="Calibri" w:hAnsi="Calibri" w:eastAsia="Calibri"/>
-                <w:b/>
-                <w:color w:val="FFFFFF"/>
-                <w:sz w:val="20"/>
-              </w:rPr>
-              <w:t>Financeiro</w:t>
-            </w:r>
-          </w:p>
-        </w:tc>
-        <w:tc>
-          <w:tcPr>
-            <w:tcW w:type="dxa" w:w="1300"/>
-            <w:shd w:fill="0B3D91"/>
-          </w:tcPr>
-          <w:p>
-            <w:pPr>
-              <w:spacing w:before="60" w:after="60"/>
-            </w:pPr>
-            <w:r>
-              <w:rPr>
-                <w:rFonts w:ascii="Calibri" w:hAnsi="Calibri" w:eastAsia="Calibri"/>
-                <w:b/>
-                <w:color w:val="FFFFFF"/>
-                <w:sz w:val="20"/>
-              </w:rPr>
-              <w:t>Admin</w:t>
-            </w:r>
-          </w:p>
-        </w:tc>
-        <w:tc>
-          <w:tcPr>
-            <w:tcW w:type="dxa" w:w="1300"/>
-            <w:shd w:fill="0B3D91"/>
-          </w:tcPr>
-          <w:p>
-            <w:pPr>
-              <w:spacing w:before="60" w:after="60"/>
-            </w:pPr>
-            <w:r>
-              <w:rPr>
-                <w:rFonts w:ascii="Calibri" w:hAnsi="Calibri" w:eastAsia="Calibri"/>
-                <w:b/>
-                <w:color w:val="FFFFFF"/>
-                <w:sz w:val="20"/>
-              </w:rPr>
-              <w:t>LogÃ­stica</w:t>
-            </w:r>
-          </w:p>
-        </w:tc>
-        <w:tc>
-          <w:tcPr>
-            <w:tcW w:type="dxa" w:w="1300"/>
-            <w:shd w:fill="0B3D91"/>
-          </w:tcPr>
-          <w:p>
-            <w:pPr>
-              <w:spacing w:before="60" w:after="60"/>
-            </w:pPr>
-            <w:r>
-              <w:rPr>
-                <w:rFonts w:ascii="Calibri" w:hAnsi="Calibri" w:eastAsia="Calibri"/>
-                <w:b/>
-                <w:color w:val="FFFFFF"/>
-                <w:sz w:val="20"/>
-              </w:rPr>
-              <w:t>Gestor</w:t>
-            </w:r>
-          </w:p>
-        </w:tc>
-      </w:tr>
-      <w:tr>
-        <w:tc>
-          <w:tcPr>
-            <w:tcW w:type="dxa" w:w="3472"/>
-          </w:tcPr>
-          <w:p>
-            <w:pPr>
-              <w:spacing w:before="40" w:after="40"/>
-              <w:line w:line="240" w:lineRule="auto"/>
-            </w:pPr>
-            <w:r>
-              <w:rPr>
-                <w:rFonts w:ascii="Calibri" w:hAnsi="Calibri" w:eastAsia="Calibri"/>
-                <w:b w:val="0"/>
-                <w:color w:val="333333"/>
-                <w:sz w:val="18"/>
-              </w:rPr>
-              <w:t xml:space="preserve">GovernanÃ§a de PreÃ§os e Tabelas</w:t>
-            </w:r>
-          </w:p>
-        </w:tc>
-        <w:tc>
-          <w:tcPr>
-            <w:tcW w:type="dxa" w:w="1300"/>
-          </w:tcPr>
-          <w:p>
-            <w:pPr>
-              <w:spacing w:before="40" w:after="40"/>
-              <w:line w:line="240" w:lineRule="auto"/>
-            </w:pPr>
-            <w:r>
-              <w:rPr>
-                <w:rFonts w:ascii="Calibri" w:hAnsi="Calibri" w:eastAsia="Calibri"/>
-                <w:b w:val="0"/>
-                <w:color w:val="333333"/>
-                <w:sz w:val="18"/>
-              </w:rPr>
-              <w:t xml:space="preserve">C</w:t>
-            </w:r>
-          </w:p>
-        </w:tc>
-        <w:tc>
-          <w:tcPr>
-            <w:tcW w:type="dxa" w:w="1300"/>
-          </w:tcPr>
-          <w:p>
-            <w:pPr>
-              <w:spacing w:before="40" w:after="40"/>
-              <w:line w:line="240" w:lineRule="auto"/>
-            </w:pPr>
-            <w:r>
-              <w:rPr>
-                <w:rFonts w:ascii="Calibri" w:hAnsi="Calibri" w:eastAsia="Calibri"/>
-                <w:b w:val="0"/>
-                <w:color w:val="333333"/>
-                <w:sz w:val="18"/>
+                <w:sz w:val="19"/>
               </w:rPr>
               <w:t xml:space="preserve">I</w:t>
             </w:r>
@@ -2656,39 +4438,22 @@
         </w:tc>
         <w:tc>
           <w:tcPr>
-            <w:tcW w:type="dxa" w:w="1300"/>
+            <w:shd w:val="clear" w:color="auto" w:fill="F8F9FA"/>
+            <w:tcMar>
+              <w:top w:w="120" w:type="dxa"/>
+              <w:bottom w:w="120" w:type="dxa"/>
+              <w:left w:w="160" w:type="dxa"/>
+              <w:right w:w="160" w:type="dxa"/>
+            </w:tcMar>
           </w:tcPr>
           <w:p>
             <w:pPr>
-              <w:spacing w:before="40" w:after="40"/>
-              <w:line w:line="240" w:lineRule="auto"/>
+              <w:spacing w:after="40" w:line="240" w:lineRule="auto"/>
             </w:pPr>
             <w:r>
               <w:rPr>
-                <w:rFonts w:ascii="Calibri" w:hAnsi="Calibri" w:eastAsia="Calibri"/>
-                <w:b w:val="0"/>
                 <w:color w:val="333333"/>
-                <w:sz w:val="18"/>
-              </w:rPr>
-              <w:t xml:space="preserve">R</w:t>
-            </w:r>
-          </w:p>
-        </w:tc>
-        <w:tc>
-          <w:tcPr>
-            <w:tcW w:type="dxa" w:w="1300"/>
-          </w:tcPr>
-          <w:p>
-            <w:pPr>
-              <w:spacing w:before="40" w:after="40"/>
-              <w:line w:line="240" w:lineRule="auto"/>
-            </w:pPr>
-            <w:r>
-              <w:rPr>
-                <w:rFonts w:ascii="Calibri" w:hAnsi="Calibri" w:eastAsia="Calibri"/>
-                <w:b w:val="0"/>
-                <w:color w:val="333333"/>
-                <w:sz w:val="18"/>
+                <w:sz w:val="19"/>
               </w:rPr>
               <w:t xml:space="preserve">I</w:t>
             </w:r>
@@ -2696,84 +4461,22 @@
         </w:tc>
         <w:tc>
           <w:tcPr>
-            <w:tcW w:type="dxa" w:w="1300"/>
+            <w:shd w:val="clear" w:color="auto" w:fill="F8F9FA"/>
+            <w:tcMar>
+              <w:top w:w="120" w:type="dxa"/>
+              <w:bottom w:w="120" w:type="dxa"/>
+              <w:left w:w="160" w:type="dxa"/>
+              <w:right w:w="160" w:type="dxa"/>
+            </w:tcMar>
           </w:tcPr>
           <w:p>
             <w:pPr>
-              <w:spacing w:before="40" w:after="40"/>
-              <w:line w:line="240" w:lineRule="auto"/>
+              <w:spacing w:after="40" w:line="240" w:lineRule="auto"/>
             </w:pPr>
             <w:r>
               <w:rPr>
-                <w:rFonts w:ascii="Calibri" w:hAnsi="Calibri" w:eastAsia="Calibri"/>
-                <w:b w:val="0"/>
                 <w:color w:val="333333"/>
-                <w:sz w:val="18"/>
-              </w:rPr>
-              <w:t xml:space="preserve">A</w:t>
-            </w:r>
-          </w:p>
-        </w:tc>
-      </w:tr>
-      <w:tr>
-        <w:tc>
-          <w:tcPr>
-            <w:tcW w:type="dxa" w:w="3472"/>
-            <w:shd w:fill="F0F4F8"/>
-          </w:tcPr>
-          <w:p>
-            <w:pPr>
-              <w:spacing w:before="40" w:after="40"/>
-              <w:line w:line="240" w:lineRule="auto"/>
-            </w:pPr>
-            <w:r>
-              <w:rPr>
-                <w:rFonts w:ascii="Calibri" w:hAnsi="Calibri" w:eastAsia="Calibri"/>
-                <w:b w:val="0"/>
-                <w:color w:val="333333"/>
-                <w:sz w:val="18"/>
-              </w:rPr>
-              <w:t xml:space="preserve">Ajustes FÃ­sicos de Estoque</w:t>
-            </w:r>
-          </w:p>
-        </w:tc>
-        <w:tc>
-          <w:tcPr>
-            <w:tcW w:type="dxa" w:w="1300"/>
-            <w:shd w:fill="F0F4F8"/>
-          </w:tcPr>
-          <w:p>
-            <w:pPr>
-              <w:spacing w:before="40" w:after="40"/>
-              <w:line w:line="240" w:lineRule="auto"/>
-            </w:pPr>
-            <w:r>
-              <w:rPr>
-                <w:rFonts w:ascii="Calibri" w:hAnsi="Calibri" w:eastAsia="Calibri"/>
-                <w:b w:val="0"/>
-                <w:color w:val="333333"/>
-                <w:sz w:val="18"/>
-              </w:rPr>
-              <w:t xml:space="preserve">R</w:t>
-            </w:r>
-          </w:p>
-        </w:tc>
-        <w:tc>
-          <w:tcPr>
-            <w:tcW w:type="dxa" w:w="1300"/>
-            <w:shd w:fill="F0F4F8"/>
-          </w:tcPr>
-          <w:p>
-            <w:pPr>
-              <w:spacing w:before="40" w:after="40"/>
-              <w:line w:line="240" w:lineRule="auto"/>
-            </w:pPr>
-            <w:r>
-              <w:rPr>
-                <w:rFonts w:ascii="Calibri" w:hAnsi="Calibri" w:eastAsia="Calibri"/>
-                <w:b w:val="0"/>
-                <w:color w:val="333333"/>
-                <w:sz w:val="18"/>
+                <w:sz w:val="19"/>
               </w:rPr>
               <w:t xml:space="preserve">I</w:t>
             </w:r>
@@ -2781,124 +4484,22 @@
         </w:tc>
         <w:tc>
           <w:tcPr>
-            <w:tcW w:type="dxa" w:w="1300"/>
-            <w:shd w:fill="F0F4F8"/>
+            <w:shd w:val="clear" w:color="auto" w:fill="F8F9FA"/>
+            <w:tcMar>
+              <w:top w:w="120" w:type="dxa"/>
+              <w:bottom w:w="120" w:type="dxa"/>
+              <w:left w:w="160" w:type="dxa"/>
+              <w:right w:w="160" w:type="dxa"/>
+            </w:tcMar>
           </w:tcPr>
           <w:p>
             <w:pPr>
-              <w:spacing w:before="40" w:after="40"/>
-              <w:line w:line="240" w:lineRule="auto"/>
+              <w:spacing w:after="40" w:line="240" w:lineRule="auto"/>
             </w:pPr>
             <w:r>
               <w:rPr>
-                <w:rFonts w:ascii="Calibri" w:hAnsi="Calibri" w:eastAsia="Calibri"/>
-                <w:b w:val="0"/>
                 <w:color w:val="333333"/>
-                <w:sz w:val="18"/>
-              </w:rPr>
-              <w:t xml:space="preserve">C</w:t>
-            </w:r>
-          </w:p>
-        </w:tc>
-        <w:tc>
-          <w:tcPr>
-            <w:tcW w:type="dxa" w:w="1300"/>
-            <w:shd w:fill="F0F4F8"/>
-          </w:tcPr>
-          <w:p>
-            <w:pPr>
-              <w:spacing w:before="40" w:after="40"/>
-              <w:line w:line="240" w:lineRule="auto"/>
-            </w:pPr>
-            <w:r>
-              <w:rPr>
-                <w:rFonts w:ascii="Calibri" w:hAnsi="Calibri" w:eastAsia="Calibri"/>
-                <w:b w:val="0"/>
-                <w:color w:val="333333"/>
-                <w:sz w:val="18"/>
-              </w:rPr>
-              <w:t xml:space="preserve">C</w:t>
-            </w:r>
-          </w:p>
-        </w:tc>
-        <w:tc>
-          <w:tcPr>
-            <w:tcW w:type="dxa" w:w="1300"/>
-            <w:shd w:fill="F0F4F8"/>
-          </w:tcPr>
-          <w:p>
-            <w:pPr>
-              <w:spacing w:before="40" w:after="40"/>
-              <w:line w:line="240" w:lineRule="auto"/>
-            </w:pPr>
-            <w:r>
-              <w:rPr>
-                <w:rFonts w:ascii="Calibri" w:hAnsi="Calibri" w:eastAsia="Calibri"/>
-                <w:b w:val="0"/>
-                <w:color w:val="333333"/>
-                <w:sz w:val="18"/>
-              </w:rPr>
-              <w:t xml:space="preserve">A</w:t>
-            </w:r>
-          </w:p>
-        </w:tc>
-      </w:tr>
-      <w:tr>
-        <w:tc>
-          <w:tcPr>
-            <w:tcW w:type="dxa" w:w="3472"/>
-          </w:tcPr>
-          <w:p>
-            <w:pPr>
-              <w:spacing w:before="40" w:after="40"/>
-              <w:line w:line="240" w:lineRule="auto"/>
-            </w:pPr>
-            <w:r>
-              <w:rPr>
-                <w:rFonts w:ascii="Calibri" w:hAnsi="Calibri" w:eastAsia="Calibri"/>
-                <w:b w:val="0"/>
-                <w:color w:val="333333"/>
-                <w:sz w:val="18"/>
-              </w:rPr>
-              <w:t xml:space="preserve">Recebimento na Doca (Inbound)</w:t>
-            </w:r>
-          </w:p>
-        </w:tc>
-        <w:tc>
-          <w:tcPr>
-            <w:tcW w:type="dxa" w:w="1300"/>
-          </w:tcPr>
-          <w:p>
-            <w:pPr>
-              <w:spacing w:before="40" w:after="40"/>
-              <w:line w:line="240" w:lineRule="auto"/>
-            </w:pPr>
-            <w:r>
-              <w:rPr>
-                <w:rFonts w:ascii="Calibri" w:hAnsi="Calibri" w:eastAsia="Calibri"/>
-                <w:b w:val="0"/>
-                <w:color w:val="333333"/>
-                <w:sz w:val="18"/>
-              </w:rPr>
-              <w:t xml:space="preserve">R</w:t>
-            </w:r>
-          </w:p>
-        </w:tc>
-        <w:tc>
-          <w:tcPr>
-            <w:tcW w:type="dxa" w:w="1300"/>
-          </w:tcPr>
-          <w:p>
-            <w:pPr>
-              <w:spacing w:before="40" w:after="40"/>
-              <w:line w:line="240" w:lineRule="auto"/>
-            </w:pPr>
-            <w:r>
-              <w:rPr>
-                <w:rFonts w:ascii="Calibri" w:hAnsi="Calibri" w:eastAsia="Calibri"/>
-                <w:b w:val="0"/>
-                <w:color w:val="333333"/>
-                <w:sz w:val="18"/>
+                <w:sz w:val="19"/>
               </w:rPr>
               <w:t xml:space="preserve">I</w:t>
             </w:r>
@@ -2906,187 +4507,22 @@
         </w:tc>
         <w:tc>
           <w:tcPr>
-            <w:tcW w:type="dxa" w:w="1300"/>
+            <w:shd w:val="clear" w:color="auto" w:fill="F8F9FA"/>
+            <w:tcMar>
+              <w:top w:w="120" w:type="dxa"/>
+              <w:bottom w:w="120" w:type="dxa"/>
+              <w:left w:w="160" w:type="dxa"/>
+              <w:right w:w="160" w:type="dxa"/>
+            </w:tcMar>
           </w:tcPr>
           <w:p>
             <w:pPr>
-              <w:spacing w:before="40" w:after="40"/>
-              <w:line w:line="240" w:lineRule="auto"/>
+              <w:spacing w:after="40" w:line="240" w:lineRule="auto"/>
             </w:pPr>
             <w:r>
               <w:rPr>
-                <w:rFonts w:ascii="Calibri" w:hAnsi="Calibri" w:eastAsia="Calibri"/>
-                <w:b w:val="0"/>
                 <w:color w:val="333333"/>
-                <w:sz w:val="18"/>
-              </w:rPr>
-              <w:t xml:space="preserve">C</w:t>
-            </w:r>
-          </w:p>
-        </w:tc>
-        <w:tc>
-          <w:tcPr>
-            <w:tcW w:type="dxa" w:w="1300"/>
-          </w:tcPr>
-          <w:p>
-            <w:pPr>
-              <w:spacing w:before="40" w:after="40"/>
-              <w:line w:line="240" w:lineRule="auto"/>
-            </w:pPr>
-            <w:r>
-              <w:rPr>
-                <w:rFonts w:ascii="Calibri" w:hAnsi="Calibri" w:eastAsia="Calibri"/>
-                <w:b w:val="0"/>
-                <w:color w:val="333333"/>
-                <w:sz w:val="18"/>
-              </w:rPr>
-              <w:t xml:space="preserve">I</w:t>
-            </w:r>
-          </w:p>
-        </w:tc>
-        <w:tc>
-          <w:tcPr>
-            <w:tcW w:type="dxa" w:w="1300"/>
-          </w:tcPr>
-          <w:p>
-            <w:pPr>
-              <w:spacing w:before="40" w:after="40"/>
-              <w:line w:line="240" w:lineRule="auto"/>
-            </w:pPr>
-            <w:r>
-              <w:rPr>
-                <w:rFonts w:ascii="Calibri" w:hAnsi="Calibri" w:eastAsia="Calibri"/>
-                <w:b w:val="0"/>
-                <w:color w:val="333333"/>
-                <w:sz w:val="18"/>
-              </w:rPr>
-              <w:t xml:space="preserve">A</w:t>
-            </w:r>
-          </w:p>
-        </w:tc>
-      </w:tr>
-      <w:tr>
-        <w:tc>
-          <w:tcPr>
-            <w:tcW w:type="dxa" w:w="3472"/>
-            <w:shd w:fill="F0F4F8"/>
-          </w:tcPr>
-          <w:p>
-            <w:pPr>
-              <w:spacing w:before="40" w:after="40"/>
-              <w:line w:line="240" w:lineRule="auto"/>
-            </w:pPr>
-            <w:r>
-              <w:rPr>
-                <w:rFonts w:ascii="Calibri" w:hAnsi="Calibri" w:eastAsia="Calibri"/>
-                <w:b w:val="0"/>
-                <w:color w:val="333333"/>
-                <w:sz w:val="18"/>
-              </w:rPr>
-              <w:t xml:space="preserve">Venda Presencial e Sangria de Caixa</w:t>
-            </w:r>
-          </w:p>
-        </w:tc>
-        <w:tc>
-          <w:tcPr>
-            <w:tcW w:type="dxa" w:w="1300"/>
-            <w:shd w:fill="F0F4F8"/>
-          </w:tcPr>
-          <w:p>
-            <w:pPr>
-              <w:spacing w:before="40" w:after="40"/>
-              <w:line w:line="240" w:lineRule="auto"/>
-            </w:pPr>
-            <w:r>
-              <w:rPr>
-                <w:rFonts w:ascii="Calibri" w:hAnsi="Calibri" w:eastAsia="Calibri"/>
-                <w:b w:val="0"/>
-                <w:color w:val="333333"/>
-                <w:sz w:val="18"/>
-              </w:rPr>
-              <w:t xml:space="preserve">R</w:t>
-            </w:r>
-          </w:p>
-        </w:tc>
-        <w:tc>
-          <w:tcPr>
-            <w:tcW w:type="dxa" w:w="1300"/>
-            <w:shd w:fill="F0F4F8"/>
-          </w:tcPr>
-          <w:p>
-            <w:pPr>
-              <w:spacing w:before="40" w:after="40"/>
-              <w:line w:line="240" w:lineRule="auto"/>
-            </w:pPr>
-            <w:r>
-              <w:rPr>
-                <w:rFonts w:ascii="Calibri" w:hAnsi="Calibri" w:eastAsia="Calibri"/>
-                <w:b w:val="0"/>
-                <w:color w:val="333333"/>
-                <w:sz w:val="18"/>
-              </w:rPr>
-              <w:t xml:space="preserve">A/R</w:t>
-            </w:r>
-          </w:p>
-        </w:tc>
-        <w:tc>
-          <w:tcPr>
-            <w:tcW w:type="dxa" w:w="1300"/>
-            <w:shd w:fill="F0F4F8"/>
-          </w:tcPr>
-          <w:p>
-            <w:pPr>
-              <w:spacing w:before="40" w:after="40"/>
-              <w:line w:line="240" w:lineRule="auto"/>
-            </w:pPr>
-            <w:r>
-              <w:rPr>
-                <w:rFonts w:ascii="Calibri" w:hAnsi="Calibri" w:eastAsia="Calibri"/>
-                <w:b w:val="0"/>
-                <w:color w:val="333333"/>
-                <w:sz w:val="18"/>
-              </w:rPr>
-              <w:t xml:space="preserve">I</w:t>
-            </w:r>
-          </w:p>
-        </w:tc>
-        <w:tc>
-          <w:tcPr>
-            <w:tcW w:type="dxa" w:w="1300"/>
-            <w:shd w:fill="F0F4F8"/>
-          </w:tcPr>
-          <w:p>
-            <w:pPr>
-              <w:spacing w:before="40" w:after="40"/>
-              <w:line w:line="240" w:lineRule="auto"/>
-            </w:pPr>
-            <w:r>
-              <w:rPr>
-                <w:rFonts w:ascii="Calibri" w:hAnsi="Calibri" w:eastAsia="Calibri"/>
-                <w:b w:val="0"/>
-                <w:color w:val="333333"/>
-                <w:sz w:val="18"/>
-              </w:rPr>
-              <w:t xml:space="preserve">I</w:t>
-            </w:r>
-          </w:p>
-        </w:tc>
-        <w:tc>
-          <w:tcPr>
-            <w:tcW w:type="dxa" w:w="1300"/>
-            <w:shd w:fill="F0F4F8"/>
-          </w:tcPr>
-          <w:p>
-            <w:pPr>
-              <w:spacing w:before="40" w:after="40"/>
-              <w:line w:line="240" w:lineRule="auto"/>
-            </w:pPr>
-            <w:r>
-              <w:rPr>
-                <w:rFonts w:ascii="Calibri" w:hAnsi="Calibri" w:eastAsia="Calibri"/>
-                <w:b w:val="0"/>
-                <w:color w:val="333333"/>
-                <w:sz w:val="18"/>
+                <w:sz w:val="19"/>
               </w:rPr>
               <w:t xml:space="preserve">I</w:t>
             </w:r>
@@ -3096,39 +4532,68 @@
       <w:tr>
         <w:tc>
           <w:tcPr>
-            <w:tcW w:type="dxa" w:w="3472"/>
+            <w:shd w:val="clear" w:color="auto" w:fill="F8F9FA"/>
+            <w:tcMar>
+              <w:top w:w="120" w:type="dxa"/>
+              <w:bottom w:w="120" w:type="dxa"/>
+              <w:left w:w="160" w:type="dxa"/>
+              <w:right w:w="160" w:type="dxa"/>
+            </w:tcMar>
           </w:tcPr>
           <w:p>
             <w:pPr>
-              <w:spacing w:before="40" w:after="40"/>
-              <w:line w:line="240" w:lineRule="auto"/>
+              <w:spacing w:after="40" w:line="240" w:lineRule="auto"/>
             </w:pPr>
             <w:r>
               <w:rPr>
-                <w:rFonts w:ascii="Calibri" w:hAnsi="Calibri" w:eastAsia="Calibri"/>
-                <w:b w:val="0"/>
                 <w:color w:val="333333"/>
-                <w:sz w:val="18"/>
+                <w:sz w:val="19"/>
               </w:rPr>
-              <w:t xml:space="preserve">Montagem e Despacho de Rotas</w:t>
+              <w:t xml:space="preserve">2. Cadastro e Homologação de SKUs</w:t>
             </w:r>
           </w:p>
         </w:tc>
         <w:tc>
           <w:tcPr>
-            <w:tcW w:type="dxa" w:w="1300"/>
+            <w:shd w:val="clear" w:color="auto" w:fill="F8F9FA"/>
+            <w:tcMar>
+              <w:top w:w="120" w:type="dxa"/>
+              <w:bottom w:w="120" w:type="dxa"/>
+              <w:left w:w="160" w:type="dxa"/>
+              <w:right w:w="160" w:type="dxa"/>
+            </w:tcMar>
           </w:tcPr>
           <w:p>
             <w:pPr>
-              <w:spacing w:before="40" w:after="40"/>
-              <w:line w:line="240" w:lineRule="auto"/>
+              <w:spacing w:after="40" w:line="240" w:lineRule="auto"/>
             </w:pPr>
             <w:r>
               <w:rPr>
-                <w:rFonts w:ascii="Calibri" w:hAnsi="Calibri" w:eastAsia="Calibri"/>
-                <w:b w:val="0"/>
                 <w:color w:val="333333"/>
-                <w:sz w:val="18"/>
+                <w:sz w:val="19"/>
+              </w:rPr>
+              <w:t xml:space="preserve">R / A</w:t>
+            </w:r>
+          </w:p>
+        </w:tc>
+        <w:tc>
+          <w:tcPr>
+            <w:shd w:val="clear" w:color="auto" w:fill="F8F9FA"/>
+            <w:tcMar>
+              <w:top w:w="120" w:type="dxa"/>
+              <w:bottom w:w="120" w:type="dxa"/>
+              <w:left w:w="160" w:type="dxa"/>
+              <w:right w:w="160" w:type="dxa"/>
+            </w:tcMar>
+          </w:tcPr>
+          <w:p>
+            <w:pPr>
+              <w:spacing w:after="40" w:line="240" w:lineRule="auto"/>
+            </w:pPr>
+            <w:r>
+              <w:rPr>
+                <w:color w:val="333333"/>
+                <w:sz w:val="19"/>
               </w:rPr>
               <w:t xml:space="preserve">I</w:t>
             </w:r>
@@ -3136,19 +4601,22 @@
         </w:tc>
         <w:tc>
           <w:tcPr>
-            <w:tcW w:type="dxa" w:w="1300"/>
+            <w:shd w:val="clear" w:color="auto" w:fill="F8F9FA"/>
+            <w:tcMar>
+              <w:top w:w="120" w:type="dxa"/>
+              <w:bottom w:w="120" w:type="dxa"/>
+              <w:left w:w="160" w:type="dxa"/>
+              <w:right w:w="160" w:type="dxa"/>
+            </w:tcMar>
           </w:tcPr>
           <w:p>
             <w:pPr>
-              <w:spacing w:before="40" w:after="40"/>
-              <w:line w:line="240" w:lineRule="auto"/>
+              <w:spacing w:after="40" w:line="240" w:lineRule="auto"/>
             </w:pPr>
             <w:r>
               <w:rPr>
-                <w:rFonts w:ascii="Calibri" w:hAnsi="Calibri" w:eastAsia="Calibri"/>
-                <w:b w:val="0"/>
                 <w:color w:val="333333"/>
-                <w:sz w:val="18"/>
+                <w:sz w:val="19"/>
               </w:rPr>
               <w:t xml:space="preserve">I</w:t>
             </w:r>
@@ -3156,59 +4624,68 @@
         </w:tc>
         <w:tc>
           <w:tcPr>
-            <w:tcW w:type="dxa" w:w="1300"/>
+            <w:shd w:val="clear" w:color="auto" w:fill="F8F9FA"/>
+            <w:tcMar>
+              <w:top w:w="120" w:type="dxa"/>
+              <w:bottom w:w="120" w:type="dxa"/>
+              <w:left w:w="160" w:type="dxa"/>
+              <w:right w:w="160" w:type="dxa"/>
+            </w:tcMar>
           </w:tcPr>
           <w:p>
             <w:pPr>
-              <w:spacing w:before="40" w:after="40"/>
-              <w:line w:line="240" w:lineRule="auto"/>
+              <w:spacing w:after="40" w:line="240" w:lineRule="auto"/>
             </w:pPr>
             <w:r>
               <w:rPr>
-                <w:rFonts w:ascii="Calibri" w:hAnsi="Calibri" w:eastAsia="Calibri"/>
-                <w:b w:val="0"/>
                 <w:color w:val="333333"/>
-                <w:sz w:val="18"/>
+                <w:sz w:val="19"/>
               </w:rPr>
-              <w:t xml:space="preserve">C</w:t>
+              <w:t xml:space="preserve">I</w:t>
             </w:r>
           </w:p>
         </w:tc>
         <w:tc>
           <w:tcPr>
-            <w:tcW w:type="dxa" w:w="1300"/>
+            <w:shd w:val="clear" w:color="auto" w:fill="F8F9FA"/>
+            <w:tcMar>
+              <w:top w:w="120" w:type="dxa"/>
+              <w:bottom w:w="120" w:type="dxa"/>
+              <w:left w:w="160" w:type="dxa"/>
+              <w:right w:w="160" w:type="dxa"/>
+            </w:tcMar>
           </w:tcPr>
           <w:p>
             <w:pPr>
-              <w:spacing w:before="40" w:after="40"/>
-              <w:line w:line="240" w:lineRule="auto"/>
+              <w:spacing w:after="40" w:line="240" w:lineRule="auto"/>
             </w:pPr>
             <w:r>
               <w:rPr>
-                <w:rFonts w:ascii="Calibri" w:hAnsi="Calibri" w:eastAsia="Calibri"/>
-                <w:b w:val="0"/>
                 <w:color w:val="333333"/>
-                <w:sz w:val="18"/>
+                <w:sz w:val="19"/>
               </w:rPr>
-              <w:t xml:space="preserve">A/R</w:t>
+              <w:t xml:space="preserve">I</w:t>
             </w:r>
           </w:p>
         </w:tc>
         <w:tc>
           <w:tcPr>
-            <w:tcW w:type="dxa" w:w="1300"/>
+            <w:shd w:val="clear" w:color="auto" w:fill="F8F9FA"/>
+            <w:tcMar>
+              <w:top w:w="120" w:type="dxa"/>
+              <w:bottom w:w="120" w:type="dxa"/>
+              <w:left w:w="160" w:type="dxa"/>
+              <w:right w:w="160" w:type="dxa"/>
+            </w:tcMar>
           </w:tcPr>
           <w:p>
             <w:pPr>
-              <w:spacing w:before="40" w:after="40"/>
-              <w:line w:line="240" w:lineRule="auto"/>
+              <w:spacing w:after="40" w:line="240" w:lineRule="auto"/>
             </w:pPr>
             <w:r>
               <w:rPr>
-                <w:rFonts w:ascii="Calibri" w:hAnsi="Calibri" w:eastAsia="Calibri"/>
-                <w:b w:val="0"/>
                 <w:color w:val="333333"/>
-                <w:sz w:val="18"/>
+                <w:sz w:val="19"/>
               </w:rPr>
               <w:t xml:space="preserve">I</w:t>
             </w:r>
@@ -3218,41 +4695,91 @@
       <w:tr>
         <w:tc>
           <w:tcPr>
-            <w:tcW w:type="dxa" w:w="3472"/>
-            <w:shd w:fill="F0F4F8"/>
+            <w:shd w:val="clear" w:color="auto" w:fill="F8F9FA"/>
+            <w:tcMar>
+              <w:top w:w="120" w:type="dxa"/>
+              <w:bottom w:w="120" w:type="dxa"/>
+              <w:left w:w="160" w:type="dxa"/>
+              <w:right w:w="160" w:type="dxa"/>
+            </w:tcMar>
           </w:tcPr>
           <w:p>
             <w:pPr>
-              <w:spacing w:before="40" w:after="40"/>
-              <w:line w:line="240" w:lineRule="auto"/>
+              <w:spacing w:after="40" w:line="240" w:lineRule="auto"/>
             </w:pPr>
             <w:r>
               <w:rPr>
-                <w:rFonts w:ascii="Calibri" w:hAnsi="Calibri" w:eastAsia="Calibri"/>
-                <w:b w:val="0"/>
                 <w:color w:val="333333"/>
-                <w:sz w:val="18"/>
+                <w:sz w:val="19"/>
               </w:rPr>
-              <w:t xml:space="preserve">Contato com Cliente (WhatsApp/Tel)</w:t>
+              <w:t xml:space="preserve">3. Prospecção e Cadastro de Clientes</w:t>
             </w:r>
           </w:p>
         </w:tc>
         <w:tc>
           <w:tcPr>
-            <w:tcW w:type="dxa" w:w="1300"/>
-            <w:shd w:fill="F0F4F8"/>
+            <w:shd w:val="clear" w:color="auto" w:fill="F8F9FA"/>
+            <w:tcMar>
+              <w:top w:w="120" w:type="dxa"/>
+              <w:bottom w:w="120" w:type="dxa"/>
+              <w:left w:w="160" w:type="dxa"/>
+              <w:right w:w="160" w:type="dxa"/>
+            </w:tcMar>
           </w:tcPr>
           <w:p>
             <w:pPr>
-              <w:spacing w:before="40" w:after="40"/>
-              <w:line w:line="240" w:lineRule="auto"/>
+              <w:spacing w:after="40" w:line="240" w:lineRule="auto"/>
             </w:pPr>
             <w:r>
               <w:rPr>
-                <w:rFonts w:ascii="Calibri" w:hAnsi="Calibri" w:eastAsia="Calibri"/>
-                <w:b w:val="0"/>
                 <w:color w:val="333333"/>
-                <w:sz w:val="18"/>
+                <w:sz w:val="19"/>
+              </w:rPr>
+              <w:t xml:space="preserve">A</w:t>
+            </w:r>
+          </w:p>
+        </w:tc>
+        <w:tc>
+          <w:tcPr>
+            <w:shd w:val="clear" w:color="auto" w:fill="F8F9FA"/>
+            <w:tcMar>
+              <w:top w:w="120" w:type="dxa"/>
+              <w:bottom w:w="120" w:type="dxa"/>
+              <w:left w:w="160" w:type="dxa"/>
+              <w:right w:w="160" w:type="dxa"/>
+            </w:tcMar>
+          </w:tcPr>
+          <w:p>
+            <w:pPr>
+              <w:spacing w:after="40" w:line="240" w:lineRule="auto"/>
+            </w:pPr>
+            <w:r>
+              <w:rPr>
+                <w:color w:val="333333"/>
+                <w:sz w:val="19"/>
+              </w:rPr>
+              <w:t xml:space="preserve">R</w:t>
+            </w:r>
+          </w:p>
+        </w:tc>
+        <w:tc>
+          <w:tcPr>
+            <w:shd w:val="clear" w:color="auto" w:fill="F8F9FA"/>
+            <w:tcMar>
+              <w:top w:w="120" w:type="dxa"/>
+              <w:bottom w:w="120" w:type="dxa"/>
+              <w:left w:w="160" w:type="dxa"/>
+              <w:right w:w="160" w:type="dxa"/>
+            </w:tcMar>
+          </w:tcPr>
+          <w:p>
+            <w:pPr>
+              <w:spacing w:after="40" w:line="240" w:lineRule="auto"/>
+            </w:pPr>
+            <w:r>
+              <w:rPr>
+                <w:color w:val="333333"/>
+                <w:sz w:val="19"/>
               </w:rPr>
               <w:t xml:space="preserve">I</w:t>
             </w:r>
@@ -3260,20 +4787,22 @@
         </w:tc>
         <w:tc>
           <w:tcPr>
-            <w:tcW w:type="dxa" w:w="1300"/>
-            <w:shd w:fill="F0F4F8"/>
+            <w:shd w:val="clear" w:color="auto" w:fill="F8F9FA"/>
+            <w:tcMar>
+              <w:top w:w="120" w:type="dxa"/>
+              <w:bottom w:w="120" w:type="dxa"/>
+              <w:left w:w="160" w:type="dxa"/>
+              <w:right w:w="160" w:type="dxa"/>
+            </w:tcMar>
           </w:tcPr>
           <w:p>
             <w:pPr>
-              <w:spacing w:before="40" w:after="40"/>
-              <w:line w:line="240" w:lineRule="auto"/>
+              <w:spacing w:after="40" w:line="240" w:lineRule="auto"/>
             </w:pPr>
             <w:r>
               <w:rPr>
-                <w:rFonts w:ascii="Calibri" w:hAnsi="Calibri" w:eastAsia="Calibri"/>
-                <w:b w:val="0"/>
                 <w:color w:val="333333"/>
-                <w:sz w:val="18"/>
+                <w:sz w:val="19"/>
               </w:rPr>
               <w:t xml:space="preserve">I</w:t>
             </w:r>
@@ -3281,20 +4810,22 @@
         </w:tc>
         <w:tc>
           <w:tcPr>
-            <w:tcW w:type="dxa" w:w="1300"/>
-            <w:shd w:fill="F0F4F8"/>
+            <w:shd w:val="clear" w:color="auto" w:fill="F8F9FA"/>
+            <w:tcMar>
+              <w:top w:w="120" w:type="dxa"/>
+              <w:bottom w:w="120" w:type="dxa"/>
+              <w:left w:w="160" w:type="dxa"/>
+              <w:right w:w="160" w:type="dxa"/>
+            </w:tcMar>
           </w:tcPr>
           <w:p>
             <w:pPr>
-              <w:spacing w:before="40" w:after="40"/>
-              <w:line w:line="240" w:lineRule="auto"/>
+              <w:spacing w:after="40" w:line="240" w:lineRule="auto"/>
             </w:pPr>
             <w:r>
               <w:rPr>
-                <w:rFonts w:ascii="Calibri" w:hAnsi="Calibri" w:eastAsia="Calibri"/>
-                <w:b w:val="0"/>
                 <w:color w:val="333333"/>
-                <w:sz w:val="18"/>
+                <w:sz w:val="19"/>
               </w:rPr>
               <w:t xml:space="preserve">I</w:t>
             </w:r>
@@ -3302,41 +4833,674 @@
         </w:tc>
         <w:tc>
           <w:tcPr>
-            <w:tcW w:type="dxa" w:w="1300"/>
-            <w:shd w:fill="F0F4F8"/>
+            <w:shd w:val="clear" w:color="auto" w:fill="F8F9FA"/>
+            <w:tcMar>
+              <w:top w:w="120" w:type="dxa"/>
+              <w:bottom w:w="120" w:type="dxa"/>
+              <w:left w:w="160" w:type="dxa"/>
+              <w:right w:w="160" w:type="dxa"/>
+            </w:tcMar>
           </w:tcPr>
           <w:p>
             <w:pPr>
-              <w:spacing w:before="40" w:after="40"/>
-              <w:line w:line="240" w:lineRule="auto"/>
+              <w:spacing w:after="40" w:line="240" w:lineRule="auto"/>
             </w:pPr>
             <w:r>
               <w:rPr>
-                <w:rFonts w:ascii="Calibri" w:hAnsi="Calibri" w:eastAsia="Calibri"/>
-                <w:b w:val="0"/>
                 <w:color w:val="333333"/>
-                <w:sz w:val="18"/>
+                <w:sz w:val="19"/>
               </w:rPr>
-              <w:t xml:space="preserve">R</w:t>
+              <w:t xml:space="preserve">C</w:t>
+            </w:r>
+          </w:p>
+        </w:tc>
+      </w:tr>
+      <w:tr>
+        <w:tc>
+          <w:tcPr>
+            <w:shd w:val="clear" w:color="auto" w:fill="F8F9FA"/>
+            <w:tcMar>
+              <w:top w:w="120" w:type="dxa"/>
+              <w:bottom w:w="120" w:type="dxa"/>
+              <w:left w:w="160" w:type="dxa"/>
+              <w:right w:w="160" w:type="dxa"/>
+            </w:tcMar>
+          </w:tcPr>
+          <w:p>
+            <w:pPr>
+              <w:spacing w:after="40" w:line="240" w:lineRule="auto"/>
+            </w:pPr>
+            <w:r>
+              <w:rPr>
+                <w:color w:val="333333"/>
+                <w:sz w:val="19"/>
+              </w:rPr>
+              <w:t xml:space="preserve">4. Emissão de Pedido Externo</w:t>
             </w:r>
           </w:p>
         </w:tc>
         <w:tc>
           <w:tcPr>
-            <w:tcW w:type="dxa" w:w="1300"/>
-            <w:shd w:fill="F0F4F8"/>
+            <w:shd w:val="clear" w:color="auto" w:fill="F8F9FA"/>
+            <w:tcMar>
+              <w:top w:w="120" w:type="dxa"/>
+              <w:bottom w:w="120" w:type="dxa"/>
+              <w:left w:w="160" w:type="dxa"/>
+              <w:right w:w="160" w:type="dxa"/>
+            </w:tcMar>
           </w:tcPr>
           <w:p>
             <w:pPr>
-              <w:spacing w:before="40" w:after="40"/>
-              <w:line w:line="240" w:lineRule="auto"/>
+              <w:spacing w:after="40" w:line="240" w:lineRule="auto"/>
             </w:pPr>
             <w:r>
               <w:rPr>
-                <w:rFonts w:ascii="Calibri" w:hAnsi="Calibri" w:eastAsia="Calibri"/>
-                <w:b w:val="0"/>
                 <w:color w:val="333333"/>
-                <w:sz w:val="18"/>
+                <w:sz w:val="19"/>
+              </w:rPr>
+              <w:t xml:space="preserve">I</w:t>
+            </w:r>
+          </w:p>
+        </w:tc>
+        <w:tc>
+          <w:tcPr>
+            <w:shd w:val="clear" w:color="auto" w:fill="F8F9FA"/>
+            <w:tcMar>
+              <w:top w:w="120" w:type="dxa"/>
+              <w:bottom w:w="120" w:type="dxa"/>
+              <w:left w:w="160" w:type="dxa"/>
+              <w:right w:w="160" w:type="dxa"/>
+            </w:tcMar>
+          </w:tcPr>
+          <w:p>
+            <w:pPr>
+              <w:spacing w:after="40" w:line="240" w:lineRule="auto"/>
+            </w:pPr>
+            <w:r>
+              <w:rPr>
+                <w:color w:val="333333"/>
+                <w:sz w:val="19"/>
+              </w:rPr>
+              <w:t xml:space="preserve">R / A</w:t>
+            </w:r>
+          </w:p>
+        </w:tc>
+        <w:tc>
+          <w:tcPr>
+            <w:shd w:val="clear" w:color="auto" w:fill="F8F9FA"/>
+            <w:tcMar>
+              <w:top w:w="120" w:type="dxa"/>
+              <w:bottom w:w="120" w:type="dxa"/>
+              <w:left w:w="160" w:type="dxa"/>
+              <w:right w:w="160" w:type="dxa"/>
+            </w:tcMar>
+          </w:tcPr>
+          <w:p>
+            <w:pPr>
+              <w:spacing w:after="40" w:line="240" w:lineRule="auto"/>
+            </w:pPr>
+            <w:r>
+              <w:rPr>
+                <w:color w:val="333333"/>
+                <w:sz w:val="19"/>
+              </w:rPr>
+              <w:t xml:space="preserve">I</w:t>
+            </w:r>
+          </w:p>
+        </w:tc>
+        <w:tc>
+          <w:tcPr>
+            <w:shd w:val="clear" w:color="auto" w:fill="F8F9FA"/>
+            <w:tcMar>
+              <w:top w:w="120" w:type="dxa"/>
+              <w:bottom w:w="120" w:type="dxa"/>
+              <w:left w:w="160" w:type="dxa"/>
+              <w:right w:w="160" w:type="dxa"/>
+            </w:tcMar>
+          </w:tcPr>
+          <w:p>
+            <w:pPr>
+              <w:spacing w:after="40" w:line="240" w:lineRule="auto"/>
+            </w:pPr>
+            <w:r>
+              <w:rPr>
+                <w:color w:val="333333"/>
+                <w:sz w:val="19"/>
+              </w:rPr>
+              <w:t xml:space="preserve">I</w:t>
+            </w:r>
+          </w:p>
+        </w:tc>
+        <w:tc>
+          <w:tcPr>
+            <w:shd w:val="clear" w:color="auto" w:fill="F8F9FA"/>
+            <w:tcMar>
+              <w:top w:w="120" w:type="dxa"/>
+              <w:bottom w:w="120" w:type="dxa"/>
+              <w:left w:w="160" w:type="dxa"/>
+              <w:right w:w="160" w:type="dxa"/>
+            </w:tcMar>
+          </w:tcPr>
+          <w:p>
+            <w:pPr>
+              <w:spacing w:after="40" w:line="240" w:lineRule="auto"/>
+            </w:pPr>
+            <w:r>
+              <w:rPr>
+                <w:color w:val="333333"/>
+                <w:sz w:val="19"/>
+              </w:rPr>
+              <w:t xml:space="preserve">I</w:t>
+            </w:r>
+          </w:p>
+        </w:tc>
+        <w:tc>
+          <w:tcPr>
+            <w:shd w:val="clear" w:color="auto" w:fill="F8F9FA"/>
+            <w:tcMar>
+              <w:top w:w="120" w:type="dxa"/>
+              <w:bottom w:w="120" w:type="dxa"/>
+              <w:left w:w="160" w:type="dxa"/>
+              <w:right w:w="160" w:type="dxa"/>
+            </w:tcMar>
+          </w:tcPr>
+          <w:p>
+            <w:pPr>
+              <w:spacing w:after="40" w:line="240" w:lineRule="auto"/>
+            </w:pPr>
+            <w:r>
+              <w:rPr>
+                <w:color w:val="333333"/>
+                <w:sz w:val="19"/>
+              </w:rPr>
+              <w:t xml:space="preserve">C</w:t>
+            </w:r>
+          </w:p>
+        </w:tc>
+      </w:tr>
+      <w:tr>
+        <w:tc>
+          <w:tcPr>
+            <w:shd w:val="clear" w:color="auto" w:fill="F8F9FA"/>
+            <w:tcMar>
+              <w:top w:w="120" w:type="dxa"/>
+              <w:bottom w:w="120" w:type="dxa"/>
+              <w:left w:w="160" w:type="dxa"/>
+              <w:right w:w="160" w:type="dxa"/>
+            </w:tcMar>
+          </w:tcPr>
+          <w:p>
+            <w:pPr>
+              <w:spacing w:after="40" w:line="240" w:lineRule="auto"/>
+            </w:pPr>
+            <w:r>
+              <w:rPr>
+                <w:color w:val="333333"/>
+                <w:sz w:val="19"/>
+              </w:rPr>
+              <w:t xml:space="preserve">5. Compra via Loja Online</w:t>
+            </w:r>
+          </w:p>
+        </w:tc>
+        <w:tc>
+          <w:tcPr>
+            <w:shd w:val="clear" w:color="auto" w:fill="F8F9FA"/>
+            <w:tcMar>
+              <w:top w:w="120" w:type="dxa"/>
+              <w:bottom w:w="120" w:type="dxa"/>
+              <w:left w:w="160" w:type="dxa"/>
+              <w:right w:w="160" w:type="dxa"/>
+            </w:tcMar>
+          </w:tcPr>
+          <w:p>
+            <w:pPr>
+              <w:spacing w:after="40" w:line="240" w:lineRule="auto"/>
+            </w:pPr>
+            <w:r>
+              <w:rPr>
+                <w:color w:val="333333"/>
+                <w:sz w:val="19"/>
+              </w:rPr>
+              <w:t xml:space="preserve">I</w:t>
+            </w:r>
+          </w:p>
+        </w:tc>
+        <w:tc>
+          <w:tcPr>
+            <w:shd w:val="clear" w:color="auto" w:fill="F8F9FA"/>
+            <w:tcMar>
+              <w:top w:w="120" w:type="dxa"/>
+              <w:bottom w:w="120" w:type="dxa"/>
+              <w:left w:w="160" w:type="dxa"/>
+              <w:right w:w="160" w:type="dxa"/>
+            </w:tcMar>
+          </w:tcPr>
+          <w:p>
+            <w:pPr>
+              <w:spacing w:after="40" w:line="240" w:lineRule="auto"/>
+            </w:pPr>
+            <w:r>
+              <w:rPr>
+                <w:color w:val="333333"/>
+                <w:sz w:val="19"/>
+              </w:rPr>
+              <w:t xml:space="preserve">I</w:t>
+            </w:r>
+          </w:p>
+        </w:tc>
+        <w:tc>
+          <w:tcPr>
+            <w:shd w:val="clear" w:color="auto" w:fill="F8F9FA"/>
+            <w:tcMar>
+              <w:top w:w="120" w:type="dxa"/>
+              <w:bottom w:w="120" w:type="dxa"/>
+              <w:left w:w="160" w:type="dxa"/>
+              <w:right w:w="160" w:type="dxa"/>
+            </w:tcMar>
+          </w:tcPr>
+          <w:p>
+            <w:pPr>
+              <w:spacing w:after="40" w:line="240" w:lineRule="auto"/>
+            </w:pPr>
+            <w:r>
+              <w:rPr>
+                <w:color w:val="333333"/>
+                <w:sz w:val="19"/>
+              </w:rPr>
+              <w:t xml:space="preserve">I</w:t>
+            </w:r>
+          </w:p>
+        </w:tc>
+        <w:tc>
+          <w:tcPr>
+            <w:shd w:val="clear" w:color="auto" w:fill="F8F9FA"/>
+            <w:tcMar>
+              <w:top w:w="120" w:type="dxa"/>
+              <w:bottom w:w="120" w:type="dxa"/>
+              <w:left w:w="160" w:type="dxa"/>
+              <w:right w:w="160" w:type="dxa"/>
+            </w:tcMar>
+          </w:tcPr>
+          <w:p>
+            <w:pPr>
+              <w:spacing w:after="40" w:line="240" w:lineRule="auto"/>
+            </w:pPr>
+            <w:r>
+              <w:rPr>
+                <w:color w:val="333333"/>
+                <w:sz w:val="19"/>
+              </w:rPr>
+              <w:t xml:space="preserve">I</w:t>
+            </w:r>
+          </w:p>
+        </w:tc>
+        <w:tc>
+          <w:tcPr>
+            <w:shd w:val="clear" w:color="auto" w:fill="F8F9FA"/>
+            <w:tcMar>
+              <w:top w:w="120" w:type="dxa"/>
+              <w:bottom w:w="120" w:type="dxa"/>
+              <w:left w:w="160" w:type="dxa"/>
+              <w:right w:w="160" w:type="dxa"/>
+            </w:tcMar>
+          </w:tcPr>
+          <w:p>
+            <w:pPr>
+              <w:spacing w:after="40" w:line="240" w:lineRule="auto"/>
+            </w:pPr>
+            <w:r>
+              <w:rPr>
+                <w:color w:val="333333"/>
+                <w:sz w:val="19"/>
+              </w:rPr>
+              <w:t xml:space="preserve">I</w:t>
+            </w:r>
+          </w:p>
+        </w:tc>
+        <w:tc>
+          <w:tcPr>
+            <w:shd w:val="clear" w:color="auto" w:fill="F8F9FA"/>
+            <w:tcMar>
+              <w:top w:w="120" w:type="dxa"/>
+              <w:bottom w:w="120" w:type="dxa"/>
+              <w:left w:w="160" w:type="dxa"/>
+              <w:right w:w="160" w:type="dxa"/>
+            </w:tcMar>
+          </w:tcPr>
+          <w:p>
+            <w:pPr>
+              <w:spacing w:after="40" w:line="240" w:lineRule="auto"/>
+            </w:pPr>
+            <w:r>
+              <w:rPr>
+                <w:color w:val="333333"/>
+                <w:sz w:val="19"/>
+              </w:rPr>
+              <w:t xml:space="preserve">R / A</w:t>
+            </w:r>
+          </w:p>
+        </w:tc>
+      </w:tr>
+      <w:tr>
+        <w:tc>
+          <w:tcPr>
+            <w:shd w:val="clear" w:color="auto" w:fill="F8F9FA"/>
+            <w:tcMar>
+              <w:top w:w="120" w:type="dxa"/>
+              <w:bottom w:w="120" w:type="dxa"/>
+              <w:left w:w="160" w:type="dxa"/>
+              <w:right w:w="160" w:type="dxa"/>
+            </w:tcMar>
+          </w:tcPr>
+          <w:p>
+            <w:pPr>
+              <w:spacing w:after="40" w:line="240" w:lineRule="auto"/>
+            </w:pPr>
+            <w:r>
+              <w:rPr>
+                <w:color w:val="333333"/>
+                <w:sz w:val="19"/>
+              </w:rPr>
+              <w:t xml:space="preserve">6. Venda Balcão no PDV</w:t>
+            </w:r>
+          </w:p>
+        </w:tc>
+        <w:tc>
+          <w:tcPr>
+            <w:shd w:val="clear" w:color="auto" w:fill="F8F9FA"/>
+            <w:tcMar>
+              <w:top w:w="120" w:type="dxa"/>
+              <w:bottom w:w="120" w:type="dxa"/>
+              <w:left w:w="160" w:type="dxa"/>
+              <w:right w:w="160" w:type="dxa"/>
+            </w:tcMar>
+          </w:tcPr>
+          <w:p>
+            <w:pPr>
+              <w:spacing w:after="40" w:line="240" w:lineRule="auto"/>
+            </w:pPr>
+            <w:r>
+              <w:rPr>
+                <w:color w:val="333333"/>
+                <w:sz w:val="19"/>
+              </w:rPr>
+              <w:t xml:space="preserve">I</w:t>
+            </w:r>
+          </w:p>
+        </w:tc>
+        <w:tc>
+          <w:tcPr>
+            <w:shd w:val="clear" w:color="auto" w:fill="F8F9FA"/>
+            <w:tcMar>
+              <w:top w:w="120" w:type="dxa"/>
+              <w:bottom w:w="120" w:type="dxa"/>
+              <w:left w:w="160" w:type="dxa"/>
+              <w:right w:w="160" w:type="dxa"/>
+            </w:tcMar>
+          </w:tcPr>
+          <w:p>
+            <w:pPr>
+              <w:spacing w:after="40" w:line="240" w:lineRule="auto"/>
+            </w:pPr>
+            <w:r>
+              <w:rPr>
+                <w:color w:val="333333"/>
+                <w:sz w:val="19"/>
+              </w:rPr>
+              <w:t xml:space="preserve">I</w:t>
+            </w:r>
+          </w:p>
+        </w:tc>
+        <w:tc>
+          <w:tcPr>
+            <w:shd w:val="clear" w:color="auto" w:fill="F8F9FA"/>
+            <w:tcMar>
+              <w:top w:w="120" w:type="dxa"/>
+              <w:bottom w:w="120" w:type="dxa"/>
+              <w:left w:w="160" w:type="dxa"/>
+              <w:right w:w="160" w:type="dxa"/>
+            </w:tcMar>
+          </w:tcPr>
+          <w:p>
+            <w:pPr>
+              <w:spacing w:after="40" w:line="240" w:lineRule="auto"/>
+            </w:pPr>
+            <w:r>
+              <w:rPr>
+                <w:color w:val="333333"/>
+                <w:sz w:val="19"/>
+              </w:rPr>
+              <w:t xml:space="preserve">R / A</w:t>
+            </w:r>
+          </w:p>
+        </w:tc>
+        <w:tc>
+          <w:tcPr>
+            <w:shd w:val="clear" w:color="auto" w:fill="F8F9FA"/>
+            <w:tcMar>
+              <w:top w:w="120" w:type="dxa"/>
+              <w:bottom w:w="120" w:type="dxa"/>
+              <w:left w:w="160" w:type="dxa"/>
+              <w:right w:w="160" w:type="dxa"/>
+            </w:tcMar>
+          </w:tcPr>
+          <w:p>
+            <w:pPr>
+              <w:spacing w:after="40" w:line="240" w:lineRule="auto"/>
+            </w:pPr>
+            <w:r>
+              <w:rPr>
+                <w:color w:val="333333"/>
+                <w:sz w:val="19"/>
+              </w:rPr>
+              <w:t xml:space="preserve">I</w:t>
+            </w:r>
+          </w:p>
+        </w:tc>
+        <w:tc>
+          <w:tcPr>
+            <w:shd w:val="clear" w:color="auto" w:fill="F8F9FA"/>
+            <w:tcMar>
+              <w:top w:w="120" w:type="dxa"/>
+              <w:bottom w:w="120" w:type="dxa"/>
+              <w:left w:w="160" w:type="dxa"/>
+              <w:right w:w="160" w:type="dxa"/>
+            </w:tcMar>
+          </w:tcPr>
+          <w:p>
+            <w:pPr>
+              <w:spacing w:after="40" w:line="240" w:lineRule="auto"/>
+            </w:pPr>
+            <w:r>
+              <w:rPr>
+                <w:color w:val="333333"/>
+                <w:sz w:val="19"/>
+              </w:rPr>
+              <w:t xml:space="preserve">I</w:t>
+            </w:r>
+          </w:p>
+        </w:tc>
+        <w:tc>
+          <w:tcPr>
+            <w:shd w:val="clear" w:color="auto" w:fill="F8F9FA"/>
+            <w:tcMar>
+              <w:top w:w="120" w:type="dxa"/>
+              <w:bottom w:w="120" w:type="dxa"/>
+              <w:left w:w="160" w:type="dxa"/>
+              <w:right w:w="160" w:type="dxa"/>
+            </w:tcMar>
+          </w:tcPr>
+          <w:p>
+            <w:pPr>
+              <w:spacing w:after="40" w:line="240" w:lineRule="auto"/>
+            </w:pPr>
+            <w:r>
+              <w:rPr>
+                <w:color w:val="333333"/>
+                <w:sz w:val="19"/>
+              </w:rPr>
+              <w:t xml:space="preserve">C</w:t>
+            </w:r>
+          </w:p>
+        </w:tc>
+      </w:tr>
+      <w:tr>
+        <w:tc>
+          <w:tcPr>
+            <w:shd w:val="clear" w:color="auto" w:fill="F8F9FA"/>
+            <w:tcMar>
+              <w:top w:w="120" w:type="dxa"/>
+              <w:bottom w:w="120" w:type="dxa"/>
+              <w:left w:w="160" w:type="dxa"/>
+              <w:right w:w="160" w:type="dxa"/>
+            </w:tcMar>
+          </w:tcPr>
+          <w:p>
+            <w:pPr>
+              <w:spacing w:after="40" w:line="240" w:lineRule="auto"/>
+            </w:pPr>
+            <w:r>
+              <w:rPr>
+                <w:color w:val="333333"/>
+                <w:sz w:val="19"/>
+              </w:rPr>
+              <w:t xml:space="preserve">7. Separação Física no Depósito</w:t>
+            </w:r>
+          </w:p>
+        </w:tc>
+        <w:tc>
+          <w:tcPr>
+            <w:shd w:val="clear" w:color="auto" w:fill="F8F9FA"/>
+            <w:tcMar>
+              <w:top w:w="120" w:type="dxa"/>
+              <w:bottom w:w="120" w:type="dxa"/>
+              <w:left w:w="160" w:type="dxa"/>
+              <w:right w:w="160" w:type="dxa"/>
+            </w:tcMar>
+          </w:tcPr>
+          <w:p>
+            <w:pPr>
+              <w:spacing w:after="40" w:line="240" w:lineRule="auto"/>
+            </w:pPr>
+            <w:r>
+              <w:rPr>
+                <w:color w:val="333333"/>
+                <w:sz w:val="19"/>
+              </w:rPr>
+              <w:t xml:space="preserve">I</w:t>
+            </w:r>
+          </w:p>
+        </w:tc>
+        <w:tc>
+          <w:tcPr>
+            <w:shd w:val="clear" w:color="auto" w:fill="F8F9FA"/>
+            <w:tcMar>
+              <w:top w:w="120" w:type="dxa"/>
+              <w:bottom w:w="120" w:type="dxa"/>
+              <w:left w:w="160" w:type="dxa"/>
+              <w:right w:w="160" w:type="dxa"/>
+            </w:tcMar>
+          </w:tcPr>
+          <w:p>
+            <w:pPr>
+              <w:spacing w:after="40" w:line="240" w:lineRule="auto"/>
+            </w:pPr>
+            <w:r>
+              <w:rPr>
+                <w:color w:val="333333"/>
+                <w:sz w:val="19"/>
+              </w:rPr>
+              <w:t xml:space="preserve">I</w:t>
+            </w:r>
+          </w:p>
+        </w:tc>
+        <w:tc>
+          <w:tcPr>
+            <w:shd w:val="clear" w:color="auto" w:fill="F8F9FA"/>
+            <w:tcMar>
+              <w:top w:w="120" w:type="dxa"/>
+              <w:bottom w:w="120" w:type="dxa"/>
+              <w:left w:w="160" w:type="dxa"/>
+              <w:right w:w="160" w:type="dxa"/>
+            </w:tcMar>
+          </w:tcPr>
+          <w:p>
+            <w:pPr>
+              <w:spacing w:after="40" w:line="240" w:lineRule="auto"/>
+            </w:pPr>
+            <w:r>
+              <w:rPr>
+                <w:color w:val="333333"/>
+                <w:sz w:val="19"/>
+              </w:rPr>
+              <w:t xml:space="preserve">I</w:t>
+            </w:r>
+          </w:p>
+        </w:tc>
+        <w:tc>
+          <w:tcPr>
+            <w:shd w:val="clear" w:color="auto" w:fill="F8F9FA"/>
+            <w:tcMar>
+              <w:top w:w="120" w:type="dxa"/>
+              <w:bottom w:w="120" w:type="dxa"/>
+              <w:left w:w="160" w:type="dxa"/>
+              <w:right w:w="160" w:type="dxa"/>
+            </w:tcMar>
+          </w:tcPr>
+          <w:p>
+            <w:pPr>
+              <w:spacing w:after="40" w:line="240" w:lineRule="auto"/>
+            </w:pPr>
+            <w:r>
+              <w:rPr>
+                <w:color w:val="333333"/>
+                <w:sz w:val="19"/>
+              </w:rPr>
+              <w:t xml:space="preserve">I</w:t>
+            </w:r>
+          </w:p>
+        </w:tc>
+        <w:tc>
+          <w:tcPr>
+            <w:shd w:val="clear" w:color="auto" w:fill="F8F9FA"/>
+            <w:tcMar>
+              <w:top w:w="120" w:type="dxa"/>
+              <w:bottom w:w="120" w:type="dxa"/>
+              <w:left w:w="160" w:type="dxa"/>
+              <w:right w:w="160" w:type="dxa"/>
+            </w:tcMar>
+          </w:tcPr>
+          <w:p>
+            <w:pPr>
+              <w:spacing w:after="40" w:line="240" w:lineRule="auto"/>
+            </w:pPr>
+            <w:r>
+              <w:rPr>
+                <w:color w:val="333333"/>
+                <w:sz w:val="19"/>
+              </w:rPr>
+              <w:t xml:space="preserve">R / A</w:t>
+            </w:r>
+          </w:p>
+        </w:tc>
+        <w:tc>
+          <w:tcPr>
+            <w:shd w:val="clear" w:color="auto" w:fill="F8F9FA"/>
+            <w:tcMar>
+              <w:top w:w="120" w:type="dxa"/>
+              <w:bottom w:w="120" w:type="dxa"/>
+              <w:left w:w="160" w:type="dxa"/>
+              <w:right w:w="160" w:type="dxa"/>
+            </w:tcMar>
+          </w:tcPr>
+          <w:p>
+            <w:pPr>
+              <w:spacing w:after="40" w:line="240" w:lineRule="auto"/>
+            </w:pPr>
+            <w:r>
+              <w:rPr>
+                <w:color w:val="333333"/>
+                <w:sz w:val="19"/>
               </w:rPr>
               <w:t xml:space="preserve">I</w:t>
             </w:r>
@@ -3346,39 +5510,114 @@
       <w:tr>
         <w:tc>
           <w:tcPr>
-            <w:tcW w:type="dxa" w:w="3472"/>
+            <w:shd w:val="clear" w:color="auto" w:fill="F8F9FA"/>
+            <w:tcMar>
+              <w:top w:w="120" w:type="dxa"/>
+              <w:bottom w:w="120" w:type="dxa"/>
+              <w:left w:w="160" w:type="dxa"/>
+              <w:right w:w="160" w:type="dxa"/>
+            </w:tcMar>
           </w:tcPr>
           <w:p>
             <w:pPr>
-              <w:spacing w:before="40" w:after="40"/>
-              <w:line w:line="240" w:lineRule="auto"/>
+              <w:spacing w:after="40" w:line="240" w:lineRule="auto"/>
             </w:pPr>
             <w:r>
               <w:rPr>
-                <w:rFonts w:ascii="Calibri" w:hAnsi="Calibri" w:eastAsia="Calibri"/>
-                <w:b w:val="0"/>
                 <w:color w:val="333333"/>
-                <w:sz w:val="18"/>
+                <w:sz w:val="19"/>
               </w:rPr>
-              <w:t xml:space="preserve">Tratamento de Insucesso e Retorno</w:t>
+              <w:t xml:space="preserve">8. Montagem e Otimização de Rotas</w:t>
             </w:r>
           </w:p>
         </w:tc>
         <w:tc>
           <w:tcPr>
-            <w:tcW w:type="dxa" w:w="1300"/>
+            <w:shd w:val="clear" w:color="auto" w:fill="F8F9FA"/>
+            <w:tcMar>
+              <w:top w:w="120" w:type="dxa"/>
+              <w:bottom w:w="120" w:type="dxa"/>
+              <w:left w:w="160" w:type="dxa"/>
+              <w:right w:w="160" w:type="dxa"/>
+            </w:tcMar>
           </w:tcPr>
           <w:p>
             <w:pPr>
-              <w:spacing w:before="40" w:after="40"/>
-              <w:line w:line="240" w:lineRule="auto"/>
+              <w:spacing w:after="40" w:line="240" w:lineRule="auto"/>
             </w:pPr>
             <w:r>
               <w:rPr>
-                <w:rFonts w:ascii="Calibri" w:hAnsi="Calibri" w:eastAsia="Calibri"/>
-                <w:b w:val="0"/>
                 <w:color w:val="333333"/>
-                <w:sz w:val="18"/>
+                <w:sz w:val="19"/>
+              </w:rPr>
+              <w:t xml:space="preserve">A</w:t>
+            </w:r>
+          </w:p>
+        </w:tc>
+        <w:tc>
+          <w:tcPr>
+            <w:shd w:val="clear" w:color="auto" w:fill="F8F9FA"/>
+            <w:tcMar>
+              <w:top w:w="120" w:type="dxa"/>
+              <w:bottom w:w="120" w:type="dxa"/>
+              <w:left w:w="160" w:type="dxa"/>
+              <w:right w:w="160" w:type="dxa"/>
+            </w:tcMar>
+          </w:tcPr>
+          <w:p>
+            <w:pPr>
+              <w:spacing w:after="40" w:line="240" w:lineRule="auto"/>
+            </w:pPr>
+            <w:r>
+              <w:rPr>
+                <w:color w:val="333333"/>
+                <w:sz w:val="19"/>
+              </w:rPr>
+              <w:t xml:space="preserve">I</w:t>
+            </w:r>
+          </w:p>
+        </w:tc>
+        <w:tc>
+          <w:tcPr>
+            <w:shd w:val="clear" w:color="auto" w:fill="F8F9FA"/>
+            <w:tcMar>
+              <w:top w:w="120" w:type="dxa"/>
+              <w:bottom w:w="120" w:type="dxa"/>
+              <w:left w:w="160" w:type="dxa"/>
+              <w:right w:w="160" w:type="dxa"/>
+            </w:tcMar>
+          </w:tcPr>
+          <w:p>
+            <w:pPr>
+              <w:spacing w:after="40" w:line="240" w:lineRule="auto"/>
+            </w:pPr>
+            <w:r>
+              <w:rPr>
+                <w:color w:val="333333"/>
+                <w:sz w:val="19"/>
+              </w:rPr>
+              <w:t xml:space="preserve">I</w:t>
+            </w:r>
+          </w:p>
+        </w:tc>
+        <w:tc>
+          <w:tcPr>
+            <w:shd w:val="clear" w:color="auto" w:fill="F8F9FA"/>
+            <w:tcMar>
+              <w:top w:w="120" w:type="dxa"/>
+              <w:bottom w:w="120" w:type="dxa"/>
+              <w:left w:w="160" w:type="dxa"/>
+              <w:right w:w="160" w:type="dxa"/>
+            </w:tcMar>
+          </w:tcPr>
+          <w:p>
+            <w:pPr>
+              <w:spacing w:after="40" w:line="240" w:lineRule="auto"/>
+            </w:pPr>
+            <w:r>
+              <w:rPr>
+                <w:color w:val="333333"/>
+                <w:sz w:val="19"/>
               </w:rPr>
               <w:t xml:space="preserve">C</w:t>
             </w:r>
@@ -3386,19 +5625,93 @@
         </w:tc>
         <w:tc>
           <w:tcPr>
-            <w:tcW w:type="dxa" w:w="1300"/>
+            <w:shd w:val="clear" w:color="auto" w:fill="F8F9FA"/>
+            <w:tcMar>
+              <w:top w:w="120" w:type="dxa"/>
+              <w:bottom w:w="120" w:type="dxa"/>
+              <w:left w:w="160" w:type="dxa"/>
+              <w:right w:w="160" w:type="dxa"/>
+            </w:tcMar>
           </w:tcPr>
           <w:p>
             <w:pPr>
-              <w:spacing w:before="40" w:after="40"/>
-              <w:line w:line="240" w:lineRule="auto"/>
+              <w:spacing w:after="40" w:line="240" w:lineRule="auto"/>
             </w:pPr>
             <w:r>
               <w:rPr>
-                <w:rFonts w:ascii="Calibri" w:hAnsi="Calibri" w:eastAsia="Calibri"/>
-                <w:b w:val="0"/>
                 <w:color w:val="333333"/>
-                <w:sz w:val="18"/>
+                <w:sz w:val="19"/>
+              </w:rPr>
+              <w:t xml:space="preserve">R</w:t>
+            </w:r>
+          </w:p>
+        </w:tc>
+        <w:tc>
+          <w:tcPr>
+            <w:shd w:val="clear" w:color="auto" w:fill="F8F9FA"/>
+            <w:tcMar>
+              <w:top w:w="120" w:type="dxa"/>
+              <w:bottom w:w="120" w:type="dxa"/>
+              <w:left w:w="160" w:type="dxa"/>
+              <w:right w:w="160" w:type="dxa"/>
+            </w:tcMar>
+          </w:tcPr>
+          <w:p>
+            <w:pPr>
+              <w:spacing w:after="40" w:line="240" w:lineRule="auto"/>
+            </w:pPr>
+            <w:r>
+              <w:rPr>
+                <w:color w:val="333333"/>
+                <w:sz w:val="19"/>
+              </w:rPr>
+              <w:t xml:space="preserve">I</w:t>
+            </w:r>
+          </w:p>
+        </w:tc>
+      </w:tr>
+      <w:tr>
+        <w:tc>
+          <w:tcPr>
+            <w:shd w:val="clear" w:color="auto" w:fill="F8F9FA"/>
+            <w:tcMar>
+              <w:top w:w="120" w:type="dxa"/>
+              <w:bottom w:w="120" w:type="dxa"/>
+              <w:left w:w="160" w:type="dxa"/>
+              <w:right w:w="160" w:type="dxa"/>
+            </w:tcMar>
+          </w:tcPr>
+          <w:p>
+            <w:pPr>
+              <w:spacing w:after="40" w:line="240" w:lineRule="auto"/>
+            </w:pPr>
+            <w:r>
+              <w:rPr>
+                <w:color w:val="333333"/>
+                <w:sz w:val="19"/>
+              </w:rPr>
+              <w:t xml:space="preserve">9. Transporte e Entrega ao Destino</w:t>
+            </w:r>
+          </w:p>
+        </w:tc>
+        <w:tc>
+          <w:tcPr>
+            <w:shd w:val="clear" w:color="auto" w:fill="F8F9FA"/>
+            <w:tcMar>
+              <w:top w:w="120" w:type="dxa"/>
+              <w:bottom w:w="120" w:type="dxa"/>
+              <w:left w:w="160" w:type="dxa"/>
+              <w:right w:w="160" w:type="dxa"/>
+            </w:tcMar>
+          </w:tcPr>
+          <w:p>
+            <w:pPr>
+              <w:spacing w:after="40" w:line="240" w:lineRule="auto"/>
+            </w:pPr>
+            <w:r>
+              <w:rPr>
+                <w:color w:val="333333"/>
+                <w:sz w:val="19"/>
               </w:rPr>
               <w:t xml:space="preserve">I</w:t>
             </w:r>
@@ -3406,61 +5719,116 @@
         </w:tc>
         <w:tc>
           <w:tcPr>
-            <w:tcW w:type="dxa" w:w="1300"/>
+            <w:shd w:val="clear" w:color="auto" w:fill="F8F9FA"/>
+            <w:tcMar>
+              <w:top w:w="120" w:type="dxa"/>
+              <w:bottom w:w="120" w:type="dxa"/>
+              <w:left w:w="160" w:type="dxa"/>
+              <w:right w:w="160" w:type="dxa"/>
+            </w:tcMar>
           </w:tcPr>
           <w:p>
             <w:pPr>
-              <w:spacing w:before="40" w:after="40"/>
-              <w:line w:line="240" w:lineRule="auto"/>
+              <w:spacing w:after="40" w:line="240" w:lineRule="auto"/>
             </w:pPr>
             <w:r>
               <w:rPr>
-                <w:rFonts w:ascii="Calibri" w:hAnsi="Calibri" w:eastAsia="Calibri"/>
-                <w:b w:val="0"/>
                 <w:color w:val="333333"/>
-                <w:sz w:val="18"/>
+                <w:sz w:val="19"/>
               </w:rPr>
-              <w:t xml:space="preserve">C</w:t>
+              <w:t xml:space="preserve">I</w:t>
             </w:r>
           </w:p>
         </w:tc>
         <w:tc>
           <w:tcPr>
-            <w:tcW w:type="dxa" w:w="1300"/>
+            <w:shd w:val="clear" w:color="auto" w:fill="F8F9FA"/>
+            <w:tcMar>
+              <w:top w:w="120" w:type="dxa"/>
+              <w:bottom w:w="120" w:type="dxa"/>
+              <w:left w:w="160" w:type="dxa"/>
+              <w:right w:w="160" w:type="dxa"/>
+            </w:tcMar>
           </w:tcPr>
           <w:p>
             <w:pPr>
-              <w:spacing w:before="40" w:after="40"/>
-              <w:line w:line="240" w:lineRule="auto"/>
+              <w:spacing w:after="40" w:line="240" w:lineRule="auto"/>
             </w:pPr>
             <w:r>
               <w:rPr>
-                <w:rFonts w:ascii="Calibri" w:hAnsi="Calibri" w:eastAsia="Calibri"/>
-                <w:b w:val="0"/>
                 <w:color w:val="333333"/>
-                <w:sz w:val="18"/>
+                <w:sz w:val="19"/>
               </w:rPr>
-              <w:t xml:space="preserve">A/R</w:t>
+              <w:t xml:space="preserve">I</w:t>
             </w:r>
           </w:p>
         </w:tc>
         <w:tc>
           <w:tcPr>
-            <w:tcW w:type="dxa" w:w="1300"/>
+            <w:shd w:val="clear" w:color="auto" w:fill="F8F9FA"/>
+            <w:tcMar>
+              <w:top w:w="120" w:type="dxa"/>
+              <w:bottom w:w="120" w:type="dxa"/>
+              <w:left w:w="160" w:type="dxa"/>
+              <w:right w:w="160" w:type="dxa"/>
+            </w:tcMar>
           </w:tcPr>
           <w:p>
             <w:pPr>
-              <w:spacing w:before="40" w:after="40"/>
-              <w:line w:line="240" w:lineRule="auto"/>
+              <w:spacing w:after="40" w:line="240" w:lineRule="auto"/>
             </w:pPr>
             <w:r>
               <w:rPr>
-                <w:rFonts w:ascii="Calibri" w:hAnsi="Calibri" w:eastAsia="Calibri"/>
-                <w:b w:val="0"/>
                 <w:color w:val="333333"/>
-                <w:sz w:val="18"/>
+                <w:sz w:val="19"/>
+              </w:rPr>
+              <w:t xml:space="preserve">R</w:t>
+            </w:r>
+          </w:p>
+        </w:tc>
+        <w:tc>
+          <w:tcPr>
+            <w:shd w:val="clear" w:color="auto" w:fill="F8F9FA"/>
+            <w:tcMar>
+              <w:top w:w="120" w:type="dxa"/>
+              <w:bottom w:w="120" w:type="dxa"/>
+              <w:left w:w="160" w:type="dxa"/>
+              <w:right w:w="160" w:type="dxa"/>
+            </w:tcMar>
+          </w:tcPr>
+          <w:p>
+            <w:pPr>
+              <w:spacing w:after="40" w:line="240" w:lineRule="auto"/>
+            </w:pPr>
+            <w:r>
+              <w:rPr>
+                <w:color w:val="333333"/>
+                <w:sz w:val="19"/>
               </w:rPr>
               <w:t xml:space="preserve">A</w:t>
+            </w:r>
+          </w:p>
+        </w:tc>
+        <w:tc>
+          <w:tcPr>
+            <w:shd w:val="clear" w:color="auto" w:fill="F8F9FA"/>
+            <w:tcMar>
+              <w:top w:w="120" w:type="dxa"/>
+              <w:bottom w:w="120" w:type="dxa"/>
+              <w:left w:w="160" w:type="dxa"/>
+              <w:right w:w="160" w:type="dxa"/>
+            </w:tcMar>
+          </w:tcPr>
+          <w:p>
+            <w:pPr>
+              <w:spacing w:after="40" w:line="240" w:lineRule="auto"/>
+            </w:pPr>
+            <w:r>
+              <w:rPr>
+                <w:color w:val="333333"/>
+                <w:sz w:val="19"/>
+              </w:rPr>
+              <w:t xml:space="preserve">C</w:t>
             </w:r>
           </w:p>
         </w:tc>
@@ -3468,41 +5836,45 @@
       <w:tr>
         <w:tc>
           <w:tcPr>
-            <w:tcW w:type="dxa" w:w="3472"/>
-            <w:shd w:fill="F0F4F8"/>
+            <w:shd w:val="clear" w:color="auto" w:fill="F8F9FA"/>
+            <w:tcMar>
+              <w:top w:w="120" w:type="dxa"/>
+              <w:bottom w:w="120" w:type="dxa"/>
+              <w:left w:w="160" w:type="dxa"/>
+              <w:right w:w="160" w:type="dxa"/>
+            </w:tcMar>
           </w:tcPr>
           <w:p>
             <w:pPr>
-              <w:spacing w:before="40" w:after="40"/>
-              <w:line w:line="240" w:lineRule="auto"/>
+              <w:spacing w:after="40" w:line="240" w:lineRule="auto"/>
             </w:pPr>
             <w:r>
               <w:rPr>
-                <w:rFonts w:ascii="Calibri" w:hAnsi="Calibri" w:eastAsia="Calibri"/>
-                <w:b w:val="0"/>
                 <w:color w:val="333333"/>
-                <w:sz w:val="18"/>
+                <w:sz w:val="19"/>
               </w:rPr>
-              <w:t xml:space="preserve">Auditoria e GestÃ£o de UsuÃ¡rios</w:t>
+              <w:t xml:space="preserve">10. Registro de Insucesso / Retorno</w:t>
             </w:r>
           </w:p>
         </w:tc>
         <w:tc>
           <w:tcPr>
-            <w:tcW w:type="dxa" w:w="1300"/>
-            <w:shd w:fill="F0F4F8"/>
+            <w:shd w:val="clear" w:color="auto" w:fill="F8F9FA"/>
+            <w:tcMar>
+              <w:top w:w="120" w:type="dxa"/>
+              <w:bottom w:w="120" w:type="dxa"/>
+              <w:left w:w="160" w:type="dxa"/>
+              <w:right w:w="160" w:type="dxa"/>
+            </w:tcMar>
           </w:tcPr>
           <w:p>
             <w:pPr>
-              <w:spacing w:before="40" w:after="40"/>
-              <w:line w:line="240" w:lineRule="auto"/>
+              <w:spacing w:after="40" w:line="240" w:lineRule="auto"/>
             </w:pPr>
             <w:r>
               <w:rPr>
-                <w:rFonts w:ascii="Calibri" w:hAnsi="Calibri" w:eastAsia="Calibri"/>
-                <w:b w:val="0"/>
                 <w:color w:val="333333"/>
-                <w:sz w:val="18"/>
+                <w:sz w:val="19"/>
               </w:rPr>
               <w:t xml:space="preserve">I</w:t>
             </w:r>
@@ -3510,20 +5882,22 @@
         </w:tc>
         <w:tc>
           <w:tcPr>
-            <w:tcW w:type="dxa" w:w="1300"/>
-            <w:shd w:fill="F0F4F8"/>
+            <w:shd w:val="clear" w:color="auto" w:fill="F8F9FA"/>
+            <w:tcMar>
+              <w:top w:w="120" w:type="dxa"/>
+              <w:bottom w:w="120" w:type="dxa"/>
+              <w:left w:w="160" w:type="dxa"/>
+              <w:right w:w="160" w:type="dxa"/>
+            </w:tcMar>
           </w:tcPr>
           <w:p>
             <w:pPr>
-              <w:spacing w:before="40" w:after="40"/>
-              <w:line w:line="240" w:lineRule="auto"/>
+              <w:spacing w:after="40" w:line="240" w:lineRule="auto"/>
             </w:pPr>
             <w:r>
               <w:rPr>
-                <w:rFonts w:ascii="Calibri" w:hAnsi="Calibri" w:eastAsia="Calibri"/>
-                <w:b w:val="0"/>
                 <w:color w:val="333333"/>
-                <w:sz w:val="18"/>
+                <w:sz w:val="19"/>
               </w:rPr>
               <w:t xml:space="preserve">I</w:t>
             </w:r>
@@ -3531,20 +5905,45 @@
         </w:tc>
         <w:tc>
           <w:tcPr>
-            <w:tcW w:type="dxa" w:w="1300"/>
-            <w:shd w:fill="F0F4F8"/>
+            <w:shd w:val="clear" w:color="auto" w:fill="F8F9FA"/>
+            <w:tcMar>
+              <w:top w:w="120" w:type="dxa"/>
+              <w:bottom w:w="120" w:type="dxa"/>
+              <w:left w:w="160" w:type="dxa"/>
+              <w:right w:w="160" w:type="dxa"/>
+            </w:tcMar>
           </w:tcPr>
           <w:p>
             <w:pPr>
-              <w:spacing w:before="40" w:after="40"/>
-              <w:line w:line="240" w:lineRule="auto"/>
+              <w:spacing w:after="40" w:line="240" w:lineRule="auto"/>
             </w:pPr>
             <w:r>
               <w:rPr>
-                <w:rFonts w:ascii="Calibri" w:hAnsi="Calibri" w:eastAsia="Calibri"/>
-                <w:b w:val="0"/>
                 <w:color w:val="333333"/>
-                <w:sz w:val="18"/>
+                <w:sz w:val="19"/>
+              </w:rPr>
+              <w:t xml:space="preserve">I</w:t>
+            </w:r>
+          </w:p>
+        </w:tc>
+        <w:tc>
+          <w:tcPr>
+            <w:shd w:val="clear" w:color="auto" w:fill="F8F9FA"/>
+            <w:tcMar>
+              <w:top w:w="120" w:type="dxa"/>
+              <w:bottom w:w="120" w:type="dxa"/>
+              <w:left w:w="160" w:type="dxa"/>
+              <w:right w:w="160" w:type="dxa"/>
+            </w:tcMar>
+          </w:tcPr>
+          <w:p>
+            <w:pPr>
+              <w:spacing w:after="40" w:line="240" w:lineRule="auto"/>
+            </w:pPr>
+            <w:r>
+              <w:rPr>
+                <w:color w:val="333333"/>
+                <w:sz w:val="19"/>
               </w:rPr>
               <w:t xml:space="preserve">R</w:t>
             </w:r>
@@ -3552,20 +5951,116 @@
         </w:tc>
         <w:tc>
           <w:tcPr>
-            <w:tcW w:type="dxa" w:w="1300"/>
-            <w:shd w:fill="F0F4F8"/>
+            <w:shd w:val="clear" w:color="auto" w:fill="F8F9FA"/>
+            <w:tcMar>
+              <w:top w:w="120" w:type="dxa"/>
+              <w:bottom w:w="120" w:type="dxa"/>
+              <w:left w:w="160" w:type="dxa"/>
+              <w:right w:w="160" w:type="dxa"/>
+            </w:tcMar>
           </w:tcPr>
           <w:p>
             <w:pPr>
-              <w:spacing w:before="40" w:after="40"/>
-              <w:line w:line="240" w:lineRule="auto"/>
+              <w:spacing w:after="40" w:line="240" w:lineRule="auto"/>
             </w:pPr>
             <w:r>
               <w:rPr>
-                <w:rFonts w:ascii="Calibri" w:hAnsi="Calibri" w:eastAsia="Calibri"/>
-                <w:b w:val="0"/>
                 <w:color w:val="333333"/>
-                <w:sz w:val="18"/>
+                <w:sz w:val="19"/>
+              </w:rPr>
+              <w:t xml:space="preserve">A</w:t>
+            </w:r>
+          </w:p>
+        </w:tc>
+        <w:tc>
+          <w:tcPr>
+            <w:shd w:val="clear" w:color="auto" w:fill="F8F9FA"/>
+            <w:tcMar>
+              <w:top w:w="120" w:type="dxa"/>
+              <w:bottom w:w="120" w:type="dxa"/>
+              <w:left w:w="160" w:type="dxa"/>
+              <w:right w:w="160" w:type="dxa"/>
+            </w:tcMar>
+          </w:tcPr>
+          <w:p>
+            <w:pPr>
+              <w:spacing w:after="40" w:line="240" w:lineRule="auto"/>
+            </w:pPr>
+            <w:r>
+              <w:rPr>
+                <w:color w:val="333333"/>
+                <w:sz w:val="19"/>
+              </w:rPr>
+              <w:t xml:space="preserve">I</w:t>
+            </w:r>
+          </w:p>
+        </w:tc>
+      </w:tr>
+      <w:tr>
+        <w:tc>
+          <w:tcPr>
+            <w:shd w:val="clear" w:color="auto" w:fill="F8F9FA"/>
+            <w:tcMar>
+              <w:top w:w="120" w:type="dxa"/>
+              <w:bottom w:w="120" w:type="dxa"/>
+              <w:left w:w="160" w:type="dxa"/>
+              <w:right w:w="160" w:type="dxa"/>
+            </w:tcMar>
+          </w:tcPr>
+          <w:p>
+            <w:pPr>
+              <w:spacing w:after="40" w:line="240" w:lineRule="auto"/>
+            </w:pPr>
+            <w:r>
+              <w:rPr>
+                <w:color w:val="333333"/>
+                <w:sz w:val="19"/>
+              </w:rPr>
+              <w:t xml:space="preserve">11. Recebimento de Compras na Doca</w:t>
+            </w:r>
+          </w:p>
+        </w:tc>
+        <w:tc>
+          <w:tcPr>
+            <w:shd w:val="clear" w:color="auto" w:fill="F8F9FA"/>
+            <w:tcMar>
+              <w:top w:w="120" w:type="dxa"/>
+              <w:bottom w:w="120" w:type="dxa"/>
+              <w:left w:w="160" w:type="dxa"/>
+              <w:right w:w="160" w:type="dxa"/>
+            </w:tcMar>
+          </w:tcPr>
+          <w:p>
+            <w:pPr>
+              <w:spacing w:after="40" w:line="240" w:lineRule="auto"/>
+            </w:pPr>
+            <w:r>
+              <w:rPr>
+                <w:color w:val="333333"/>
+                <w:sz w:val="19"/>
+              </w:rPr>
+              <w:t xml:space="preserve">A</w:t>
+            </w:r>
+          </w:p>
+        </w:tc>
+        <w:tc>
+          <w:tcPr>
+            <w:shd w:val="clear" w:color="auto" w:fill="F8F9FA"/>
+            <w:tcMar>
+              <w:top w:w="120" w:type="dxa"/>
+              <w:bottom w:w="120" w:type="dxa"/>
+              <w:left w:w="160" w:type="dxa"/>
+              <w:right w:w="160" w:type="dxa"/>
+            </w:tcMar>
+          </w:tcPr>
+          <w:p>
+            <w:pPr>
+              <w:spacing w:after="40" w:line="240" w:lineRule="auto"/>
+            </w:pPr>
+            <w:r>
+              <w:rPr>
+                <w:color w:val="333333"/>
+                <w:sz w:val="19"/>
               </w:rPr>
               <w:t xml:space="preserve">I</w:t>
             </w:r>
@@ -3573,22 +6068,93 @@
         </w:tc>
         <w:tc>
           <w:tcPr>
-            <w:tcW w:type="dxa" w:w="1300"/>
-            <w:shd w:fill="F0F4F8"/>
+            <w:shd w:val="clear" w:color="auto" w:fill="F8F9FA"/>
+            <w:tcMar>
+              <w:top w:w="120" w:type="dxa"/>
+              <w:bottom w:w="120" w:type="dxa"/>
+              <w:left w:w="160" w:type="dxa"/>
+              <w:right w:w="160" w:type="dxa"/>
+            </w:tcMar>
           </w:tcPr>
           <w:p>
             <w:pPr>
-              <w:spacing w:before="40" w:after="40"/>
-              <w:line w:line="240" w:lineRule="auto"/>
+              <w:spacing w:after="40" w:line="240" w:lineRule="auto"/>
             </w:pPr>
             <w:r>
               <w:rPr>
-                <w:rFonts w:ascii="Calibri" w:hAnsi="Calibri" w:eastAsia="Calibri"/>
-                <w:b w:val="0"/>
                 <w:color w:val="333333"/>
-                <w:sz w:val="18"/>
+                <w:sz w:val="19"/>
               </w:rPr>
-              <w:t xml:space="preserve">A</w:t>
+              <w:t xml:space="preserve">I</w:t>
+            </w:r>
+          </w:p>
+        </w:tc>
+        <w:tc>
+          <w:tcPr>
+            <w:shd w:val="clear" w:color="auto" w:fill="F8F9FA"/>
+            <w:tcMar>
+              <w:top w:w="120" w:type="dxa"/>
+              <w:bottom w:w="120" w:type="dxa"/>
+              <w:left w:w="160" w:type="dxa"/>
+              <w:right w:w="160" w:type="dxa"/>
+            </w:tcMar>
+          </w:tcPr>
+          <w:p>
+            <w:pPr>
+              <w:spacing w:after="40" w:line="240" w:lineRule="auto"/>
+            </w:pPr>
+            <w:r>
+              <w:rPr>
+                <w:color w:val="333333"/>
+                <w:sz w:val="19"/>
+              </w:rPr>
+              <w:t xml:space="preserve">I</w:t>
+            </w:r>
+          </w:p>
+        </w:tc>
+        <w:tc>
+          <w:tcPr>
+            <w:shd w:val="clear" w:color="auto" w:fill="F8F9FA"/>
+            <w:tcMar>
+              <w:top w:w="120" w:type="dxa"/>
+              <w:bottom w:w="120" w:type="dxa"/>
+              <w:left w:w="160" w:type="dxa"/>
+              <w:right w:w="160" w:type="dxa"/>
+            </w:tcMar>
+          </w:tcPr>
+          <w:p>
+            <w:pPr>
+              <w:spacing w:after="40" w:line="240" w:lineRule="auto"/>
+            </w:pPr>
+            <w:r>
+              <w:rPr>
+                <w:color w:val="333333"/>
+                <w:sz w:val="19"/>
+              </w:rPr>
+              <w:t xml:space="preserve">R</w:t>
+            </w:r>
+          </w:p>
+        </w:tc>
+        <w:tc>
+          <w:tcPr>
+            <w:shd w:val="clear" w:color="auto" w:fill="F8F9FA"/>
+            <w:tcMar>
+              <w:top w:w="120" w:type="dxa"/>
+              <w:bottom w:w="120" w:type="dxa"/>
+              <w:left w:w="160" w:type="dxa"/>
+              <w:right w:w="160" w:type="dxa"/>
+            </w:tcMar>
+          </w:tcPr>
+          <w:p>
+            <w:pPr>
+              <w:spacing w:after="40" w:line="240" w:lineRule="auto"/>
+            </w:pPr>
+            <w:r>
+              <w:rPr>
+                <w:color w:val="333333"/>
+                <w:sz w:val="19"/>
+              </w:rPr>
+              <w:t xml:space="preserve">I</w:t>
             </w:r>
           </w:p>
         </w:tc>
@@ -3596,39 +6162,68 @@
       <w:tr>
         <w:tc>
           <w:tcPr>
-            <w:tcW w:type="dxa" w:w="3472"/>
+            <w:shd w:val="clear" w:color="auto" w:fill="F8F9FA"/>
+            <w:tcMar>
+              <w:top w:w="120" w:type="dxa"/>
+              <w:bottom w:w="120" w:type="dxa"/>
+              <w:left w:w="160" w:type="dxa"/>
+              <w:right w:w="160" w:type="dxa"/>
+            </w:tcMar>
           </w:tcPr>
           <w:p>
             <w:pPr>
-              <w:spacing w:before="40" w:after="40"/>
-              <w:line w:line="240" w:lineRule="auto"/>
+              <w:spacing w:after="40" w:line="240" w:lineRule="auto"/>
             </w:pPr>
             <w:r>
               <w:rPr>
-                <w:rFonts w:ascii="Calibri" w:hAnsi="Calibri" w:eastAsia="Calibri"/>
-                <w:b w:val="0"/>
                 <w:color w:val="333333"/>
-                <w:sz w:val="18"/>
+                <w:sz w:val="19"/>
               </w:rPr>
-              <w:t xml:space="preserve">PublicaÃ§Ã£o TÃ©cnica (Deploy Render)</w:t>
+              <w:t xml:space="preserve">12. Fechamento de Caixa Diário</w:t>
             </w:r>
           </w:p>
         </w:tc>
         <w:tc>
           <w:tcPr>
-            <w:tcW w:type="dxa" w:w="1300"/>
+            <w:shd w:val="clear" w:color="auto" w:fill="F8F9FA"/>
+            <w:tcMar>
+              <w:top w:w="120" w:type="dxa"/>
+              <w:bottom w:w="120" w:type="dxa"/>
+              <w:left w:w="160" w:type="dxa"/>
+              <w:right w:w="160" w:type="dxa"/>
+            </w:tcMar>
           </w:tcPr>
           <w:p>
             <w:pPr>
-              <w:spacing w:before="40" w:after="40"/>
-              <w:line w:line="240" w:lineRule="auto"/>
+              <w:spacing w:after="40" w:line="240" w:lineRule="auto"/>
             </w:pPr>
             <w:r>
               <w:rPr>
-                <w:rFonts w:ascii="Calibri" w:hAnsi="Calibri" w:eastAsia="Calibri"/>
-                <w:b w:val="0"/>
                 <w:color w:val="333333"/>
-                <w:sz w:val="18"/>
+                <w:sz w:val="19"/>
+              </w:rPr>
+              <w:t xml:space="preserve">A</w:t>
+            </w:r>
+          </w:p>
+        </w:tc>
+        <w:tc>
+          <w:tcPr>
+            <w:shd w:val="clear" w:color="auto" w:fill="F8F9FA"/>
+            <w:tcMar>
+              <w:top w:w="120" w:type="dxa"/>
+              <w:bottom w:w="120" w:type="dxa"/>
+              <w:left w:w="160" w:type="dxa"/>
+              <w:right w:w="160" w:type="dxa"/>
+            </w:tcMar>
+          </w:tcPr>
+          <w:p>
+            <w:pPr>
+              <w:spacing w:after="40" w:line="240" w:lineRule="auto"/>
+            </w:pPr>
+            <w:r>
+              <w:rPr>
+                <w:color w:val="333333"/>
+                <w:sz w:val="19"/>
               </w:rPr>
               <w:t xml:space="preserve">I</w:t>
             </w:r>
@@ -3636,19 +6231,45 @@
         </w:tc>
         <w:tc>
           <w:tcPr>
-            <w:tcW w:type="dxa" w:w="1300"/>
+            <w:shd w:val="clear" w:color="auto" w:fill="F8F9FA"/>
+            <w:tcMar>
+              <w:top w:w="120" w:type="dxa"/>
+              <w:bottom w:w="120" w:type="dxa"/>
+              <w:left w:w="160" w:type="dxa"/>
+              <w:right w:w="160" w:type="dxa"/>
+            </w:tcMar>
           </w:tcPr>
           <w:p>
             <w:pPr>
-              <w:spacing w:before="40" w:after="40"/>
-              <w:line w:line="240" w:lineRule="auto"/>
+              <w:spacing w:after="40" w:line="240" w:lineRule="auto"/>
             </w:pPr>
             <w:r>
               <w:rPr>
-                <w:rFonts w:ascii="Calibri" w:hAnsi="Calibri" w:eastAsia="Calibri"/>
-                <w:b w:val="0"/>
                 <w:color w:val="333333"/>
-                <w:sz w:val="18"/>
+                <w:sz w:val="19"/>
+              </w:rPr>
+              <w:t xml:space="preserve">R</w:t>
+            </w:r>
+          </w:p>
+        </w:tc>
+        <w:tc>
+          <w:tcPr>
+            <w:shd w:val="clear" w:color="auto" w:fill="F8F9FA"/>
+            <w:tcMar>
+              <w:top w:w="120" w:type="dxa"/>
+              <w:bottom w:w="120" w:type="dxa"/>
+              <w:left w:w="160" w:type="dxa"/>
+              <w:right w:w="160" w:type="dxa"/>
+            </w:tcMar>
+          </w:tcPr>
+          <w:p>
+            <w:pPr>
+              <w:spacing w:after="40" w:line="240" w:lineRule="auto"/>
+            </w:pPr>
+            <w:r>
+              <w:rPr>
+                <w:color w:val="333333"/>
+                <w:sz w:val="19"/>
               </w:rPr>
               <w:t xml:space="preserve">I</w:t>
             </w:r>
@@ -3656,39 +6277,22 @@
         </w:tc>
         <w:tc>
           <w:tcPr>
-            <w:tcW w:type="dxa" w:w="1300"/>
+            <w:shd w:val="clear" w:color="auto" w:fill="F8F9FA"/>
+            <w:tcMar>
+              <w:top w:w="120" w:type="dxa"/>
+              <w:bottom w:w="120" w:type="dxa"/>
+              <w:left w:w="160" w:type="dxa"/>
+              <w:right w:w="160" w:type="dxa"/>
+            </w:tcMar>
           </w:tcPr>
           <w:p>
             <w:pPr>
-              <w:spacing w:before="40" w:after="40"/>
-              <w:line w:line="240" w:lineRule="auto"/>
+              <w:spacing w:after="40" w:line="240" w:lineRule="auto"/>
             </w:pPr>
             <w:r>
               <w:rPr>
-                <w:rFonts w:ascii="Calibri" w:hAnsi="Calibri" w:eastAsia="Calibri"/>
-                <w:b w:val="0"/>
                 <w:color w:val="333333"/>
-                <w:sz w:val="18"/>
-              </w:rPr>
-              <w:t xml:space="preserve">C</w:t>
-            </w:r>
-          </w:p>
-        </w:tc>
-        <w:tc>
-          <w:tcPr>
-            <w:tcW w:type="dxa" w:w="1300"/>
-          </w:tcPr>
-          <w:p>
-            <w:pPr>
-              <w:spacing w:before="40" w:after="40"/>
-              <w:line w:line="240" w:lineRule="auto"/>
-            </w:pPr>
-            <w:r>
-              <w:rPr>
-                <w:rFonts w:ascii="Calibri" w:hAnsi="Calibri" w:eastAsia="Calibri"/>
-                <w:b w:val="0"/>
-                <w:color w:val="333333"/>
-                <w:sz w:val="18"/>
+                <w:sz w:val="19"/>
               </w:rPr>
               <w:t xml:space="preserve">I</w:t>
             </w:r>
@@ -3696,21 +6300,24 @@
         </w:tc>
         <w:tc>
           <w:tcPr>
-            <w:tcW w:type="dxa" w:w="1300"/>
+            <w:shd w:val="clear" w:color="auto" w:fill="F8F9FA"/>
+            <w:tcMar>
+              <w:top w:w="120" w:type="dxa"/>
+              <w:bottom w:w="120" w:type="dxa"/>
+              <w:left w:w="160" w:type="dxa"/>
+              <w:right w:w="160" w:type="dxa"/>
+            </w:tcMar>
           </w:tcPr>
           <w:p>
             <w:pPr>
-              <w:spacing w:before="40" w:after="40"/>
-              <w:line w:line="240" w:lineRule="auto"/>
+              <w:spacing w:after="40" w:line="240" w:lineRule="auto"/>
             </w:pPr>
             <w:r>
               <w:rPr>
-                <w:rFonts w:ascii="Calibri" w:hAnsi="Calibri" w:eastAsia="Calibri"/>
-                <w:b w:val="0"/>
                 <w:color w:val="333333"/>
-                <w:sz w:val="18"/>
+                <w:sz w:val="19"/>
               </w:rPr>
-              <w:t xml:space="preserve">A/R</w:t>
+              <w:t xml:space="preserve">I</w:t>
             </w:r>
           </w:p>
         </w:tc>
@@ -3718,41 +6325,68 @@
       <w:tr>
         <w:tc>
           <w:tcPr>
-            <w:tcW w:type="dxa" w:w="3472"/>
-            <w:shd w:fill="F0F4F8"/>
+            <w:shd w:val="clear" w:color="auto" w:fill="F8F9FA"/>
+            <w:tcMar>
+              <w:top w:w="120" w:type="dxa"/>
+              <w:bottom w:w="120" w:type="dxa"/>
+              <w:left w:w="160" w:type="dxa"/>
+              <w:right w:w="160" w:type="dxa"/>
+            </w:tcMar>
           </w:tcPr>
           <w:p>
             <w:pPr>
-              <w:spacing w:before="40" w:after="40"/>
-              <w:line w:line="240" w:lineRule="auto"/>
+              <w:spacing w:after="40" w:line="240" w:lineRule="auto"/>
             </w:pPr>
             <w:r>
               <w:rPr>
-                <w:rFonts w:ascii="Calibri" w:hAnsi="Calibri" w:eastAsia="Calibri"/>
-                <w:b w:val="0"/>
                 <w:color w:val="333333"/>
-                <w:sz w:val="18"/>
+                <w:sz w:val="19"/>
               </w:rPr>
-              <w:t xml:space="preserve">Rotina de Backup e Checkpoint WAL</w:t>
+              <w:t xml:space="preserve">13. Execução e Validação de Backups</w:t>
             </w:r>
           </w:p>
         </w:tc>
         <w:tc>
           <w:tcPr>
-            <w:tcW w:type="dxa" w:w="1300"/>
-            <w:shd w:fill="F0F4F8"/>
+            <w:shd w:val="clear" w:color="auto" w:fill="F8F9FA"/>
+            <w:tcMar>
+              <w:top w:w="120" w:type="dxa"/>
+              <w:bottom w:w="120" w:type="dxa"/>
+              <w:left w:w="160" w:type="dxa"/>
+              <w:right w:w="160" w:type="dxa"/>
+            </w:tcMar>
           </w:tcPr>
           <w:p>
             <w:pPr>
-              <w:spacing w:before="40" w:after="40"/>
-              <w:line w:line="240" w:lineRule="auto"/>
+              <w:spacing w:after="40" w:line="240" w:lineRule="auto"/>
             </w:pPr>
             <w:r>
               <w:rPr>
-                <w:rFonts w:ascii="Calibri" w:hAnsi="Calibri" w:eastAsia="Calibri"/>
-                <w:b w:val="0"/>
                 <w:color w:val="333333"/>
-                <w:sz w:val="18"/>
+                <w:sz w:val="19"/>
+              </w:rPr>
+              <w:t xml:space="preserve">R / A</w:t>
+            </w:r>
+          </w:p>
+        </w:tc>
+        <w:tc>
+          <w:tcPr>
+            <w:shd w:val="clear" w:color="auto" w:fill="F8F9FA"/>
+            <w:tcMar>
+              <w:top w:w="120" w:type="dxa"/>
+              <w:bottom w:w="120" w:type="dxa"/>
+              <w:left w:w="160" w:type="dxa"/>
+              <w:right w:w="160" w:type="dxa"/>
+            </w:tcMar>
+          </w:tcPr>
+          <w:p>
+            <w:pPr>
+              <w:spacing w:after="40" w:line="240" w:lineRule="auto"/>
+            </w:pPr>
+            <w:r>
+              <w:rPr>
+                <w:color w:val="333333"/>
+                <w:sz w:val="19"/>
               </w:rPr>
               <w:t xml:space="preserve">I</w:t>
             </w:r>
@@ -3760,20 +6394,22 @@
         </w:tc>
         <w:tc>
           <w:tcPr>
-            <w:tcW w:type="dxa" w:w="1300"/>
-            <w:shd w:fill="F0F4F8"/>
+            <w:shd w:val="clear" w:color="auto" w:fill="F8F9FA"/>
+            <w:tcMar>
+              <w:top w:w="120" w:type="dxa"/>
+              <w:bottom w:w="120" w:type="dxa"/>
+              <w:left w:w="160" w:type="dxa"/>
+              <w:right w:w="160" w:type="dxa"/>
+            </w:tcMar>
           </w:tcPr>
           <w:p>
             <w:pPr>
-              <w:spacing w:before="40" w:after="40"/>
-              <w:line w:line="240" w:lineRule="auto"/>
+              <w:spacing w:after="40" w:line="240" w:lineRule="auto"/>
             </w:pPr>
             <w:r>
               <w:rPr>
-                <w:rFonts w:ascii="Calibri" w:hAnsi="Calibri" w:eastAsia="Calibri"/>
-                <w:b w:val="0"/>
                 <w:color w:val="333333"/>
-                <w:sz w:val="18"/>
+                <w:sz w:val="19"/>
               </w:rPr>
               <w:t xml:space="preserve">I</w:t>
             </w:r>
@@ -3781,41 +6417,22 @@
         </w:tc>
         <w:tc>
           <w:tcPr>
-            <w:tcW w:type="dxa" w:w="1300"/>
-            <w:shd w:fill="F0F4F8"/>
+            <w:shd w:val="clear" w:color="auto" w:fill="F8F9FA"/>
+            <w:tcMar>
+              <w:top w:w="120" w:type="dxa"/>
+              <w:bottom w:w="120" w:type="dxa"/>
+              <w:left w:w="160" w:type="dxa"/>
+              <w:right w:w="160" w:type="dxa"/>
+            </w:tcMar>
           </w:tcPr>
           <w:p>
             <w:pPr>
-              <w:spacing w:before="40" w:after="40"/>
-              <w:line w:line="240" w:lineRule="auto"/>
+              <w:spacing w:after="40" w:line="240" w:lineRule="auto"/>
             </w:pPr>
             <w:r>
               <w:rPr>
-                <w:rFonts w:ascii="Calibri" w:hAnsi="Calibri" w:eastAsia="Calibri"/>
-                <w:b w:val="0"/>
                 <w:color w:val="333333"/>
-                <w:sz w:val="18"/>
-              </w:rPr>
-              <w:t xml:space="preserve">A/R</w:t>
-            </w:r>
-          </w:p>
-        </w:tc>
-        <w:tc>
-          <w:tcPr>
-            <w:tcW w:type="dxa" w:w="1300"/>
-            <w:shd w:fill="F0F4F8"/>
-          </w:tcPr>
-          <w:p>
-            <w:pPr>
-              <w:spacing w:before="40" w:after="40"/>
-              <w:line w:line="240" w:lineRule="auto"/>
-            </w:pPr>
-            <w:r>
-              <w:rPr>
-                <w:rFonts w:ascii="Calibri" w:hAnsi="Calibri" w:eastAsia="Calibri"/>
-                <w:b w:val="0"/>
-                <w:color w:val="333333"/>
-                <w:sz w:val="18"/>
+                <w:sz w:val="19"/>
               </w:rPr>
               <w:t xml:space="preserve">I</w:t>
             </w:r>
@@ -3823,20 +6440,45 @@
         </w:tc>
         <w:tc>
           <w:tcPr>
-            <w:tcW w:type="dxa" w:w="1300"/>
-            <w:shd w:fill="F0F4F8"/>
+            <w:shd w:val="clear" w:color="auto" w:fill="F8F9FA"/>
+            <w:tcMar>
+              <w:top w:w="120" w:type="dxa"/>
+              <w:bottom w:w="120" w:type="dxa"/>
+              <w:left w:w="160" w:type="dxa"/>
+              <w:right w:w="160" w:type="dxa"/>
+            </w:tcMar>
           </w:tcPr>
           <w:p>
             <w:pPr>
-              <w:spacing w:before="40" w:after="40"/>
-              <w:line w:line="240" w:lineRule="auto"/>
+              <w:spacing w:after="40" w:line="240" w:lineRule="auto"/>
             </w:pPr>
             <w:r>
               <w:rPr>
-                <w:rFonts w:ascii="Calibri" w:hAnsi="Calibri" w:eastAsia="Calibri"/>
-                <w:b w:val="0"/>
                 <w:color w:val="333333"/>
-                <w:sz w:val="18"/>
+                <w:sz w:val="19"/>
+              </w:rPr>
+              <w:t xml:space="preserve">I</w:t>
+            </w:r>
+          </w:p>
+        </w:tc>
+        <w:tc>
+          <w:tcPr>
+            <w:shd w:val="clear" w:color="auto" w:fill="F8F9FA"/>
+            <w:tcMar>
+              <w:top w:w="120" w:type="dxa"/>
+              <w:bottom w:w="120" w:type="dxa"/>
+              <w:left w:w="160" w:type="dxa"/>
+              <w:right w:w="160" w:type="dxa"/>
+            </w:tcMar>
+          </w:tcPr>
+          <w:p>
+            <w:pPr>
+              <w:spacing w:after="40" w:line="240" w:lineRule="auto"/>
+            </w:pPr>
+            <w:r>
+              <w:rPr>
+                <w:color w:val="333333"/>
+                <w:sz w:val="19"/>
               </w:rPr>
               <w:t xml:space="preserve">I</w:t>
             </w:r>
@@ -3846,103 +6488,8 @@
     </w:tbl>
     <w:p>
       <w:pPr>
-        <w:spacing w:before="240" w:after="160"/>
+        <w:spacing w:after="120"/>
       </w:pPr>
-      <w:r>
-        <w:rPr>
-          <w:rFonts w:ascii="Calibri" w:hAnsi="Calibri" w:eastAsia="Calibri"/>
-          <w:b/>
-          <w:color w:val="061A4F"/>
-          <w:sz w:val="36"/>
-        </w:rPr>
-        <w:t>5. PolÃ­ticas de ProteÃ§Ã£o de Dados (LGPD)</w:t>
-      </w:r>
-    </w:p>
-    <w:p>
-      <w:pPr>
-        <w:spacing w:after="120" w:line="276" w:lineRule="auto"/>
-      </w:pPr>
-      <w:r>
-        <w:rPr>
-          <w:rFonts w:ascii="Calibri" w:hAnsi="Calibri" w:eastAsia="Calibri"/>
-          <w:b w:val="0"/>
-          <w:color w:val="333333"/>
-          <w:sz w:val="22"/>
-        </w:rPr>
-        <w:t xml:space="preserve">Em consonÃ¢ncia com a Lei Geral de ProteÃ§Ã£o de Dados (Lei 13.709/2018):</w:t>
-      </w:r>
-    </w:p>
-    <w:p>
-      <w:pPr>
-        <w:pStyle w:val="ListBullet"/>
-        <w:spacing w:after="80" w:line="260" w:lineRule="auto"/>
-      </w:pPr>
-      <w:r>
-        <w:rPr>
-          <w:rFonts w:ascii="Calibri" w:hAnsi="Calibri" w:eastAsia="Calibri"/>
-          <w:b/>
-          <w:color w:val="061A4F"/>
-          <w:sz w:val="22"/>
-        </w:rPr>
-        <w:t xml:space="preserve">â€¢ Dados Pessoais de Clientes: </w:t>
-      </w:r>
-      <w:r>
-        <w:rPr>
-          <w:rFonts w:ascii="Calibri" w:hAnsi="Calibri" w:eastAsia="Calibri"/>
-          <w:b w:val="0"/>
-          <w:color w:val="333333"/>
-          <w:sz w:val="22"/>
-        </w:rPr>
-        <w:t xml:space="preserve">Telefones, endereÃ§os e histÃ³rico de compras sÃ£o acessÃ­veis apenas a colaboradores autorizados para entrega ou venda.</w:t>
-      </w:r>
-    </w:p>
-    <w:p>
-      <w:pPr>
-        <w:pStyle w:val="ListBullet"/>
-        <w:spacing w:after="80" w:line="260" w:lineRule="auto"/>
-      </w:pPr>
-      <w:r>
-        <w:rPr>
-          <w:rFonts w:ascii="Calibri" w:hAnsi="Calibri" w:eastAsia="Calibri"/>
-          <w:b/>
-          <w:color w:val="061A4F"/>
-          <w:sz w:val="22"/>
-        </w:rPr>
-        <w:t xml:space="preserve">â€¢ ProteÃ§Ã£o de Fotos de Comprovantes: </w:t>
-      </w:r>
-      <w:r>
-        <w:rPr>
-          <w:rFonts w:ascii="Calibri" w:hAnsi="Calibri" w:eastAsia="Calibri"/>
-          <w:b w:val="0"/>
-          <w:color w:val="333333"/>
-          <w:sz w:val="22"/>
-        </w:rPr>
-        <w:t xml:space="preserve">Fotos de documentos e assinaturas coletadas no ato da entrega sÃ£o armazenadas em diretÃ³rio protegido com acesso exclusivo mediante token de autenticaÃ§Ã£o.</w:t>
-      </w:r>
-    </w:p>
-    <w:p>
-      <w:pPr>
-        <w:pStyle w:val="ListBullet"/>
-        <w:spacing w:after="80" w:line="260" w:lineRule="auto"/>
-      </w:pPr>
-      <w:r>
-        <w:rPr>
-          <w:rFonts w:ascii="Calibri" w:hAnsi="Calibri" w:eastAsia="Calibri"/>
-          <w:b/>
-          <w:color w:val="061A4F"/>
-          <w:sz w:val="22"/>
-        </w:rPr>
-        <w:t xml:space="preserve">â€¢ RetenÃ§Ã£o e ExpiraÃ§Ã£o: </w:t>
-      </w:r>
-      <w:r>
-        <w:rPr>
-          <w:rFonts w:ascii="Calibri" w:hAnsi="Calibri" w:eastAsia="Calibri"/>
-          <w:b w:val="0"/>
-          <w:color w:val="333333"/>
-          <w:sz w:val="22"/>
-        </w:rPr>
-        <w:t xml:space="preserve">Os tokens de sessÃ£o expiram automaticamente e registros de auditoria sÃ£o mantidos para fins fiscais e de seguranÃ§a patrimonial.</w:t>
-      </w:r>
     </w:p>
     <w:sectPr>
       <w:headerReference w:type="default" r:id="rId9"/>
